--- a/AI Templates/[AI-02] - FIT@HCMUS - AI Audit Report_En.docx
+++ b/AI Templates/[AI-02] - FIT@HCMUS - AI Audit Report_En.docx
@@ -1,6 +1,6 @@
 
 <file path=word/document.xml><?xml version="1.0" encoding="utf-8"?>
-<w:document xmlns:wpc="http://schemas.microsoft.com/office/word/2010/wordprocessingCanvas" xmlns:cx="http://schemas.microsoft.com/office/drawing/2014/chartex" xmlns:cx1="http://schemas.microsoft.com/office/drawing/2015/9/8/chartex" xmlns:cx2="http://schemas.microsoft.com/office/drawing/2015/10/21/chartex" xmlns:cx3="http://schemas.microsoft.com/office/drawing/2016/5/9/chartex" xmlns:cx4="http://schemas.microsoft.com/office/drawing/2016/5/10/chartex" xmlns:cx5="http://schemas.microsoft.com/office/drawing/2016/5/11/chartex" xmlns:cx6="http://schemas.microsoft.com/office/drawing/2016/5/12/chartex" xmlns:cx7="http://schemas.microsoft.com/office/drawing/2016/5/13/chartex" xmlns:cx8="http://schemas.microsoft.com/office/drawing/2016/5/14/chartex" xmlns:mc="http://schemas.openxmlformats.org/markup-compatibility/2006" xmlns:aink="http://schemas.microsoft.com/office/drawing/2016/ink" xmlns:am3d="http://schemas.microsoft.com/office/drawing/2017/model3d" xmlns:o="urn:schemas-microsoft-com:office:office" xmlns:oel="http://schemas.microsoft.com/office/2019/extlst" xmlns:r="http://schemas.openxmlformats.org/officeDocument/2006/relationships" xmlns:m="http://schemas.openxmlformats.org/officeDocument/2006/math" xmlns:v="urn:schemas-microsoft-com:vml" xmlns:wp14="http://schemas.microsoft.com/office/word/2010/wordprocessingDrawing" xmlns:wp="http://schemas.openxmlformats.org/drawingml/2006/wordprocessingDrawing" xmlns:w10="urn:schemas-microsoft-com:office:word" xmlns:w="http://schemas.openxmlformats.org/wordprocessingml/2006/main" xmlns:w14="http://schemas.microsoft.com/office/word/2010/wordml" xmlns:w15="http://schemas.microsoft.com/office/word/2012/wordml" xmlns:w16cex="http://schemas.microsoft.com/office/word/2018/wordml/cex" xmlns:w16cid="http://schemas.microsoft.com/office/word/2016/wordml/cid" xmlns:w16="http://schemas.microsoft.com/office/word/2018/wordml" xmlns:w16du="http://schemas.microsoft.com/office/word/2023/wordml/word16du" xmlns:w16sdtdh="http://schemas.microsoft.com/office/word/2020/wordml/sdtdatahash" xmlns:w16sdtfl="http://schemas.microsoft.com/office/word/2024/wordml/sdtformatlock" xmlns:w16se="http://schemas.microsoft.com/office/word/2015/wordml/symex" xmlns:wpg="http://schemas.microsoft.com/office/word/2010/wordprocessingGroup" xmlns:wpi="http://schemas.microsoft.com/office/word/2010/wordprocessingInk" xmlns:wne="http://schemas.microsoft.com/office/word/2006/wordml" xmlns:wps="http://schemas.microsoft.com/office/word/2010/wordprocessingShape" mc:Ignorable="w14 w15 w16se w16cid w16 w16cex w16sdtdh w16sdtfl w16du wp14">
+<w:document xmlns:wpc="http://schemas.microsoft.com/office/word/2010/wordprocessingCanvas" xmlns:cx="http://schemas.microsoft.com/office/drawing/2014/chartex" xmlns:cx1="http://schemas.microsoft.com/office/drawing/2015/9/8/chartex" xmlns:cx2="http://schemas.microsoft.com/office/drawing/2015/10/21/chartex" xmlns:cx3="http://schemas.microsoft.com/office/drawing/2016/5/9/chartex" xmlns:cx4="http://schemas.microsoft.com/office/drawing/2016/5/10/chartex" xmlns:cx5="http://schemas.microsoft.com/office/drawing/2016/5/11/chartex" xmlns:cx6="http://schemas.microsoft.com/office/drawing/2016/5/12/chartex" xmlns:cx7="http://schemas.microsoft.com/office/drawing/2016/5/13/chartex" xmlns:cx8="http://schemas.microsoft.com/office/drawing/2016/5/14/chartex" xmlns:mc="http://schemas.openxmlformats.org/markup-compatibility/2006" xmlns:m="http://schemas.openxmlformats.org/officeDocument/2006/math" xmlns:aink="http://schemas.microsoft.com/office/drawing/2016/ink" xmlns:am3d="http://schemas.microsoft.com/office/drawing/2017/model3d" xmlns:oel="http://schemas.microsoft.com/office/2019/extlst" xmlns:r="http://schemas.openxmlformats.org/officeDocument/2006/relationships" xmlns:wp14="http://schemas.microsoft.com/office/word/2010/wordprocessingDrawing" xmlns:wp="http://schemas.openxmlformats.org/drawingml/2006/wordprocessingDrawing" xmlns:wpg="http://schemas.microsoft.com/office/word/2010/wordprocessingGroup" xmlns:wpi="http://schemas.microsoft.com/office/word/2010/wordprocessingInk" xmlns:wps="http://schemas.microsoft.com/office/word/2010/wordprocessingShape" xmlns:o="urn:schemas-microsoft-com:office:office" xmlns:v="urn:schemas-microsoft-com:vml" xmlns:w10="urn:schemas-microsoft-com:office:word" xmlns:w="http://schemas.openxmlformats.org/wordprocessingml/2006/main" xmlns:w14="http://schemas.microsoft.com/office/word/2010/wordml" xmlns:w15="http://schemas.microsoft.com/office/word/2012/wordml" xmlns:w16cex="http://schemas.microsoft.com/office/word/2018/wordml/cex" xmlns:w16cid="http://schemas.microsoft.com/office/word/2016/wordml/cid" xmlns:w16="http://schemas.microsoft.com/office/word/2018/wordml" xmlns:w16sdtdh="http://schemas.microsoft.com/office/word/2020/wordml/sdtdatahash" xmlns:w16sdtfl="http://schemas.microsoft.com/office/word/2024/wordml/sdtformatlock" xmlns:w16se="http://schemas.microsoft.com/office/word/2015/wordml/symex" xmlns:w16du="http://schemas.microsoft.com/office/word/2023/wordml/word16du" xmlns:wne="http://schemas.microsoft.com/office/word/2006/wordml" mc:Ignorable="w14 w15 w16se w16cid w16 w16cex w16sdtdh w16sdtfl w16du wp14">
   <w:body>
     <w:p>
       <w:pPr>
@@ -110,7 +110,27 @@
           <w:color w:val="707070"/>
           <w:sz w:val="18"/>
         </w:rPr>
-        <w:t>Adapted from Med Kharbach, PhD (2026) — AI Use Policy Templates for Higher Education. CC BY-NC-SA 4.0. This adaptation is prepared for FIT@HCMUS – CS423 / CSC15003 Software Testing course.</w:t>
+        <w:t xml:space="preserve">Adapted from Med </w:t>
+      </w:r>
+      <w:proofErr w:type="spellStart"/>
+      <w:r>
+        <w:rPr>
+          <w:rFonts w:ascii="Arial" w:hAnsi="Arial"/>
+          <w:i/>
+          <w:color w:val="707070"/>
+          <w:sz w:val="18"/>
+        </w:rPr>
+        <w:t>Kharbach</w:t>
+      </w:r>
+      <w:proofErr w:type="spellEnd"/>
+      <w:r>
+        <w:rPr>
+          <w:rFonts w:ascii="Arial" w:hAnsi="Arial"/>
+          <w:i/>
+          <w:color w:val="707070"/>
+          <w:sz w:val="18"/>
+        </w:rPr>
+        <w:t>, PhD (2026) — AI Use Policy Templates for Higher Education. CC BY-NC-SA 4.0. This adaptation is prepared for FIT@HCMUS – CS423 / CSC15003 Software Testing course.</w:t>
       </w:r>
     </w:p>
     <w:p>
@@ -203,6 +223,9 @@
             <w:pPr>
               <w:cnfStyle w:val="000000100000" w:firstRow="0" w:lastRow="0" w:firstColumn="0" w:lastColumn="0" w:oddVBand="0" w:evenVBand="0" w:oddHBand="1" w:evenHBand="0" w:firstRowFirstColumn="0" w:firstRowLastColumn="0" w:lastRowFirstColumn="0" w:lastRowLastColumn="0"/>
             </w:pPr>
+            <w:r>
+              <w:t>NGUYỄN BẢO AN</w:t>
+            </w:r>
           </w:p>
         </w:tc>
       </w:tr>
@@ -233,6 +256,9 @@
             <w:pPr>
               <w:cnfStyle w:val="000000010000" w:firstRow="0" w:lastRow="0" w:firstColumn="0" w:lastColumn="0" w:oddVBand="0" w:evenVBand="0" w:oddHBand="0" w:evenHBand="1" w:firstRowFirstColumn="0" w:firstRowLastColumn="0" w:lastRowFirstColumn="0" w:lastRowLastColumn="0"/>
             </w:pPr>
+            <w:r>
+              <w:t>23120207</w:t>
+            </w:r>
           </w:p>
         </w:tc>
       </w:tr>
@@ -263,6 +289,9 @@
             <w:pPr>
               <w:cnfStyle w:val="000000100000" w:firstRow="0" w:lastRow="0" w:firstColumn="0" w:lastColumn="0" w:oddVBand="0" w:evenVBand="0" w:oddHBand="1" w:evenHBand="0" w:firstRowFirstColumn="0" w:firstRowLastColumn="0" w:lastRowFirstColumn="0" w:lastRowLastColumn="0"/>
             </w:pPr>
+            <w:r>
+              <w:t>23CLC01</w:t>
+            </w:r>
           </w:p>
         </w:tc>
       </w:tr>
@@ -293,6 +322,9 @@
             <w:pPr>
               <w:cnfStyle w:val="000000010000" w:firstRow="0" w:lastRow="0" w:firstColumn="0" w:lastColumn="0" w:oddVBand="0" w:evenVBand="0" w:oddHBand="0" w:evenHBand="1" w:firstRowFirstColumn="0" w:firstRowLastColumn="0" w:lastRowFirstColumn="0" w:lastRowLastColumn="0"/>
             </w:pPr>
+            <w:r>
+              <w:t>HW01-AI</w:t>
+            </w:r>
           </w:p>
         </w:tc>
       </w:tr>
@@ -323,6 +355,9 @@
             <w:pPr>
               <w:cnfStyle w:val="000000100000" w:firstRow="0" w:lastRow="0" w:firstColumn="0" w:lastColumn="0" w:oddVBand="0" w:evenVBand="0" w:oddHBand="1" w:evenHBand="0" w:firstRowFirstColumn="0" w:firstRowLastColumn="0" w:lastRowFirstColumn="0" w:lastRowLastColumn="0"/>
             </w:pPr>
+            <w:r>
+              <w:t>26/09/2026</w:t>
+            </w:r>
           </w:p>
         </w:tc>
       </w:tr>
@@ -353,6 +388,9 @@
             <w:pPr>
               <w:cnfStyle w:val="000000010000" w:firstRow="0" w:lastRow="0" w:firstColumn="0" w:lastColumn="0" w:oddVBand="0" w:evenVBand="0" w:oddHBand="0" w:evenHBand="1" w:firstRowFirstColumn="0" w:firstRowLastColumn="0" w:lastRowFirstColumn="0" w:lastRowLastColumn="0"/>
             </w:pPr>
+            <w:r>
+              <w:t>Antigravity Assistant (Gemini 3.8 Flash High)</w:t>
+            </w:r>
           </w:p>
         </w:tc>
       </w:tr>
@@ -388,7 +426,23 @@
                 <w:rFonts w:ascii="Arial" w:hAnsi="Arial"/>
                 <w:sz w:val="21"/>
               </w:rPr>
-              <w:t>[ ] Yes  [ ] No</w:t>
+              <w:t xml:space="preserve">[X] </w:t>
+            </w:r>
+            <w:proofErr w:type="gramStart"/>
+            <w:r>
+              <w:rPr>
+                <w:rFonts w:ascii="Arial" w:hAnsi="Arial"/>
+                <w:sz w:val="21"/>
+              </w:rPr>
+              <w:t>Yes  [</w:t>
+            </w:r>
+            <w:proofErr w:type="gramEnd"/>
+            <w:r>
+              <w:rPr>
+                <w:rFonts w:ascii="Arial" w:hAnsi="Arial"/>
+                <w:sz w:val="21"/>
+              </w:rPr>
+              <w:t xml:space="preserve"> ] No</w:t>
             </w:r>
           </w:p>
         </w:tc>
@@ -413,7 +467,21 @@
         <w:rPr>
           <w:rFonts w:ascii="Arial" w:hAnsi="Arial"/>
         </w:rPr>
-        <w:t>Add one row per AI-generated artifact (test case, script, checklist, OpenAPI spec, JMeter plan, etc.).</w:t>
+        <w:t xml:space="preserve">Add one row per AI-generated artifact (test case, script, checklist, </w:t>
+      </w:r>
+      <w:proofErr w:type="spellStart"/>
+      <w:r>
+        <w:rPr>
+          <w:rFonts w:ascii="Arial" w:hAnsi="Arial"/>
+        </w:rPr>
+        <w:t>OpenAPI</w:t>
+      </w:r>
+      <w:proofErr w:type="spellEnd"/>
+      <w:r>
+        <w:rPr>
+          <w:rFonts w:ascii="Arial" w:hAnsi="Arial"/>
+        </w:rPr>
+        <w:t xml:space="preserve"> spec, JMeter plan, etc.).</w:t>
       </w:r>
     </w:p>
     <w:p>
@@ -620,7 +688,232 @@
                 <w:rFonts w:ascii="Arial" w:hAnsi="Arial"/>
                 <w:sz w:val="21"/>
               </w:rPr>
-              <w:t>Sample (italic) — replace before submission:</w:t>
+              <w:t xml:space="preserve">Artifact #1: </w:t>
+            </w:r>
+            <w:proofErr w:type="spellStart"/>
+            <w:r>
+              <w:rPr>
+                <w:rFonts w:ascii="Arial" w:hAnsi="Arial"/>
+                <w:sz w:val="21"/>
+              </w:rPr>
+              <w:t>Mindmap</w:t>
+            </w:r>
+            <w:proofErr w:type="spellEnd"/>
+            <w:r>
+              <w:rPr>
+                <w:rFonts w:ascii="Arial" w:hAnsi="Arial"/>
+                <w:sz w:val="21"/>
+              </w:rPr>
+              <w:t xml:space="preserve"> </w:t>
+            </w:r>
+            <w:proofErr w:type="spellStart"/>
+            <w:r>
+              <w:rPr>
+                <w:rFonts w:ascii="Arial" w:hAnsi="Arial"/>
+                <w:sz w:val="21"/>
+              </w:rPr>
+              <w:t>quy</w:t>
+            </w:r>
+            <w:proofErr w:type="spellEnd"/>
+            <w:r>
+              <w:rPr>
+                <w:rFonts w:ascii="Arial" w:hAnsi="Arial"/>
+                <w:sz w:val="21"/>
+              </w:rPr>
+              <w:t xml:space="preserve"> </w:t>
+            </w:r>
+            <w:proofErr w:type="spellStart"/>
+            <w:r>
+              <w:rPr>
+                <w:rFonts w:ascii="Arial" w:hAnsi="Arial"/>
+                <w:sz w:val="21"/>
+              </w:rPr>
+              <w:t>trình</w:t>
+            </w:r>
+            <w:proofErr w:type="spellEnd"/>
+            <w:r>
+              <w:rPr>
+                <w:rFonts w:ascii="Arial" w:hAnsi="Arial"/>
+                <w:sz w:val="21"/>
+              </w:rPr>
+              <w:t>/</w:t>
+            </w:r>
+            <w:proofErr w:type="spellStart"/>
+            <w:r>
+              <w:rPr>
+                <w:rFonts w:ascii="Arial" w:hAnsi="Arial"/>
+                <w:sz w:val="21"/>
+              </w:rPr>
+              <w:t>vai</w:t>
+            </w:r>
+            <w:proofErr w:type="spellEnd"/>
+            <w:r>
+              <w:rPr>
+                <w:rFonts w:ascii="Arial" w:hAnsi="Arial"/>
+                <w:sz w:val="21"/>
+              </w:rPr>
+              <w:t xml:space="preserve"> </w:t>
+            </w:r>
+            <w:proofErr w:type="spellStart"/>
+            <w:r>
+              <w:rPr>
+                <w:rFonts w:ascii="Arial" w:hAnsi="Arial"/>
+                <w:sz w:val="21"/>
+              </w:rPr>
+              <w:t>trò</w:t>
+            </w:r>
+            <w:proofErr w:type="spellEnd"/>
+            <w:r>
+              <w:rPr>
+                <w:rFonts w:ascii="Arial" w:hAnsi="Arial"/>
+                <w:sz w:val="21"/>
+              </w:rPr>
+              <w:t xml:space="preserve"> QA/QC Tool: Antigravity (Gemini 3.8 Flash High) Time: 16:08 24/09/2026 Prompt: "</w:t>
+            </w:r>
+            <w:proofErr w:type="spellStart"/>
+            <w:r>
+              <w:rPr>
+                <w:rFonts w:ascii="Arial" w:hAnsi="Arial"/>
+                <w:sz w:val="21"/>
+              </w:rPr>
+              <w:t>vẽ</w:t>
+            </w:r>
+            <w:proofErr w:type="spellEnd"/>
+            <w:r>
+              <w:rPr>
+                <w:rFonts w:ascii="Arial" w:hAnsi="Arial"/>
+                <w:sz w:val="21"/>
+              </w:rPr>
+              <w:t xml:space="preserve"> </w:t>
+            </w:r>
+            <w:proofErr w:type="spellStart"/>
+            <w:r>
+              <w:rPr>
+                <w:rFonts w:ascii="Arial" w:hAnsi="Arial"/>
+                <w:sz w:val="21"/>
+              </w:rPr>
+              <w:t>Mindmap</w:t>
+            </w:r>
+            <w:proofErr w:type="spellEnd"/>
+            <w:r>
+              <w:rPr>
+                <w:rFonts w:ascii="Arial" w:hAnsi="Arial"/>
+                <w:sz w:val="21"/>
+              </w:rPr>
+              <w:t xml:space="preserve"> </w:t>
+            </w:r>
+            <w:proofErr w:type="spellStart"/>
+            <w:r>
+              <w:rPr>
+                <w:rFonts w:ascii="Arial" w:hAnsi="Arial"/>
+                <w:sz w:val="21"/>
+              </w:rPr>
+              <w:t>về</w:t>
+            </w:r>
+            <w:proofErr w:type="spellEnd"/>
+            <w:r>
+              <w:rPr>
+                <w:rFonts w:ascii="Arial" w:hAnsi="Arial"/>
+                <w:sz w:val="21"/>
+              </w:rPr>
+              <w:t xml:space="preserve"> </w:t>
+            </w:r>
+            <w:proofErr w:type="spellStart"/>
+            <w:r>
+              <w:rPr>
+                <w:rFonts w:ascii="Arial" w:hAnsi="Arial"/>
+                <w:sz w:val="21"/>
+              </w:rPr>
+              <w:t>các</w:t>
+            </w:r>
+            <w:proofErr w:type="spellEnd"/>
+            <w:r>
+              <w:rPr>
+                <w:rFonts w:ascii="Arial" w:hAnsi="Arial"/>
+                <w:sz w:val="21"/>
+              </w:rPr>
+              <w:t xml:space="preserve"> </w:t>
+            </w:r>
+            <w:proofErr w:type="spellStart"/>
+            <w:r>
+              <w:rPr>
+                <w:rFonts w:ascii="Arial" w:hAnsi="Arial"/>
+                <w:sz w:val="21"/>
+              </w:rPr>
+              <w:t>vai</w:t>
+            </w:r>
+            <w:proofErr w:type="spellEnd"/>
+            <w:r>
+              <w:rPr>
+                <w:rFonts w:ascii="Arial" w:hAnsi="Arial"/>
+                <w:sz w:val="21"/>
+              </w:rPr>
+              <w:t xml:space="preserve"> </w:t>
+            </w:r>
+            <w:proofErr w:type="spellStart"/>
+            <w:r>
+              <w:rPr>
+                <w:rFonts w:ascii="Arial" w:hAnsi="Arial"/>
+                <w:sz w:val="21"/>
+              </w:rPr>
+              <w:t>trò</w:t>
+            </w:r>
+            <w:proofErr w:type="spellEnd"/>
+            <w:r>
+              <w:rPr>
+                <w:rFonts w:ascii="Arial" w:hAnsi="Arial"/>
+                <w:sz w:val="21"/>
+              </w:rPr>
+              <w:t xml:space="preserve"> QA/QC </w:t>
+            </w:r>
+            <w:proofErr w:type="spellStart"/>
+            <w:r>
+              <w:rPr>
+                <w:rFonts w:ascii="Arial" w:hAnsi="Arial"/>
+                <w:sz w:val="21"/>
+              </w:rPr>
+              <w:t>theo</w:t>
+            </w:r>
+            <w:proofErr w:type="spellEnd"/>
+            <w:r>
+              <w:rPr>
+                <w:rFonts w:ascii="Arial" w:hAnsi="Arial"/>
+                <w:sz w:val="21"/>
+              </w:rPr>
+              <w:t xml:space="preserve"> </w:t>
+            </w:r>
+            <w:proofErr w:type="spellStart"/>
+            <w:r>
+              <w:rPr>
+                <w:rFonts w:ascii="Arial" w:hAnsi="Arial"/>
+                <w:sz w:val="21"/>
+              </w:rPr>
+              <w:t>chuẩn</w:t>
+            </w:r>
+            <w:proofErr w:type="spellEnd"/>
+            <w:r>
+              <w:rPr>
+                <w:rFonts w:ascii="Arial" w:hAnsi="Arial"/>
+                <w:sz w:val="21"/>
+              </w:rPr>
+              <w:t xml:space="preserve"> ISTQB </w:t>
+            </w:r>
+            <w:proofErr w:type="spellStart"/>
+            <w:r>
+              <w:rPr>
+                <w:rFonts w:ascii="Arial" w:hAnsi="Arial"/>
+                <w:sz w:val="21"/>
+              </w:rPr>
+              <w:lastRenderedPageBreak/>
+              <w:t>bằng</w:t>
+            </w:r>
+            <w:proofErr w:type="spellEnd"/>
+            <w:r>
+              <w:rPr>
+                <w:rFonts w:ascii="Arial" w:hAnsi="Arial"/>
+                <w:sz w:val="21"/>
+              </w:rPr>
+              <w:t xml:space="preserve"> Markdown Mermaid"</w:t>
             </w:r>
           </w:p>
         </w:tc>
@@ -632,6 +925,151 @@
             <w:pPr>
               <w:cnfStyle w:val="000000100000" w:firstRow="0" w:lastRow="0" w:firstColumn="0" w:lastColumn="0" w:oddVBand="0" w:evenVBand="0" w:oddHBand="1" w:evenHBand="0" w:firstRowFirstColumn="0" w:firstRowLastColumn="0" w:lastRowFirstColumn="0" w:lastRowLastColumn="0"/>
             </w:pPr>
+            <w:proofErr w:type="spellStart"/>
+            <w:r>
+              <w:rPr>
+                <w:rFonts w:ascii="Arial" w:hAnsi="Arial"/>
+                <w:sz w:val="21"/>
+              </w:rPr>
+              <w:lastRenderedPageBreak/>
+              <w:t>Sơ</w:t>
+            </w:r>
+            <w:proofErr w:type="spellEnd"/>
+            <w:r>
+              <w:rPr>
+                <w:rFonts w:ascii="Arial" w:hAnsi="Arial"/>
+                <w:sz w:val="21"/>
+              </w:rPr>
+              <w:t xml:space="preserve"> </w:t>
+            </w:r>
+            <w:proofErr w:type="spellStart"/>
+            <w:r>
+              <w:rPr>
+                <w:rFonts w:ascii="Arial" w:hAnsi="Arial"/>
+                <w:sz w:val="21"/>
+              </w:rPr>
+              <w:t>đồ</w:t>
+            </w:r>
+            <w:proofErr w:type="spellEnd"/>
+            <w:r>
+              <w:rPr>
+                <w:rFonts w:ascii="Arial" w:hAnsi="Arial"/>
+                <w:sz w:val="21"/>
+              </w:rPr>
+              <w:t xml:space="preserve"> Mermaid </w:t>
+            </w:r>
+            <w:proofErr w:type="spellStart"/>
+            <w:r>
+              <w:rPr>
+                <w:rFonts w:ascii="Arial" w:hAnsi="Arial"/>
+                <w:sz w:val="21"/>
+              </w:rPr>
+              <w:t>phân</w:t>
+            </w:r>
+            <w:proofErr w:type="spellEnd"/>
+            <w:r>
+              <w:rPr>
+                <w:rFonts w:ascii="Arial" w:hAnsi="Arial"/>
+                <w:sz w:val="21"/>
+              </w:rPr>
+              <w:t xml:space="preserve"> </w:t>
+            </w:r>
+            <w:proofErr w:type="spellStart"/>
+            <w:r>
+              <w:rPr>
+                <w:rFonts w:ascii="Arial" w:hAnsi="Arial"/>
+                <w:sz w:val="21"/>
+              </w:rPr>
+              <w:t>cấp</w:t>
+            </w:r>
+            <w:proofErr w:type="spellEnd"/>
+            <w:r>
+              <w:rPr>
+                <w:rFonts w:ascii="Arial" w:hAnsi="Arial"/>
+                <w:sz w:val="21"/>
+              </w:rPr>
+              <w:t xml:space="preserve"> </w:t>
+            </w:r>
+            <w:proofErr w:type="spellStart"/>
+            <w:r>
+              <w:rPr>
+                <w:rFonts w:ascii="Arial" w:hAnsi="Arial"/>
+                <w:sz w:val="21"/>
+              </w:rPr>
+              <w:t>các</w:t>
+            </w:r>
+            <w:proofErr w:type="spellEnd"/>
+            <w:r>
+              <w:rPr>
+                <w:rFonts w:ascii="Arial" w:hAnsi="Arial"/>
+                <w:sz w:val="21"/>
+              </w:rPr>
+              <w:t xml:space="preserve"> </w:t>
+            </w:r>
+            <w:proofErr w:type="spellStart"/>
+            <w:r>
+              <w:rPr>
+                <w:rFonts w:ascii="Arial" w:hAnsi="Arial"/>
+                <w:sz w:val="21"/>
+              </w:rPr>
+              <w:t>vai</w:t>
+            </w:r>
+            <w:proofErr w:type="spellEnd"/>
+            <w:r>
+              <w:rPr>
+                <w:rFonts w:ascii="Arial" w:hAnsi="Arial"/>
+                <w:sz w:val="21"/>
+              </w:rPr>
+              <w:t xml:space="preserve"> </w:t>
+            </w:r>
+            <w:proofErr w:type="spellStart"/>
+            <w:r>
+              <w:rPr>
+                <w:rFonts w:ascii="Arial" w:hAnsi="Arial"/>
+                <w:sz w:val="21"/>
+              </w:rPr>
+              <w:t>trò</w:t>
+            </w:r>
+            <w:proofErr w:type="spellEnd"/>
+            <w:r>
+              <w:rPr>
+                <w:rFonts w:ascii="Arial" w:hAnsi="Arial"/>
+                <w:sz w:val="21"/>
+              </w:rPr>
+              <w:t xml:space="preserve"> QA/QC (Lưu </w:t>
+            </w:r>
+            <w:proofErr w:type="spellStart"/>
+            <w:r>
+              <w:rPr>
+                <w:rFonts w:ascii="Arial" w:hAnsi="Arial"/>
+                <w:sz w:val="21"/>
+              </w:rPr>
+              <w:t>tại</w:t>
+            </w:r>
+            <w:proofErr w:type="spellEnd"/>
+            <w:r>
+              <w:rPr>
+                <w:rFonts w:ascii="Arial" w:hAnsi="Arial"/>
+                <w:sz w:val="21"/>
+              </w:rPr>
+              <w:t xml:space="preserve"> requirements/req1_job_market/</w:t>
+            </w:r>
+            <w:proofErr w:type="spellStart"/>
+            <w:r>
+              <w:rPr>
+                <w:rFonts w:ascii="Arial" w:hAnsi="Arial"/>
+                <w:sz w:val="21"/>
+              </w:rPr>
+              <w:t>mindmap</w:t>
+            </w:r>
+            <w:proofErr w:type="spellEnd"/>
+            <w:r>
+              <w:rPr>
+                <w:rFonts w:ascii="Arial" w:hAnsi="Arial"/>
+                <w:sz w:val="21"/>
+              </w:rPr>
+              <w:t>/qa_qc_roles_mindmap.md).</w:t>
+            </w:r>
           </w:p>
         </w:tc>
         <w:tc>
@@ -642,6 +1080,13 @@
             <w:pPr>
               <w:cnfStyle w:val="000000100000" w:firstRow="0" w:lastRow="0" w:firstColumn="0" w:lastColumn="0" w:oddVBand="0" w:evenVBand="0" w:oddHBand="1" w:evenHBand="0" w:firstRowFirstColumn="0" w:firstRowLastColumn="0" w:lastRowFirstColumn="0" w:lastRowLastColumn="0"/>
             </w:pPr>
+            <w:r>
+              <w:rPr>
+                <w:rFonts w:ascii="Arial" w:hAnsi="Arial"/>
+                <w:sz w:val="21"/>
+              </w:rPr>
+              <w:t>INCOMPLETE</w:t>
+            </w:r>
           </w:p>
         </w:tc>
         <w:tc>
@@ -652,6 +1097,246 @@
             <w:pPr>
               <w:cnfStyle w:val="000000100000" w:firstRow="0" w:lastRow="0" w:firstColumn="0" w:lastColumn="0" w:oddVBand="0" w:evenVBand="0" w:oddHBand="1" w:evenHBand="0" w:firstRowFirstColumn="0" w:firstRowLastColumn="0" w:lastRowFirstColumn="0" w:lastRowLastColumn="0"/>
             </w:pPr>
+            <w:proofErr w:type="spellStart"/>
+            <w:r>
+              <w:rPr>
+                <w:rFonts w:ascii="Arial" w:hAnsi="Arial"/>
+                <w:sz w:val="21"/>
+              </w:rPr>
+              <w:t>Đối</w:t>
+            </w:r>
+            <w:proofErr w:type="spellEnd"/>
+            <w:r>
+              <w:rPr>
+                <w:rFonts w:ascii="Arial" w:hAnsi="Arial"/>
+                <w:sz w:val="21"/>
+              </w:rPr>
+              <w:t xml:space="preserve"> </w:t>
+            </w:r>
+            <w:proofErr w:type="spellStart"/>
+            <w:r>
+              <w:rPr>
+                <w:rFonts w:ascii="Arial" w:hAnsi="Arial"/>
+                <w:sz w:val="21"/>
+              </w:rPr>
+              <w:t>chiếu</w:t>
+            </w:r>
+            <w:proofErr w:type="spellEnd"/>
+            <w:r>
+              <w:rPr>
+                <w:rFonts w:ascii="Arial" w:hAnsi="Arial"/>
+                <w:sz w:val="21"/>
+              </w:rPr>
+              <w:t xml:space="preserve"> ISTQB FL v4.0: (1) </w:t>
+            </w:r>
+            <w:proofErr w:type="spellStart"/>
+            <w:r>
+              <w:rPr>
+                <w:rFonts w:ascii="Arial" w:hAnsi="Arial"/>
+                <w:sz w:val="21"/>
+              </w:rPr>
+              <w:t>Mục</w:t>
+            </w:r>
+            <w:proofErr w:type="spellEnd"/>
+            <w:r>
+              <w:rPr>
+                <w:rFonts w:ascii="Arial" w:hAnsi="Arial"/>
+                <w:sz w:val="21"/>
+              </w:rPr>
+              <w:t xml:space="preserve"> 1.2.2: QA </w:t>
+            </w:r>
+            <w:proofErr w:type="spellStart"/>
+            <w:r>
+              <w:rPr>
+                <w:rFonts w:ascii="Arial" w:hAnsi="Arial"/>
+                <w:sz w:val="21"/>
+              </w:rPr>
+              <w:t>ngừa</w:t>
+            </w:r>
+            <w:proofErr w:type="spellEnd"/>
+            <w:r>
+              <w:rPr>
+                <w:rFonts w:ascii="Arial" w:hAnsi="Arial"/>
+                <w:sz w:val="21"/>
+              </w:rPr>
+              <w:t xml:space="preserve"> </w:t>
+            </w:r>
+            <w:proofErr w:type="spellStart"/>
+            <w:r>
+              <w:rPr>
+                <w:rFonts w:ascii="Arial" w:hAnsi="Arial"/>
+                <w:sz w:val="21"/>
+              </w:rPr>
+              <w:t>lỗi</w:t>
+            </w:r>
+            <w:proofErr w:type="spellEnd"/>
+            <w:r>
+              <w:rPr>
+                <w:rFonts w:ascii="Arial" w:hAnsi="Arial"/>
+                <w:sz w:val="21"/>
+              </w:rPr>
+              <w:t xml:space="preserve">, QC </w:t>
+            </w:r>
+            <w:proofErr w:type="spellStart"/>
+            <w:r>
+              <w:rPr>
+                <w:rFonts w:ascii="Arial" w:hAnsi="Arial"/>
+                <w:sz w:val="21"/>
+              </w:rPr>
+              <w:t>tìm</w:t>
+            </w:r>
+            <w:proofErr w:type="spellEnd"/>
+            <w:r>
+              <w:rPr>
+                <w:rFonts w:ascii="Arial" w:hAnsi="Arial"/>
+                <w:sz w:val="21"/>
+              </w:rPr>
+              <w:t xml:space="preserve"> </w:t>
+            </w:r>
+            <w:proofErr w:type="spellStart"/>
+            <w:r>
+              <w:rPr>
+                <w:rFonts w:ascii="Arial" w:hAnsi="Arial"/>
+                <w:sz w:val="21"/>
+              </w:rPr>
+              <w:t>lỗi</w:t>
+            </w:r>
+            <w:proofErr w:type="spellEnd"/>
+            <w:r>
+              <w:rPr>
+                <w:rFonts w:ascii="Arial" w:hAnsi="Arial"/>
+                <w:sz w:val="21"/>
+              </w:rPr>
+              <w:t xml:space="preserve">; (2) </w:t>
+            </w:r>
+            <w:proofErr w:type="spellStart"/>
+            <w:r>
+              <w:rPr>
+                <w:rFonts w:ascii="Arial" w:hAnsi="Arial"/>
+                <w:sz w:val="21"/>
+              </w:rPr>
+              <w:t>Chương</w:t>
+            </w:r>
+            <w:proofErr w:type="spellEnd"/>
+            <w:r>
+              <w:rPr>
+                <w:rFonts w:ascii="Arial" w:hAnsi="Arial"/>
+                <w:sz w:val="21"/>
+              </w:rPr>
+              <w:t xml:space="preserve"> 3: Testing </w:t>
+            </w:r>
+            <w:proofErr w:type="spellStart"/>
+            <w:r>
+              <w:rPr>
+                <w:rFonts w:ascii="Arial" w:hAnsi="Arial"/>
+                <w:sz w:val="21"/>
+              </w:rPr>
+              <w:t>gồm</w:t>
+            </w:r>
+            <w:proofErr w:type="spellEnd"/>
+            <w:r>
+              <w:rPr>
+                <w:rFonts w:ascii="Arial" w:hAnsi="Arial"/>
+                <w:sz w:val="21"/>
+              </w:rPr>
+              <w:t xml:space="preserve"> </w:t>
+            </w:r>
+            <w:proofErr w:type="spellStart"/>
+            <w:r>
+              <w:rPr>
+                <w:rFonts w:ascii="Arial" w:hAnsi="Arial"/>
+                <w:sz w:val="21"/>
+              </w:rPr>
+              <w:t>cả</w:t>
+            </w:r>
+            <w:proofErr w:type="spellEnd"/>
+            <w:r>
+              <w:rPr>
+                <w:rFonts w:ascii="Arial" w:hAnsi="Arial"/>
+                <w:sz w:val="21"/>
+              </w:rPr>
+              <w:t xml:space="preserve"> Static Testing; (3) </w:t>
+            </w:r>
+            <w:proofErr w:type="spellStart"/>
+            <w:r>
+              <w:rPr>
+                <w:rFonts w:ascii="Arial" w:hAnsi="Arial"/>
+                <w:sz w:val="21"/>
+              </w:rPr>
+              <w:t>Mục</w:t>
+            </w:r>
+            <w:proofErr w:type="spellEnd"/>
+            <w:r>
+              <w:rPr>
+                <w:rFonts w:ascii="Arial" w:hAnsi="Arial"/>
+                <w:sz w:val="21"/>
+              </w:rPr>
+              <w:t xml:space="preserve"> 1.4.1 &amp; 5.1: Test Manager </w:t>
+            </w:r>
+            <w:proofErr w:type="spellStart"/>
+            <w:r>
+              <w:rPr>
+                <w:rFonts w:ascii="Arial" w:hAnsi="Arial"/>
+                <w:sz w:val="21"/>
+              </w:rPr>
+              <w:t>không</w:t>
+            </w:r>
+            <w:proofErr w:type="spellEnd"/>
+            <w:r>
+              <w:rPr>
+                <w:rFonts w:ascii="Arial" w:hAnsi="Arial"/>
+                <w:sz w:val="21"/>
+              </w:rPr>
+              <w:t xml:space="preserve"> </w:t>
+            </w:r>
+            <w:proofErr w:type="spellStart"/>
+            <w:r>
+              <w:rPr>
+                <w:rFonts w:ascii="Arial" w:hAnsi="Arial"/>
+                <w:sz w:val="21"/>
+              </w:rPr>
+              <w:t>quyết</w:t>
+            </w:r>
+            <w:proofErr w:type="spellEnd"/>
+            <w:r>
+              <w:rPr>
+                <w:rFonts w:ascii="Arial" w:hAnsi="Arial"/>
+                <w:sz w:val="21"/>
+              </w:rPr>
+              <w:t xml:space="preserve"> </w:t>
+            </w:r>
+            <w:proofErr w:type="spellStart"/>
+            <w:r>
+              <w:rPr>
+                <w:rFonts w:ascii="Arial" w:hAnsi="Arial"/>
+                <w:sz w:val="21"/>
+              </w:rPr>
+              <w:t>định</w:t>
+            </w:r>
+            <w:proofErr w:type="spellEnd"/>
+            <w:r>
+              <w:rPr>
+                <w:rFonts w:ascii="Arial" w:hAnsi="Arial"/>
+                <w:sz w:val="21"/>
+              </w:rPr>
+              <w:t xml:space="preserve"> Release </w:t>
+            </w:r>
+            <w:proofErr w:type="spellStart"/>
+            <w:r>
+              <w:rPr>
+                <w:rFonts w:ascii="Arial" w:hAnsi="Arial"/>
+                <w:sz w:val="21"/>
+              </w:rPr>
+              <w:t>thay</w:t>
+            </w:r>
+            <w:proofErr w:type="spellEnd"/>
+            <w:r>
+              <w:rPr>
+                <w:rFonts w:ascii="Arial" w:hAnsi="Arial"/>
+                <w:sz w:val="21"/>
+              </w:rPr>
+              <w:t xml:space="preserve"> Stakeholders.</w:t>
+            </w:r>
           </w:p>
         </w:tc>
         <w:tc>
@@ -662,6 +1347,262 @@
             <w:pPr>
               <w:cnfStyle w:val="000000100000" w:firstRow="0" w:lastRow="0" w:firstColumn="0" w:lastColumn="0" w:oddVBand="0" w:evenVBand="0" w:oddHBand="1" w:evenHBand="0" w:firstRowFirstColumn="0" w:firstRowLastColumn="0" w:lastRowFirstColumn="0" w:lastRowLastColumn="0"/>
             </w:pPr>
+            <w:proofErr w:type="spellStart"/>
+            <w:r>
+              <w:rPr>
+                <w:rFonts w:ascii="Arial" w:hAnsi="Arial"/>
+                <w:sz w:val="21"/>
+              </w:rPr>
+              <w:t>Đã</w:t>
+            </w:r>
+            <w:proofErr w:type="spellEnd"/>
+            <w:r>
+              <w:rPr>
+                <w:rFonts w:ascii="Arial" w:hAnsi="Arial"/>
+                <w:sz w:val="21"/>
+              </w:rPr>
+              <w:t xml:space="preserve"> </w:t>
+            </w:r>
+            <w:proofErr w:type="spellStart"/>
+            <w:r>
+              <w:rPr>
+                <w:rFonts w:ascii="Arial" w:hAnsi="Arial"/>
+                <w:sz w:val="21"/>
+              </w:rPr>
+              <w:t>hiệu</w:t>
+            </w:r>
+            <w:proofErr w:type="spellEnd"/>
+            <w:r>
+              <w:rPr>
+                <w:rFonts w:ascii="Arial" w:hAnsi="Arial"/>
+                <w:sz w:val="21"/>
+              </w:rPr>
+              <w:t xml:space="preserve"> </w:t>
+            </w:r>
+            <w:proofErr w:type="spellStart"/>
+            <w:r>
+              <w:rPr>
+                <w:rFonts w:ascii="Arial" w:hAnsi="Arial"/>
+                <w:sz w:val="21"/>
+              </w:rPr>
+              <w:t>chỉnh</w:t>
+            </w:r>
+            <w:proofErr w:type="spellEnd"/>
+            <w:r>
+              <w:rPr>
+                <w:rFonts w:ascii="Arial" w:hAnsi="Arial"/>
+                <w:sz w:val="21"/>
+              </w:rPr>
+              <w:t xml:space="preserve"> 3 </w:t>
+            </w:r>
+            <w:proofErr w:type="spellStart"/>
+            <w:r>
+              <w:rPr>
+                <w:rFonts w:ascii="Arial" w:hAnsi="Arial"/>
+                <w:sz w:val="21"/>
+              </w:rPr>
+              <w:t>điểm</w:t>
+            </w:r>
+            <w:proofErr w:type="spellEnd"/>
+            <w:r>
+              <w:rPr>
+                <w:rFonts w:ascii="Arial" w:hAnsi="Arial"/>
+                <w:sz w:val="21"/>
+              </w:rPr>
+              <w:t xml:space="preserve"> </w:t>
+            </w:r>
+            <w:proofErr w:type="spellStart"/>
+            <w:r>
+              <w:rPr>
+                <w:rFonts w:ascii="Arial" w:hAnsi="Arial"/>
+                <w:sz w:val="21"/>
+              </w:rPr>
+              <w:t>cốt</w:t>
+            </w:r>
+            <w:proofErr w:type="spellEnd"/>
+            <w:r>
+              <w:rPr>
+                <w:rFonts w:ascii="Arial" w:hAnsi="Arial"/>
+                <w:sz w:val="21"/>
+              </w:rPr>
+              <w:t xml:space="preserve"> </w:t>
+            </w:r>
+            <w:proofErr w:type="spellStart"/>
+            <w:r>
+              <w:rPr>
+                <w:rFonts w:ascii="Arial" w:hAnsi="Arial"/>
+                <w:sz w:val="21"/>
+              </w:rPr>
+              <w:t>lõi</w:t>
+            </w:r>
+            <w:proofErr w:type="spellEnd"/>
+            <w:r>
+              <w:rPr>
+                <w:rFonts w:ascii="Arial" w:hAnsi="Arial"/>
+                <w:sz w:val="21"/>
+              </w:rPr>
+              <w:t xml:space="preserve">: 1. </w:t>
+            </w:r>
+            <w:proofErr w:type="spellStart"/>
+            <w:r>
+              <w:rPr>
+                <w:rFonts w:ascii="Arial" w:hAnsi="Arial"/>
+                <w:sz w:val="21"/>
+              </w:rPr>
+              <w:t>Tách</w:t>
+            </w:r>
+            <w:proofErr w:type="spellEnd"/>
+            <w:r>
+              <w:rPr>
+                <w:rFonts w:ascii="Arial" w:hAnsi="Arial"/>
+                <w:sz w:val="21"/>
+              </w:rPr>
+              <w:t xml:space="preserve"> 2 </w:t>
+            </w:r>
+            <w:proofErr w:type="spellStart"/>
+            <w:r>
+              <w:rPr>
+                <w:rFonts w:ascii="Arial" w:hAnsi="Arial"/>
+                <w:sz w:val="21"/>
+              </w:rPr>
+              <w:t>nhánh</w:t>
+            </w:r>
+            <w:proofErr w:type="spellEnd"/>
+            <w:r>
+              <w:rPr>
+                <w:rFonts w:ascii="Arial" w:hAnsi="Arial"/>
+                <w:sz w:val="21"/>
+              </w:rPr>
+              <w:t xml:space="preserve"> QA </w:t>
+            </w:r>
+            <w:proofErr w:type="spellStart"/>
+            <w:r>
+              <w:rPr>
+                <w:rFonts w:ascii="Arial" w:hAnsi="Arial"/>
+                <w:sz w:val="21"/>
+              </w:rPr>
+              <w:t>và</w:t>
+            </w:r>
+            <w:proofErr w:type="spellEnd"/>
+            <w:r>
+              <w:rPr>
+                <w:rFonts w:ascii="Arial" w:hAnsi="Arial"/>
+                <w:sz w:val="21"/>
+              </w:rPr>
+              <w:t xml:space="preserve"> QC. 2. </w:t>
+            </w:r>
+            <w:proofErr w:type="spellStart"/>
+            <w:r>
+              <w:rPr>
+                <w:rFonts w:ascii="Arial" w:hAnsi="Arial"/>
+                <w:sz w:val="21"/>
+              </w:rPr>
+              <w:t>Bổ</w:t>
+            </w:r>
+            <w:proofErr w:type="spellEnd"/>
+            <w:r>
+              <w:rPr>
+                <w:rFonts w:ascii="Arial" w:hAnsi="Arial"/>
+                <w:sz w:val="21"/>
+              </w:rPr>
+              <w:t xml:space="preserve"> sung Static Testing </w:t>
+            </w:r>
+            <w:proofErr w:type="spellStart"/>
+            <w:r>
+              <w:rPr>
+                <w:rFonts w:ascii="Arial" w:hAnsi="Arial"/>
+                <w:sz w:val="21"/>
+              </w:rPr>
+              <w:t>vào</w:t>
+            </w:r>
+            <w:proofErr w:type="spellEnd"/>
+            <w:r>
+              <w:rPr>
+                <w:rFonts w:ascii="Arial" w:hAnsi="Arial"/>
+                <w:sz w:val="21"/>
+              </w:rPr>
+              <w:t xml:space="preserve"> Tester. 3. </w:t>
+            </w:r>
+            <w:proofErr w:type="spellStart"/>
+            <w:r>
+              <w:rPr>
+                <w:rFonts w:ascii="Arial" w:hAnsi="Arial"/>
+                <w:sz w:val="21"/>
+              </w:rPr>
+              <w:t>Sửa</w:t>
+            </w:r>
+            <w:proofErr w:type="spellEnd"/>
+            <w:r>
+              <w:rPr>
+                <w:rFonts w:ascii="Arial" w:hAnsi="Arial"/>
+                <w:sz w:val="21"/>
+              </w:rPr>
+              <w:t xml:space="preserve"> </w:t>
+            </w:r>
+            <w:proofErr w:type="spellStart"/>
+            <w:r>
+              <w:rPr>
+                <w:rFonts w:ascii="Arial" w:hAnsi="Arial"/>
+                <w:sz w:val="21"/>
+              </w:rPr>
+              <w:t>trách</w:t>
+            </w:r>
+            <w:proofErr w:type="spellEnd"/>
+            <w:r>
+              <w:rPr>
+                <w:rFonts w:ascii="Arial" w:hAnsi="Arial"/>
+                <w:sz w:val="21"/>
+              </w:rPr>
+              <w:t xml:space="preserve"> </w:t>
+            </w:r>
+            <w:proofErr w:type="spellStart"/>
+            <w:r>
+              <w:rPr>
+                <w:rFonts w:ascii="Arial" w:hAnsi="Arial"/>
+                <w:sz w:val="21"/>
+              </w:rPr>
+              <w:t>nhiệm</w:t>
+            </w:r>
+            <w:proofErr w:type="spellEnd"/>
+            <w:r>
+              <w:rPr>
+                <w:rFonts w:ascii="Arial" w:hAnsi="Arial"/>
+                <w:sz w:val="21"/>
+              </w:rPr>
+              <w:t xml:space="preserve"> Test Manager </w:t>
+            </w:r>
+            <w:proofErr w:type="spellStart"/>
+            <w:r>
+              <w:rPr>
+                <w:rFonts w:ascii="Arial" w:hAnsi="Arial"/>
+                <w:sz w:val="21"/>
+              </w:rPr>
+              <w:t>thành</w:t>
+            </w:r>
+            <w:proofErr w:type="spellEnd"/>
+            <w:r>
+              <w:rPr>
+                <w:rFonts w:ascii="Arial" w:hAnsi="Arial"/>
+                <w:sz w:val="21"/>
+              </w:rPr>
+              <w:t xml:space="preserve"> </w:t>
+            </w:r>
+            <w:proofErr w:type="spellStart"/>
+            <w:r>
+              <w:rPr>
+                <w:rFonts w:ascii="Arial" w:hAnsi="Arial"/>
+                <w:sz w:val="21"/>
+              </w:rPr>
+              <w:t>lập</w:t>
+            </w:r>
+            <w:proofErr w:type="spellEnd"/>
+            <w:r>
+              <w:rPr>
+                <w:rFonts w:ascii="Arial" w:hAnsi="Arial"/>
+                <w:sz w:val="21"/>
+              </w:rPr>
+              <w:t xml:space="preserve"> Test Summary Report.</w:t>
+            </w:r>
           </w:p>
         </w:tc>
       </w:tr>
@@ -680,39 +1621,791 @@
                 <w:rFonts w:ascii="Arial" w:hAnsi="Arial"/>
                 <w:sz w:val="21"/>
               </w:rPr>
-              <w:t>Tool: AI Tool (e.g., ChatGPT, Claude, Gemini)</w:t>
-            </w:r>
-            <w:r>
-              <w:rPr>
-                <w:rFonts w:ascii="Arial" w:hAnsi="Arial"/>
-                <w:sz w:val="21"/>
-              </w:rPr>
-              <w:br/>
-              <w:t>Time: 14:32 25/02/2026</w:t>
-            </w:r>
-            <w:r>
-              <w:rPr>
-                <w:rFonts w:ascii="Arial" w:hAnsi="Arial"/>
-                <w:sz w:val="21"/>
-              </w:rPr>
-              <w:br/>
-              <w:t>Prompt:</w:t>
-            </w:r>
-            <w:r>
-              <w:rPr>
-                <w:rFonts w:ascii="Arial" w:hAnsi="Arial"/>
-                <w:sz w:val="21"/>
-              </w:rPr>
-              <w:br/>
-              <w:t xml:space="preserve">"Generate test </w:t>
-            </w:r>
-            <w:r>
-              <w:rPr>
-                <w:rFonts w:ascii="Arial" w:hAnsi="Arial"/>
-                <w:sz w:val="21"/>
-              </w:rPr>
-              <w:lastRenderedPageBreak/>
-              <w:t>cases for parsePhoneNumberVN function…"</w:t>
+              <w:t xml:space="preserve">Artifact #2: </w:t>
+            </w:r>
+            <w:proofErr w:type="spellStart"/>
+            <w:r>
+              <w:rPr>
+                <w:rFonts w:ascii="Arial" w:hAnsi="Arial"/>
+                <w:sz w:val="21"/>
+              </w:rPr>
+              <w:t>Gợi</w:t>
+            </w:r>
+            <w:proofErr w:type="spellEnd"/>
+            <w:r>
+              <w:rPr>
+                <w:rFonts w:ascii="Arial" w:hAnsi="Arial"/>
+                <w:sz w:val="21"/>
+              </w:rPr>
+              <w:t xml:space="preserve"> ý Test Cases </w:t>
+            </w:r>
+            <w:proofErr w:type="spellStart"/>
+            <w:r>
+              <w:rPr>
+                <w:rFonts w:ascii="Arial" w:hAnsi="Arial"/>
+                <w:sz w:val="21"/>
+              </w:rPr>
+              <w:t>cho</w:t>
+            </w:r>
+            <w:proofErr w:type="spellEnd"/>
+            <w:r>
+              <w:rPr>
+                <w:rFonts w:ascii="Arial" w:hAnsi="Arial"/>
+                <w:sz w:val="21"/>
+              </w:rPr>
+              <w:t xml:space="preserve"> </w:t>
+            </w:r>
+            <w:proofErr w:type="spellStart"/>
+            <w:r>
+              <w:rPr>
+                <w:rFonts w:ascii="Arial" w:hAnsi="Arial"/>
+                <w:sz w:val="21"/>
+              </w:rPr>
+              <w:t>Thiết</w:t>
+            </w:r>
+            <w:proofErr w:type="spellEnd"/>
+            <w:r>
+              <w:rPr>
+                <w:rFonts w:ascii="Arial" w:hAnsi="Arial"/>
+                <w:sz w:val="21"/>
+              </w:rPr>
+              <w:t xml:space="preserve"> </w:t>
+            </w:r>
+            <w:proofErr w:type="spellStart"/>
+            <w:r>
+              <w:rPr>
+                <w:rFonts w:ascii="Arial" w:hAnsi="Arial"/>
+                <w:sz w:val="21"/>
+              </w:rPr>
+              <w:t>bị</w:t>
+            </w:r>
+            <w:proofErr w:type="spellEnd"/>
+            <w:r>
+              <w:rPr>
+                <w:rFonts w:ascii="Arial" w:hAnsi="Arial"/>
+                <w:sz w:val="21"/>
+              </w:rPr>
+              <w:t xml:space="preserve"> </w:t>
+            </w:r>
+            <w:proofErr w:type="spellStart"/>
+            <w:r>
+              <w:rPr>
+                <w:rFonts w:ascii="Arial" w:hAnsi="Arial"/>
+                <w:sz w:val="21"/>
+              </w:rPr>
+              <w:t>Vật</w:t>
+            </w:r>
+            <w:proofErr w:type="spellEnd"/>
+            <w:r>
+              <w:rPr>
+                <w:rFonts w:ascii="Arial" w:hAnsi="Arial"/>
+                <w:sz w:val="21"/>
+              </w:rPr>
+              <w:t xml:space="preserve"> </w:t>
+            </w:r>
+            <w:proofErr w:type="spellStart"/>
+            <w:r>
+              <w:rPr>
+                <w:rFonts w:ascii="Arial" w:hAnsi="Arial"/>
+                <w:sz w:val="21"/>
+              </w:rPr>
+              <w:t>lý</w:t>
+            </w:r>
+            <w:proofErr w:type="spellEnd"/>
+            <w:r>
+              <w:rPr>
+                <w:rFonts w:ascii="Arial" w:hAnsi="Arial"/>
+                <w:sz w:val="21"/>
+              </w:rPr>
+              <w:t xml:space="preserve"> (</w:t>
+            </w:r>
+            <w:proofErr w:type="spellStart"/>
+            <w:r>
+              <w:rPr>
+                <w:rFonts w:ascii="Arial" w:hAnsi="Arial"/>
+                <w:sz w:val="21"/>
+              </w:rPr>
+              <w:t>Quạt</w:t>
+            </w:r>
+            <w:proofErr w:type="spellEnd"/>
+            <w:r>
+              <w:rPr>
+                <w:rFonts w:ascii="Arial" w:hAnsi="Arial"/>
+                <w:sz w:val="21"/>
+              </w:rPr>
+              <w:t xml:space="preserve"> SENKO L1638) Tool: Antigravity (Gemini 3.8 Flash High) Time: 13:57 26/09/2026 Prompt: "</w:t>
+            </w:r>
+            <w:proofErr w:type="spellStart"/>
+            <w:r>
+              <w:rPr>
+                <w:rFonts w:ascii="Arial" w:hAnsi="Arial"/>
+                <w:sz w:val="21"/>
+              </w:rPr>
+              <w:t>Hãy</w:t>
+            </w:r>
+            <w:proofErr w:type="spellEnd"/>
+            <w:r>
+              <w:rPr>
+                <w:rFonts w:ascii="Arial" w:hAnsi="Arial"/>
+                <w:sz w:val="21"/>
+              </w:rPr>
+              <w:t xml:space="preserve"> </w:t>
+            </w:r>
+            <w:proofErr w:type="spellStart"/>
+            <w:r>
+              <w:rPr>
+                <w:rFonts w:ascii="Arial" w:hAnsi="Arial"/>
+                <w:sz w:val="21"/>
+              </w:rPr>
+              <w:t>đóng</w:t>
+            </w:r>
+            <w:proofErr w:type="spellEnd"/>
+            <w:r>
+              <w:rPr>
+                <w:rFonts w:ascii="Arial" w:hAnsi="Arial"/>
+                <w:sz w:val="21"/>
+              </w:rPr>
+              <w:t xml:space="preserve"> </w:t>
+            </w:r>
+            <w:proofErr w:type="spellStart"/>
+            <w:r>
+              <w:rPr>
+                <w:rFonts w:ascii="Arial" w:hAnsi="Arial"/>
+                <w:sz w:val="21"/>
+              </w:rPr>
+              <w:t>vai</w:t>
+            </w:r>
+            <w:proofErr w:type="spellEnd"/>
+            <w:r>
+              <w:rPr>
+                <w:rFonts w:ascii="Arial" w:hAnsi="Arial"/>
+                <w:sz w:val="21"/>
+              </w:rPr>
+              <w:t xml:space="preserve"> </w:t>
+            </w:r>
+            <w:proofErr w:type="spellStart"/>
+            <w:r>
+              <w:rPr>
+                <w:rFonts w:ascii="Arial" w:hAnsi="Arial"/>
+                <w:sz w:val="21"/>
+              </w:rPr>
+              <w:t>một</w:t>
+            </w:r>
+            <w:proofErr w:type="spellEnd"/>
+            <w:r>
+              <w:rPr>
+                <w:rFonts w:ascii="Arial" w:hAnsi="Arial"/>
+                <w:sz w:val="21"/>
+              </w:rPr>
+              <w:t xml:space="preserve"> </w:t>
+            </w:r>
+            <w:proofErr w:type="spellStart"/>
+            <w:r>
+              <w:rPr>
+                <w:rFonts w:ascii="Arial" w:hAnsi="Arial"/>
+                <w:sz w:val="21"/>
+              </w:rPr>
+              <w:t>chuyên</w:t>
+            </w:r>
+            <w:proofErr w:type="spellEnd"/>
+            <w:r>
+              <w:rPr>
+                <w:rFonts w:ascii="Arial" w:hAnsi="Arial"/>
+                <w:sz w:val="21"/>
+              </w:rPr>
+              <w:t xml:space="preserve"> </w:t>
+            </w:r>
+            <w:proofErr w:type="spellStart"/>
+            <w:r>
+              <w:rPr>
+                <w:rFonts w:ascii="Arial" w:hAnsi="Arial"/>
+                <w:sz w:val="21"/>
+              </w:rPr>
+              <w:t>viên</w:t>
+            </w:r>
+            <w:proofErr w:type="spellEnd"/>
+            <w:r>
+              <w:rPr>
+                <w:rFonts w:ascii="Arial" w:hAnsi="Arial"/>
+                <w:sz w:val="21"/>
+              </w:rPr>
+              <w:t xml:space="preserve"> </w:t>
+            </w:r>
+            <w:proofErr w:type="spellStart"/>
+            <w:r>
+              <w:rPr>
+                <w:rFonts w:ascii="Arial" w:hAnsi="Arial"/>
+                <w:sz w:val="21"/>
+              </w:rPr>
+              <w:t>kiểm</w:t>
+            </w:r>
+            <w:proofErr w:type="spellEnd"/>
+            <w:r>
+              <w:rPr>
+                <w:rFonts w:ascii="Arial" w:hAnsi="Arial"/>
+                <w:sz w:val="21"/>
+              </w:rPr>
+              <w:t xml:space="preserve"> </w:t>
+            </w:r>
+            <w:proofErr w:type="spellStart"/>
+            <w:r>
+              <w:rPr>
+                <w:rFonts w:ascii="Arial" w:hAnsi="Arial"/>
+                <w:sz w:val="21"/>
+              </w:rPr>
+              <w:t>thử</w:t>
+            </w:r>
+            <w:proofErr w:type="spellEnd"/>
+            <w:r>
+              <w:rPr>
+                <w:rFonts w:ascii="Arial" w:hAnsi="Arial"/>
+                <w:sz w:val="21"/>
+              </w:rPr>
+              <w:t xml:space="preserve"> QA/QC </w:t>
+            </w:r>
+            <w:proofErr w:type="spellStart"/>
+            <w:r>
+              <w:rPr>
+                <w:rFonts w:ascii="Arial" w:hAnsi="Arial"/>
+                <w:sz w:val="21"/>
+              </w:rPr>
+              <w:t>chuyên</w:t>
+            </w:r>
+            <w:proofErr w:type="spellEnd"/>
+            <w:r>
+              <w:rPr>
+                <w:rFonts w:ascii="Arial" w:hAnsi="Arial"/>
+                <w:sz w:val="21"/>
+              </w:rPr>
+              <w:t xml:space="preserve"> </w:t>
+            </w:r>
+            <w:proofErr w:type="spellStart"/>
+            <w:r>
+              <w:rPr>
+                <w:rFonts w:ascii="Arial" w:hAnsi="Arial"/>
+                <w:sz w:val="21"/>
+              </w:rPr>
+              <w:t>nghiệp</w:t>
+            </w:r>
+            <w:proofErr w:type="spellEnd"/>
+            <w:r>
+              <w:rPr>
+                <w:rFonts w:ascii="Arial" w:hAnsi="Arial"/>
+                <w:sz w:val="21"/>
+              </w:rPr>
+              <w:t xml:space="preserve"> </w:t>
+            </w:r>
+            <w:proofErr w:type="spellStart"/>
+            <w:r>
+              <w:rPr>
+                <w:rFonts w:ascii="Arial" w:hAnsi="Arial"/>
+                <w:sz w:val="21"/>
+              </w:rPr>
+              <w:t>theo</w:t>
+            </w:r>
+            <w:proofErr w:type="spellEnd"/>
+            <w:r>
+              <w:rPr>
+                <w:rFonts w:ascii="Arial" w:hAnsi="Arial"/>
+                <w:sz w:val="21"/>
+              </w:rPr>
+              <w:t xml:space="preserve"> </w:t>
+            </w:r>
+            <w:proofErr w:type="spellStart"/>
+            <w:r>
+              <w:rPr>
+                <w:rFonts w:ascii="Arial" w:hAnsi="Arial"/>
+                <w:sz w:val="21"/>
+              </w:rPr>
+              <w:t>chuẩn</w:t>
+            </w:r>
+            <w:proofErr w:type="spellEnd"/>
+            <w:r>
+              <w:rPr>
+                <w:rFonts w:ascii="Arial" w:hAnsi="Arial"/>
+                <w:sz w:val="21"/>
+              </w:rPr>
+              <w:t xml:space="preserve"> ISTQB. </w:t>
+            </w:r>
+            <w:proofErr w:type="spellStart"/>
+            <w:r>
+              <w:rPr>
+                <w:rFonts w:ascii="Arial" w:hAnsi="Arial"/>
+                <w:sz w:val="21"/>
+              </w:rPr>
+              <w:t>Thiết</w:t>
+            </w:r>
+            <w:proofErr w:type="spellEnd"/>
+            <w:r>
+              <w:rPr>
+                <w:rFonts w:ascii="Arial" w:hAnsi="Arial"/>
+                <w:sz w:val="21"/>
+              </w:rPr>
+              <w:t xml:space="preserve"> </w:t>
+            </w:r>
+            <w:proofErr w:type="spellStart"/>
+            <w:r>
+              <w:rPr>
+                <w:rFonts w:ascii="Arial" w:hAnsi="Arial"/>
+                <w:sz w:val="21"/>
+              </w:rPr>
+              <w:t>bị</w:t>
+            </w:r>
+            <w:proofErr w:type="spellEnd"/>
+            <w:r>
+              <w:rPr>
+                <w:rFonts w:ascii="Arial" w:hAnsi="Arial"/>
+                <w:sz w:val="21"/>
+              </w:rPr>
+              <w:t xml:space="preserve"> </w:t>
+            </w:r>
+            <w:proofErr w:type="spellStart"/>
+            <w:r>
+              <w:rPr>
+                <w:rFonts w:ascii="Arial" w:hAnsi="Arial"/>
+                <w:sz w:val="21"/>
+              </w:rPr>
+              <w:t>cần</w:t>
+            </w:r>
+            <w:proofErr w:type="spellEnd"/>
+            <w:r>
+              <w:rPr>
+                <w:rFonts w:ascii="Arial" w:hAnsi="Arial"/>
+                <w:sz w:val="21"/>
+              </w:rPr>
+              <w:t xml:space="preserve"> </w:t>
+            </w:r>
+            <w:proofErr w:type="spellStart"/>
+            <w:r>
+              <w:rPr>
+                <w:rFonts w:ascii="Arial" w:hAnsi="Arial"/>
+                <w:sz w:val="21"/>
+              </w:rPr>
+              <w:t>kiểm</w:t>
+            </w:r>
+            <w:proofErr w:type="spellEnd"/>
+            <w:r>
+              <w:rPr>
+                <w:rFonts w:ascii="Arial" w:hAnsi="Arial"/>
+                <w:sz w:val="21"/>
+              </w:rPr>
+              <w:t xml:space="preserve"> </w:t>
+            </w:r>
+            <w:proofErr w:type="spellStart"/>
+            <w:r>
+              <w:rPr>
+                <w:rFonts w:ascii="Arial" w:hAnsi="Arial"/>
+                <w:sz w:val="21"/>
+              </w:rPr>
+              <w:t>thử</w:t>
+            </w:r>
+            <w:proofErr w:type="spellEnd"/>
+            <w:r>
+              <w:rPr>
+                <w:rFonts w:ascii="Arial" w:hAnsi="Arial"/>
+                <w:sz w:val="21"/>
+              </w:rPr>
+              <w:t xml:space="preserve"> </w:t>
+            </w:r>
+            <w:proofErr w:type="spellStart"/>
+            <w:r>
+              <w:rPr>
+                <w:rFonts w:ascii="Arial" w:hAnsi="Arial"/>
+                <w:sz w:val="21"/>
+              </w:rPr>
+              <w:t>là</w:t>
+            </w:r>
+            <w:proofErr w:type="spellEnd"/>
+            <w:r>
+              <w:rPr>
+                <w:rFonts w:ascii="Arial" w:hAnsi="Arial"/>
+                <w:sz w:val="21"/>
+              </w:rPr>
+              <w:t xml:space="preserve"> </w:t>
+            </w:r>
+            <w:proofErr w:type="spellStart"/>
+            <w:r>
+              <w:rPr>
+                <w:rFonts w:ascii="Arial" w:hAnsi="Arial"/>
+                <w:sz w:val="21"/>
+              </w:rPr>
+              <w:t>Quạt</w:t>
+            </w:r>
+            <w:proofErr w:type="spellEnd"/>
+            <w:r>
+              <w:rPr>
+                <w:rFonts w:ascii="Arial" w:hAnsi="Arial"/>
+                <w:sz w:val="21"/>
+              </w:rPr>
+              <w:t xml:space="preserve"> </w:t>
+            </w:r>
+            <w:proofErr w:type="spellStart"/>
+            <w:r>
+              <w:rPr>
+                <w:rFonts w:ascii="Arial" w:hAnsi="Arial"/>
+                <w:sz w:val="21"/>
+              </w:rPr>
+              <w:t>điện</w:t>
+            </w:r>
+            <w:proofErr w:type="spellEnd"/>
+            <w:r>
+              <w:rPr>
+                <w:rFonts w:ascii="Arial" w:hAnsi="Arial"/>
+                <w:sz w:val="21"/>
+              </w:rPr>
+              <w:t xml:space="preserve"> </w:t>
+            </w:r>
+            <w:proofErr w:type="spellStart"/>
+            <w:r>
+              <w:rPr>
+                <w:rFonts w:ascii="Arial" w:hAnsi="Arial"/>
+                <w:sz w:val="21"/>
+              </w:rPr>
+              <w:t>lửng</w:t>
+            </w:r>
+            <w:proofErr w:type="spellEnd"/>
+            <w:r>
+              <w:rPr>
+                <w:rFonts w:ascii="Arial" w:hAnsi="Arial"/>
+                <w:sz w:val="21"/>
+              </w:rPr>
+              <w:t xml:space="preserve"> </w:t>
+            </w:r>
+            <w:proofErr w:type="spellStart"/>
+            <w:r>
+              <w:rPr>
+                <w:rFonts w:ascii="Arial" w:hAnsi="Arial"/>
+                <w:sz w:val="21"/>
+              </w:rPr>
+              <w:t>dân</w:t>
+            </w:r>
+            <w:proofErr w:type="spellEnd"/>
+            <w:r>
+              <w:rPr>
+                <w:rFonts w:ascii="Arial" w:hAnsi="Arial"/>
+                <w:sz w:val="21"/>
+              </w:rPr>
+              <w:t xml:space="preserve"> </w:t>
+            </w:r>
+            <w:proofErr w:type="spellStart"/>
+            <w:r>
+              <w:rPr>
+                <w:rFonts w:ascii="Arial" w:hAnsi="Arial"/>
+                <w:sz w:val="21"/>
+              </w:rPr>
+              <w:t>dụng</w:t>
+            </w:r>
+            <w:proofErr w:type="spellEnd"/>
+            <w:r>
+              <w:rPr>
+                <w:rFonts w:ascii="Arial" w:hAnsi="Arial"/>
+                <w:sz w:val="21"/>
+              </w:rPr>
+              <w:t xml:space="preserve"> SENKO L1638... </w:t>
+            </w:r>
+            <w:proofErr w:type="spellStart"/>
+            <w:r>
+              <w:rPr>
+                <w:rFonts w:ascii="Arial" w:hAnsi="Arial"/>
+                <w:sz w:val="21"/>
+              </w:rPr>
+              <w:t>Hãy</w:t>
+            </w:r>
+            <w:proofErr w:type="spellEnd"/>
+            <w:r>
+              <w:rPr>
+                <w:rFonts w:ascii="Arial" w:hAnsi="Arial"/>
+                <w:sz w:val="21"/>
+              </w:rPr>
+              <w:t xml:space="preserve"> </w:t>
+            </w:r>
+            <w:proofErr w:type="spellStart"/>
+            <w:r>
+              <w:rPr>
+                <w:rFonts w:ascii="Arial" w:hAnsi="Arial"/>
+                <w:sz w:val="21"/>
+              </w:rPr>
+              <w:t>đề</w:t>
+            </w:r>
+            <w:proofErr w:type="spellEnd"/>
+            <w:r>
+              <w:rPr>
+                <w:rFonts w:ascii="Arial" w:hAnsi="Arial"/>
+                <w:sz w:val="21"/>
+              </w:rPr>
+              <w:t xml:space="preserve"> </w:t>
+            </w:r>
+            <w:proofErr w:type="spellStart"/>
+            <w:r>
+              <w:rPr>
+                <w:rFonts w:ascii="Arial" w:hAnsi="Arial"/>
+                <w:sz w:val="21"/>
+              </w:rPr>
+              <w:t>xuất</w:t>
+            </w:r>
+            <w:proofErr w:type="spellEnd"/>
+            <w:r>
+              <w:rPr>
+                <w:rFonts w:ascii="Arial" w:hAnsi="Arial"/>
+                <w:sz w:val="21"/>
+              </w:rPr>
+              <w:t xml:space="preserve"> </w:t>
+            </w:r>
+            <w:proofErr w:type="spellStart"/>
+            <w:r>
+              <w:rPr>
+                <w:rFonts w:ascii="Arial" w:hAnsi="Arial"/>
+                <w:sz w:val="21"/>
+              </w:rPr>
+              <w:t>bộ</w:t>
+            </w:r>
+            <w:proofErr w:type="spellEnd"/>
+            <w:r>
+              <w:rPr>
+                <w:rFonts w:ascii="Arial" w:hAnsi="Arial"/>
+                <w:sz w:val="21"/>
+              </w:rPr>
+              <w:t xml:space="preserve"> </w:t>
+            </w:r>
+            <w:proofErr w:type="spellStart"/>
+            <w:r>
+              <w:rPr>
+                <w:rFonts w:ascii="Arial" w:hAnsi="Arial"/>
+                <w:sz w:val="21"/>
+              </w:rPr>
+              <w:t>các</w:t>
+            </w:r>
+            <w:proofErr w:type="spellEnd"/>
+            <w:r>
+              <w:rPr>
+                <w:rFonts w:ascii="Arial" w:hAnsi="Arial"/>
+                <w:sz w:val="21"/>
+              </w:rPr>
+              <w:t xml:space="preserve"> test cases </w:t>
+            </w:r>
+            <w:proofErr w:type="spellStart"/>
+            <w:r>
+              <w:rPr>
+                <w:rFonts w:ascii="Arial" w:hAnsi="Arial"/>
+                <w:sz w:val="21"/>
+              </w:rPr>
+              <w:t>cần</w:t>
+            </w:r>
+            <w:proofErr w:type="spellEnd"/>
+            <w:r>
+              <w:rPr>
+                <w:rFonts w:ascii="Arial" w:hAnsi="Arial"/>
+                <w:sz w:val="21"/>
+              </w:rPr>
+              <w:t xml:space="preserve"> </w:t>
+            </w:r>
+            <w:proofErr w:type="spellStart"/>
+            <w:r>
+              <w:rPr>
+                <w:rFonts w:ascii="Arial" w:hAnsi="Arial"/>
+                <w:sz w:val="21"/>
+              </w:rPr>
+              <w:t>thiết</w:t>
+            </w:r>
+            <w:proofErr w:type="spellEnd"/>
+            <w:r>
+              <w:rPr>
+                <w:rFonts w:ascii="Arial" w:hAnsi="Arial"/>
+                <w:sz w:val="21"/>
+              </w:rPr>
+              <w:t xml:space="preserve"> </w:t>
+            </w:r>
+            <w:proofErr w:type="spellStart"/>
+            <w:r>
+              <w:rPr>
+                <w:rFonts w:ascii="Arial" w:hAnsi="Arial"/>
+                <w:sz w:val="21"/>
+              </w:rPr>
+              <w:t>để</w:t>
+            </w:r>
+            <w:proofErr w:type="spellEnd"/>
+            <w:r>
+              <w:rPr>
+                <w:rFonts w:ascii="Arial" w:hAnsi="Arial"/>
+                <w:sz w:val="21"/>
+              </w:rPr>
+              <w:t xml:space="preserve"> </w:t>
+            </w:r>
+            <w:proofErr w:type="spellStart"/>
+            <w:r>
+              <w:rPr>
+                <w:rFonts w:ascii="Arial" w:hAnsi="Arial"/>
+                <w:sz w:val="21"/>
+              </w:rPr>
+              <w:t>kiểm</w:t>
+            </w:r>
+            <w:proofErr w:type="spellEnd"/>
+            <w:r>
+              <w:rPr>
+                <w:rFonts w:ascii="Arial" w:hAnsi="Arial"/>
+                <w:sz w:val="21"/>
+              </w:rPr>
+              <w:t xml:space="preserve"> </w:t>
+            </w:r>
+            <w:proofErr w:type="spellStart"/>
+            <w:r>
+              <w:rPr>
+                <w:rFonts w:ascii="Arial" w:hAnsi="Arial"/>
+                <w:sz w:val="21"/>
+              </w:rPr>
+              <w:t>thử</w:t>
+            </w:r>
+            <w:proofErr w:type="spellEnd"/>
+            <w:r>
+              <w:rPr>
+                <w:rFonts w:ascii="Arial" w:hAnsi="Arial"/>
+                <w:sz w:val="21"/>
+              </w:rPr>
+              <w:t xml:space="preserve"> </w:t>
+            </w:r>
+            <w:proofErr w:type="spellStart"/>
+            <w:r>
+              <w:rPr>
+                <w:rFonts w:ascii="Arial" w:hAnsi="Arial"/>
+                <w:sz w:val="21"/>
+              </w:rPr>
+              <w:t>toàn</w:t>
+            </w:r>
+            <w:proofErr w:type="spellEnd"/>
+            <w:r>
+              <w:rPr>
+                <w:rFonts w:ascii="Arial" w:hAnsi="Arial"/>
+                <w:sz w:val="21"/>
+              </w:rPr>
+              <w:t xml:space="preserve"> </w:t>
+            </w:r>
+            <w:proofErr w:type="spellStart"/>
+            <w:r>
+              <w:rPr>
+                <w:rFonts w:ascii="Arial" w:hAnsi="Arial"/>
+                <w:sz w:val="21"/>
+              </w:rPr>
+              <w:t>diện</w:t>
+            </w:r>
+            <w:proofErr w:type="spellEnd"/>
+            <w:r>
+              <w:rPr>
+                <w:rFonts w:ascii="Arial" w:hAnsi="Arial"/>
+                <w:sz w:val="21"/>
+              </w:rPr>
+              <w:t xml:space="preserve"> </w:t>
+            </w:r>
+            <w:proofErr w:type="spellStart"/>
+            <w:r>
+              <w:rPr>
+                <w:rFonts w:ascii="Arial" w:hAnsi="Arial"/>
+                <w:sz w:val="21"/>
+              </w:rPr>
+              <w:t>thiết</w:t>
+            </w:r>
+            <w:proofErr w:type="spellEnd"/>
+            <w:r>
+              <w:rPr>
+                <w:rFonts w:ascii="Arial" w:hAnsi="Arial"/>
+                <w:sz w:val="21"/>
+              </w:rPr>
+              <w:t xml:space="preserve"> </w:t>
+            </w:r>
+            <w:proofErr w:type="spellStart"/>
+            <w:r>
+              <w:rPr>
+                <w:rFonts w:ascii="Arial" w:hAnsi="Arial"/>
+                <w:sz w:val="21"/>
+              </w:rPr>
+              <w:t>bị</w:t>
+            </w:r>
+            <w:proofErr w:type="spellEnd"/>
+            <w:r>
+              <w:rPr>
+                <w:rFonts w:ascii="Arial" w:hAnsi="Arial"/>
+                <w:sz w:val="21"/>
+              </w:rPr>
+              <w:t xml:space="preserve"> </w:t>
+            </w:r>
+            <w:proofErr w:type="spellStart"/>
+            <w:r>
+              <w:rPr>
+                <w:rFonts w:ascii="Arial" w:hAnsi="Arial"/>
+                <w:sz w:val="21"/>
+              </w:rPr>
+              <w:t>này</w:t>
+            </w:r>
+            <w:proofErr w:type="spellEnd"/>
+            <w:r>
+              <w:rPr>
+                <w:rFonts w:ascii="Arial" w:hAnsi="Arial"/>
+                <w:sz w:val="21"/>
+              </w:rPr>
+              <w:t xml:space="preserve"> </w:t>
+            </w:r>
+            <w:proofErr w:type="spellStart"/>
+            <w:r>
+              <w:rPr>
+                <w:rFonts w:ascii="Arial" w:hAnsi="Arial"/>
+                <w:sz w:val="21"/>
+              </w:rPr>
+              <w:t>trước</w:t>
+            </w:r>
+            <w:proofErr w:type="spellEnd"/>
+            <w:r>
+              <w:rPr>
+                <w:rFonts w:ascii="Arial" w:hAnsi="Arial"/>
+                <w:sz w:val="21"/>
+              </w:rPr>
+              <w:t xml:space="preserve"> </w:t>
+            </w:r>
+            <w:proofErr w:type="spellStart"/>
+            <w:r>
+              <w:rPr>
+                <w:rFonts w:ascii="Arial" w:hAnsi="Arial"/>
+                <w:sz w:val="21"/>
+              </w:rPr>
+              <w:t>khi</w:t>
+            </w:r>
+            <w:proofErr w:type="spellEnd"/>
+            <w:r>
+              <w:rPr>
+                <w:rFonts w:ascii="Arial" w:hAnsi="Arial"/>
+                <w:sz w:val="21"/>
+              </w:rPr>
+              <w:t xml:space="preserve"> </w:t>
+            </w:r>
+            <w:proofErr w:type="spellStart"/>
+            <w:r>
+              <w:rPr>
+                <w:rFonts w:ascii="Arial" w:hAnsi="Arial"/>
+                <w:sz w:val="21"/>
+              </w:rPr>
+              <w:t>xuất</w:t>
+            </w:r>
+            <w:proofErr w:type="spellEnd"/>
+            <w:r>
+              <w:rPr>
+                <w:rFonts w:ascii="Arial" w:hAnsi="Arial"/>
+                <w:sz w:val="21"/>
+              </w:rPr>
+              <w:t xml:space="preserve"> </w:t>
+            </w:r>
+            <w:proofErr w:type="spellStart"/>
+            <w:r>
+              <w:rPr>
+                <w:rFonts w:ascii="Arial" w:hAnsi="Arial"/>
+                <w:sz w:val="21"/>
+              </w:rPr>
+              <w:t>xưởng</w:t>
+            </w:r>
+            <w:proofErr w:type="spellEnd"/>
+            <w:r>
+              <w:rPr>
+                <w:rFonts w:ascii="Arial" w:hAnsi="Arial"/>
+                <w:sz w:val="21"/>
+              </w:rPr>
+              <w:t>."</w:t>
             </w:r>
           </w:p>
         </w:tc>
@@ -725,35 +2418,199 @@
               <w:cnfStyle w:val="000000010000" w:firstRow="0" w:lastRow="0" w:firstColumn="0" w:lastColumn="0" w:oddVBand="0" w:evenVBand="0" w:oddHBand="0" w:evenHBand="1" w:firstRowFirstColumn="0" w:firstRowLastColumn="0" w:lastRowFirstColumn="0" w:lastRowLastColumn="0"/>
             </w:pPr>
             <w:r>
-              <w:rPr>
-                <w:rFonts w:ascii="Arial" w:hAnsi="Arial"/>
-                <w:sz w:val="21"/>
-              </w:rPr>
-              <w:lastRenderedPageBreak/>
-              <w:t>TC01: parsePhoneNumberVN("0912345678")</w:t>
-            </w:r>
-            <w:r>
-              <w:rPr>
-                <w:rFonts w:ascii="Arial" w:hAnsi="Arial"/>
-                <w:sz w:val="21"/>
-              </w:rPr>
-              <w:br/>
-              <w:t>Expected: {prefix:84, number:912345678, valid:true}</w:t>
-            </w:r>
-            <w:r>
-              <w:rPr>
-                <w:rFonts w:ascii="Arial" w:hAnsi="Arial"/>
-                <w:sz w:val="21"/>
-              </w:rPr>
-              <w:br/>
-            </w:r>
-            <w:r>
-              <w:rPr>
-                <w:rFonts w:ascii="Arial" w:hAnsi="Arial"/>
-                <w:sz w:val="21"/>
-              </w:rPr>
-              <w:lastRenderedPageBreak/>
-              <w:t>…</w:t>
+              <w:t xml:space="preserve">AI </w:t>
+            </w:r>
+            <w:proofErr w:type="spellStart"/>
+            <w:r>
+              <w:t>sinh</w:t>
+            </w:r>
+            <w:proofErr w:type="spellEnd"/>
+            <w:r>
+              <w:t xml:space="preserve"> </w:t>
+            </w:r>
+            <w:proofErr w:type="spellStart"/>
+            <w:r>
+              <w:t>ra</w:t>
+            </w:r>
+            <w:proofErr w:type="spellEnd"/>
+            <w:r>
+              <w:t xml:space="preserve"> 10 test cases </w:t>
+            </w:r>
+            <w:proofErr w:type="spellStart"/>
+            <w:r>
+              <w:t>thuần</w:t>
+            </w:r>
+            <w:proofErr w:type="spellEnd"/>
+            <w:r>
+              <w:t xml:space="preserve"> Happy Path </w:t>
+            </w:r>
+            <w:proofErr w:type="spellStart"/>
+            <w:r>
+              <w:t>bề</w:t>
+            </w:r>
+            <w:proofErr w:type="spellEnd"/>
+            <w:r>
+              <w:t xml:space="preserve"> </w:t>
+            </w:r>
+            <w:proofErr w:type="spellStart"/>
+            <w:r>
+              <w:t>mặt</w:t>
+            </w:r>
+            <w:proofErr w:type="spellEnd"/>
+            <w:r>
+              <w:t xml:space="preserve">: </w:t>
+            </w:r>
+            <w:proofErr w:type="spellStart"/>
+            <w:r>
+              <w:t>cắm</w:t>
+            </w:r>
+            <w:proofErr w:type="spellEnd"/>
+            <w:r>
+              <w:t xml:space="preserve"> </w:t>
+            </w:r>
+            <w:proofErr w:type="spellStart"/>
+            <w:r>
+              <w:t>điện</w:t>
+            </w:r>
+            <w:proofErr w:type="spellEnd"/>
+            <w:r>
+              <w:t xml:space="preserve">, </w:t>
+            </w:r>
+            <w:proofErr w:type="spellStart"/>
+            <w:r>
+              <w:t>bấm</w:t>
+            </w:r>
+            <w:proofErr w:type="spellEnd"/>
+            <w:r>
+              <w:t xml:space="preserve"> </w:t>
+            </w:r>
+            <w:proofErr w:type="spellStart"/>
+            <w:r>
+              <w:t>số</w:t>
+            </w:r>
+            <w:proofErr w:type="spellEnd"/>
+            <w:r>
+              <w:t xml:space="preserve"> 1, 2, 3, </w:t>
+            </w:r>
+            <w:proofErr w:type="spellStart"/>
+            <w:r>
+              <w:t>bấm</w:t>
+            </w:r>
+            <w:proofErr w:type="spellEnd"/>
+            <w:r>
+              <w:t xml:space="preserve"> </w:t>
+            </w:r>
+            <w:proofErr w:type="spellStart"/>
+            <w:r>
+              <w:t>tắt</w:t>
+            </w:r>
+            <w:proofErr w:type="spellEnd"/>
+            <w:r>
+              <w:t xml:space="preserve">, </w:t>
+            </w:r>
+            <w:proofErr w:type="spellStart"/>
+            <w:r>
+              <w:t>ấn</w:t>
+            </w:r>
+            <w:proofErr w:type="spellEnd"/>
+            <w:r>
+              <w:t xml:space="preserve"> </w:t>
+            </w:r>
+            <w:proofErr w:type="spellStart"/>
+            <w:r>
+              <w:t>rút</w:t>
+            </w:r>
+            <w:proofErr w:type="spellEnd"/>
+            <w:r>
+              <w:t xml:space="preserve"> </w:t>
+            </w:r>
+            <w:proofErr w:type="spellStart"/>
+            <w:r>
+              <w:t>túp-năng</w:t>
+            </w:r>
+            <w:proofErr w:type="spellEnd"/>
+            <w:r>
+              <w:t xml:space="preserve">, </w:t>
+            </w:r>
+            <w:proofErr w:type="spellStart"/>
+            <w:r>
+              <w:t>chỉnh</w:t>
+            </w:r>
+            <w:proofErr w:type="spellEnd"/>
+            <w:r>
+              <w:t xml:space="preserve"> </w:t>
+            </w:r>
+            <w:proofErr w:type="spellStart"/>
+            <w:r>
+              <w:t>độ</w:t>
+            </w:r>
+            <w:proofErr w:type="spellEnd"/>
+            <w:r>
+              <w:t xml:space="preserve"> </w:t>
+            </w:r>
+            <w:proofErr w:type="spellStart"/>
+            <w:r>
+              <w:t>cao</w:t>
+            </w:r>
+            <w:proofErr w:type="spellEnd"/>
+            <w:r>
+              <w:t xml:space="preserve">, </w:t>
+            </w:r>
+            <w:proofErr w:type="spellStart"/>
+            <w:r>
+              <w:t>ngửa</w:t>
+            </w:r>
+            <w:proofErr w:type="spellEnd"/>
+            <w:r>
+              <w:t xml:space="preserve"> </w:t>
+            </w:r>
+            <w:proofErr w:type="spellStart"/>
+            <w:r>
+              <w:t>gục</w:t>
+            </w:r>
+            <w:proofErr w:type="spellEnd"/>
+            <w:r>
+              <w:t xml:space="preserve"> </w:t>
+            </w:r>
+            <w:proofErr w:type="spellStart"/>
+            <w:r>
+              <w:t>đầu</w:t>
+            </w:r>
+            <w:proofErr w:type="spellEnd"/>
+            <w:r>
+              <w:t xml:space="preserve"> </w:t>
+            </w:r>
+            <w:proofErr w:type="spellStart"/>
+            <w:r>
+              <w:t>quạt</w:t>
+            </w:r>
+            <w:proofErr w:type="spellEnd"/>
+            <w:r>
+              <w:t xml:space="preserve">. (Chi </w:t>
+            </w:r>
+            <w:proofErr w:type="spellStart"/>
+            <w:r>
+              <w:t>tiết</w:t>
+            </w:r>
+            <w:proofErr w:type="spellEnd"/>
+            <w:r>
+              <w:t xml:space="preserve"> </w:t>
+            </w:r>
+            <w:proofErr w:type="spellStart"/>
+            <w:r>
+              <w:t>lưu</w:t>
+            </w:r>
+            <w:proofErr w:type="spellEnd"/>
+            <w:r>
+              <w:t xml:space="preserve"> </w:t>
+            </w:r>
+            <w:proofErr w:type="spellStart"/>
+            <w:r>
+              <w:t>tại</w:t>
+            </w:r>
+            <w:proofErr w:type="spellEnd"/>
+            <w:r>
+              <w:t xml:space="preserve"> requirements/req3_physical_product/edge_cases_ai_missed.md).</w:t>
             </w:r>
           </w:p>
         </w:tc>
@@ -766,11 +2623,6 @@
               <w:cnfStyle w:val="000000010000" w:firstRow="0" w:lastRow="0" w:firstColumn="0" w:lastColumn="0" w:oddVBand="0" w:evenVBand="0" w:oddHBand="0" w:evenHBand="1" w:firstRowFirstColumn="0" w:firstRowLastColumn="0" w:lastRowFirstColumn="0" w:lastRowLastColumn="0"/>
             </w:pPr>
             <w:r>
-              <w:rPr>
-                <w:rFonts w:ascii="Arial" w:hAnsi="Arial"/>
-                <w:sz w:val="21"/>
-              </w:rPr>
-              <w:lastRenderedPageBreak/>
               <w:t>INCOMPLETE</w:t>
             </w:r>
           </w:p>
@@ -783,12 +2635,253 @@
             <w:pPr>
               <w:cnfStyle w:val="000000010000" w:firstRow="0" w:lastRow="0" w:firstColumn="0" w:lastColumn="0" w:oddVBand="0" w:evenVBand="0" w:oddHBand="0" w:evenHBand="1" w:firstRowFirstColumn="0" w:firstRowLastColumn="0" w:lastRowFirstColumn="0" w:lastRowLastColumn="0"/>
             </w:pPr>
-            <w:r>
-              <w:rPr>
-                <w:rFonts w:ascii="Arial" w:hAnsi="Arial"/>
-                <w:sz w:val="21"/>
-              </w:rPr>
-              <w:t>AI ignored RFC 3966 international format. ISTQB FL §4.3 Boundary Value Analysis requires testing format edges.</w:t>
+            <w:proofErr w:type="spellStart"/>
+            <w:r>
+              <w:t>Đối</w:t>
+            </w:r>
+            <w:proofErr w:type="spellEnd"/>
+            <w:r>
+              <w:t xml:space="preserve"> </w:t>
+            </w:r>
+            <w:proofErr w:type="spellStart"/>
+            <w:r>
+              <w:t>chiếu</w:t>
+            </w:r>
+            <w:proofErr w:type="spellEnd"/>
+            <w:r>
+              <w:t xml:space="preserve"> ISTQB CTFL v4.0 </w:t>
+            </w:r>
+            <w:proofErr w:type="spellStart"/>
+            <w:r>
+              <w:t>Mục</w:t>
+            </w:r>
+            <w:proofErr w:type="spellEnd"/>
+            <w:r>
+              <w:t xml:space="preserve"> 4.2 (BVA) &amp; </w:t>
+            </w:r>
+            <w:proofErr w:type="spellStart"/>
+            <w:r>
+              <w:t>Mục</w:t>
+            </w:r>
+            <w:proofErr w:type="spellEnd"/>
+            <w:r>
+              <w:t xml:space="preserve"> 4.3 (Error Guessing): AI </w:t>
+            </w:r>
+            <w:proofErr w:type="spellStart"/>
+            <w:r>
+              <w:t>chỉ</w:t>
+            </w:r>
+            <w:proofErr w:type="spellEnd"/>
+            <w:r>
+              <w:t xml:space="preserve"> </w:t>
+            </w:r>
+            <w:proofErr w:type="spellStart"/>
+            <w:r>
+              <w:t>tập</w:t>
+            </w:r>
+            <w:proofErr w:type="spellEnd"/>
+            <w:r>
+              <w:t xml:space="preserve"> </w:t>
+            </w:r>
+            <w:proofErr w:type="spellStart"/>
+            <w:r>
+              <w:t>trung</w:t>
+            </w:r>
+            <w:proofErr w:type="spellEnd"/>
+            <w:r>
+              <w:t xml:space="preserve"> Happy Path </w:t>
+            </w:r>
+            <w:proofErr w:type="spellStart"/>
+            <w:r>
+              <w:t>theo</w:t>
+            </w:r>
+            <w:proofErr w:type="spellEnd"/>
+            <w:r>
+              <w:t xml:space="preserve"> </w:t>
+            </w:r>
+            <w:proofErr w:type="spellStart"/>
+            <w:r>
+              <w:t>sách</w:t>
+            </w:r>
+            <w:proofErr w:type="spellEnd"/>
+            <w:r>
+              <w:t xml:space="preserve"> </w:t>
+            </w:r>
+            <w:proofErr w:type="spellStart"/>
+            <w:r>
+              <w:t>hướng</w:t>
+            </w:r>
+            <w:proofErr w:type="spellEnd"/>
+            <w:r>
+              <w:t xml:space="preserve"> </w:t>
+            </w:r>
+            <w:proofErr w:type="spellStart"/>
+            <w:r>
+              <w:t>dẫn</w:t>
+            </w:r>
+            <w:proofErr w:type="spellEnd"/>
+            <w:r>
+              <w:t xml:space="preserve">, </w:t>
+            </w:r>
+            <w:proofErr w:type="spellStart"/>
+            <w:r>
+              <w:t>bỏ</w:t>
+            </w:r>
+            <w:proofErr w:type="spellEnd"/>
+            <w:r>
+              <w:t xml:space="preserve"> </w:t>
+            </w:r>
+            <w:proofErr w:type="spellStart"/>
+            <w:r>
+              <w:t>sót</w:t>
+            </w:r>
+            <w:proofErr w:type="spellEnd"/>
+            <w:r>
+              <w:t xml:space="preserve"> </w:t>
+            </w:r>
+            <w:proofErr w:type="spellStart"/>
+            <w:r>
+              <w:t>hoàn</w:t>
+            </w:r>
+            <w:proofErr w:type="spellEnd"/>
+            <w:r>
+              <w:t xml:space="preserve"> </w:t>
+            </w:r>
+            <w:proofErr w:type="spellStart"/>
+            <w:r>
+              <w:t>toàn</w:t>
+            </w:r>
+            <w:proofErr w:type="spellEnd"/>
+            <w:r>
+              <w:t xml:space="preserve"> </w:t>
+            </w:r>
+            <w:proofErr w:type="spellStart"/>
+            <w:r>
+              <w:t>các</w:t>
+            </w:r>
+            <w:proofErr w:type="spellEnd"/>
+            <w:r>
+              <w:t xml:space="preserve"> ca </w:t>
+            </w:r>
+            <w:proofErr w:type="spellStart"/>
+            <w:r>
+              <w:t>kiểm</w:t>
+            </w:r>
+            <w:proofErr w:type="spellEnd"/>
+            <w:r>
+              <w:t xml:space="preserve"> </w:t>
+            </w:r>
+            <w:proofErr w:type="spellStart"/>
+            <w:r>
+              <w:t>thử</w:t>
+            </w:r>
+            <w:proofErr w:type="spellEnd"/>
+            <w:r>
+              <w:t xml:space="preserve"> </w:t>
+            </w:r>
+            <w:proofErr w:type="spellStart"/>
+            <w:r>
+              <w:t>xung</w:t>
+            </w:r>
+            <w:proofErr w:type="spellEnd"/>
+            <w:r>
+              <w:t xml:space="preserve"> </w:t>
+            </w:r>
+            <w:proofErr w:type="spellStart"/>
+            <w:r>
+              <w:t>đột</w:t>
+            </w:r>
+            <w:proofErr w:type="spellEnd"/>
+            <w:r>
+              <w:t xml:space="preserve"> </w:t>
+            </w:r>
+            <w:proofErr w:type="spellStart"/>
+            <w:r>
+              <w:t>cơ</w:t>
+            </w:r>
+            <w:proofErr w:type="spellEnd"/>
+            <w:r>
+              <w:t xml:space="preserve"> </w:t>
+            </w:r>
+            <w:proofErr w:type="spellStart"/>
+            <w:r>
+              <w:t>điện</w:t>
+            </w:r>
+            <w:proofErr w:type="spellEnd"/>
+            <w:r>
+              <w:t xml:space="preserve">, rung </w:t>
+            </w:r>
+            <w:proofErr w:type="spellStart"/>
+            <w:r>
+              <w:t>lắc</w:t>
+            </w:r>
+            <w:proofErr w:type="spellEnd"/>
+            <w:r>
+              <w:t xml:space="preserve"> </w:t>
+            </w:r>
+            <w:proofErr w:type="spellStart"/>
+            <w:r>
+              <w:t>cộng</w:t>
+            </w:r>
+            <w:proofErr w:type="spellEnd"/>
+            <w:r>
+              <w:t xml:space="preserve"> </w:t>
+            </w:r>
+            <w:proofErr w:type="spellStart"/>
+            <w:r>
+              <w:t>hưởng</w:t>
+            </w:r>
+            <w:proofErr w:type="spellEnd"/>
+            <w:r>
+              <w:t xml:space="preserve"> </w:t>
+            </w:r>
+            <w:proofErr w:type="spellStart"/>
+            <w:r>
+              <w:t>và</w:t>
+            </w:r>
+            <w:proofErr w:type="spellEnd"/>
+            <w:r>
+              <w:t xml:space="preserve"> an </w:t>
+            </w:r>
+            <w:proofErr w:type="spellStart"/>
+            <w:r>
+              <w:t>toàn</w:t>
+            </w:r>
+            <w:proofErr w:type="spellEnd"/>
+            <w:r>
+              <w:t xml:space="preserve"> </w:t>
+            </w:r>
+            <w:proofErr w:type="spellStart"/>
+            <w:r>
+              <w:t>hồ</w:t>
+            </w:r>
+            <w:proofErr w:type="spellEnd"/>
+            <w:r>
+              <w:t xml:space="preserve"> </w:t>
+            </w:r>
+            <w:proofErr w:type="spellStart"/>
+            <w:r>
+              <w:t>quang</w:t>
+            </w:r>
+            <w:proofErr w:type="spellEnd"/>
+            <w:r>
+              <w:t xml:space="preserve"> </w:t>
+            </w:r>
+            <w:proofErr w:type="spellStart"/>
+            <w:r>
+              <w:t>điện</w:t>
+            </w:r>
+            <w:proofErr w:type="spellEnd"/>
+            <w:r>
+              <w:t xml:space="preserve"> </w:t>
+            </w:r>
+            <w:proofErr w:type="spellStart"/>
+            <w:r>
+              <w:t>theo</w:t>
+            </w:r>
+            <w:proofErr w:type="spellEnd"/>
+            <w:r>
+              <w:t xml:space="preserve"> IEC 60335-2-8.</w:t>
             </w:r>
           </w:p>
         </w:tc>
@@ -800,20 +2893,389 @@
             <w:pPr>
               <w:cnfStyle w:val="000000010000" w:firstRow="0" w:lastRow="0" w:firstColumn="0" w:lastColumn="0" w:oddVBand="0" w:evenVBand="0" w:oddHBand="0" w:evenHBand="1" w:firstRowFirstColumn="0" w:firstRowLastColumn="0" w:lastRowFirstColumn="0" w:lastRowLastColumn="0"/>
             </w:pPr>
-            <w:r>
-              <w:rPr>
-                <w:rFonts w:ascii="Arial" w:hAnsi="Arial"/>
-                <w:sz w:val="21"/>
-              </w:rPr>
-              <w:t>Added TC: parsePhoneNumberVN("+84-91-234-5678")</w:t>
-            </w:r>
-            <w:r>
-              <w:rPr>
-                <w:rFonts w:ascii="Arial" w:hAnsi="Arial"/>
-                <w:sz w:val="21"/>
-              </w:rPr>
-              <w:br/>
-              <w:t>Expected: {prefix:84, number:912345678, valid:true}</w:t>
+            <w:proofErr w:type="spellStart"/>
+            <w:r>
+              <w:t>Đã</w:t>
+            </w:r>
+            <w:proofErr w:type="spellEnd"/>
+            <w:r>
+              <w:t xml:space="preserve"> </w:t>
+            </w:r>
+            <w:proofErr w:type="spellStart"/>
+            <w:r>
+              <w:t>bổ</w:t>
+            </w:r>
+            <w:proofErr w:type="spellEnd"/>
+            <w:r>
+              <w:t xml:space="preserve"> sung 4 Edge Cases </w:t>
+            </w:r>
+            <w:proofErr w:type="spellStart"/>
+            <w:r>
+              <w:t>vật</w:t>
+            </w:r>
+            <w:proofErr w:type="spellEnd"/>
+            <w:r>
+              <w:t xml:space="preserve"> </w:t>
+            </w:r>
+            <w:proofErr w:type="spellStart"/>
+            <w:r>
+              <w:t>lý</w:t>
+            </w:r>
+            <w:proofErr w:type="spellEnd"/>
+            <w:r>
+              <w:t xml:space="preserve"> </w:t>
+            </w:r>
+            <w:proofErr w:type="spellStart"/>
+            <w:r>
+              <w:t>chuyên</w:t>
+            </w:r>
+            <w:proofErr w:type="spellEnd"/>
+            <w:r>
+              <w:t xml:space="preserve"> </w:t>
+            </w:r>
+            <w:proofErr w:type="spellStart"/>
+            <w:r>
+              <w:t>sâu</w:t>
+            </w:r>
+            <w:proofErr w:type="spellEnd"/>
+            <w:r>
+              <w:t xml:space="preserve">: 1. TC-EDGE-01: </w:t>
+            </w:r>
+            <w:proofErr w:type="spellStart"/>
+            <w:r>
+              <w:t>Nhấn</w:t>
+            </w:r>
+            <w:proofErr w:type="spellEnd"/>
+            <w:r>
+              <w:t xml:space="preserve"> </w:t>
+            </w:r>
+            <w:proofErr w:type="spellStart"/>
+            <w:r>
+              <w:t>giữ</w:t>
+            </w:r>
+            <w:proofErr w:type="spellEnd"/>
+            <w:r>
+              <w:t xml:space="preserve"> </w:t>
+            </w:r>
+            <w:proofErr w:type="spellStart"/>
+            <w:r>
+              <w:t>đồng</w:t>
+            </w:r>
+            <w:proofErr w:type="spellEnd"/>
+            <w:r>
+              <w:t xml:space="preserve"> </w:t>
+            </w:r>
+            <w:proofErr w:type="spellStart"/>
+            <w:r>
+              <w:t>thời</w:t>
+            </w:r>
+            <w:proofErr w:type="spellEnd"/>
+            <w:r>
+              <w:t xml:space="preserve"> 2 </w:t>
+            </w:r>
+            <w:proofErr w:type="spellStart"/>
+            <w:r>
+              <w:t>phím</w:t>
+            </w:r>
+            <w:proofErr w:type="spellEnd"/>
+            <w:r>
+              <w:t xml:space="preserve"> </w:t>
+            </w:r>
+            <w:proofErr w:type="spellStart"/>
+            <w:r>
+              <w:t>số</w:t>
+            </w:r>
+            <w:proofErr w:type="spellEnd"/>
+            <w:r>
+              <w:t xml:space="preserve"> </w:t>
+            </w:r>
+            <w:proofErr w:type="spellStart"/>
+            <w:r>
+              <w:t>gây</w:t>
+            </w:r>
+            <w:proofErr w:type="spellEnd"/>
+            <w:r>
+              <w:t xml:space="preserve"> </w:t>
+            </w:r>
+            <w:proofErr w:type="spellStart"/>
+            <w:r>
+              <w:t>kẹt</w:t>
+            </w:r>
+            <w:proofErr w:type="spellEnd"/>
+            <w:r>
+              <w:t xml:space="preserve"> </w:t>
+            </w:r>
+            <w:proofErr w:type="spellStart"/>
+            <w:r>
+              <w:t>lẫy</w:t>
+            </w:r>
+            <w:proofErr w:type="spellEnd"/>
+            <w:r>
+              <w:t xml:space="preserve"> </w:t>
+            </w:r>
+            <w:proofErr w:type="spellStart"/>
+            <w:r>
+              <w:t>cơ</w:t>
+            </w:r>
+            <w:proofErr w:type="spellEnd"/>
+            <w:r>
+              <w:t xml:space="preserve"> </w:t>
+            </w:r>
+            <w:proofErr w:type="spellStart"/>
+            <w:r>
+              <w:t>và</w:t>
+            </w:r>
+            <w:proofErr w:type="spellEnd"/>
+            <w:r>
+              <w:t xml:space="preserve"> </w:t>
+            </w:r>
+            <w:proofErr w:type="spellStart"/>
+            <w:r>
+              <w:t>quá</w:t>
+            </w:r>
+            <w:proofErr w:type="spellEnd"/>
+            <w:r>
+              <w:t xml:space="preserve"> </w:t>
+            </w:r>
+            <w:proofErr w:type="spellStart"/>
+            <w:r>
+              <w:t>dòng</w:t>
+            </w:r>
+            <w:proofErr w:type="spellEnd"/>
+            <w:r>
+              <w:t xml:space="preserve"> stator. 2. TC-EDGE-02: </w:t>
+            </w:r>
+            <w:proofErr w:type="spellStart"/>
+            <w:r>
+              <w:t>Cản</w:t>
+            </w:r>
+            <w:proofErr w:type="spellEnd"/>
+            <w:r>
+              <w:t xml:space="preserve"> </w:t>
+            </w:r>
+            <w:proofErr w:type="spellStart"/>
+            <w:r>
+              <w:t>túp-năng</w:t>
+            </w:r>
+            <w:proofErr w:type="spellEnd"/>
+            <w:r>
+              <w:t xml:space="preserve"> </w:t>
+            </w:r>
+            <w:proofErr w:type="spellStart"/>
+            <w:r>
+              <w:t>cưỡng</w:t>
+            </w:r>
+            <w:proofErr w:type="spellEnd"/>
+            <w:r>
+              <w:t xml:space="preserve"> </w:t>
+            </w:r>
+            <w:proofErr w:type="spellStart"/>
+            <w:r>
+              <w:t>bức</w:t>
+            </w:r>
+            <w:proofErr w:type="spellEnd"/>
+            <w:r>
+              <w:t xml:space="preserve"> </w:t>
+            </w:r>
+            <w:proofErr w:type="spellStart"/>
+            <w:r>
+              <w:t>gây</w:t>
+            </w:r>
+            <w:proofErr w:type="spellEnd"/>
+            <w:r>
+              <w:t xml:space="preserve"> </w:t>
+            </w:r>
+            <w:proofErr w:type="spellStart"/>
+            <w:r>
+              <w:t>trượt</w:t>
+            </w:r>
+            <w:proofErr w:type="spellEnd"/>
+            <w:r>
+              <w:t xml:space="preserve"> </w:t>
+            </w:r>
+            <w:proofErr w:type="spellStart"/>
+            <w:r>
+              <w:t>vấu</w:t>
+            </w:r>
+            <w:proofErr w:type="spellEnd"/>
+            <w:r>
+              <w:t xml:space="preserve"> bánh </w:t>
+            </w:r>
+            <w:proofErr w:type="spellStart"/>
+            <w:r>
+              <w:t>răng</w:t>
+            </w:r>
+            <w:proofErr w:type="spellEnd"/>
+            <w:r>
+              <w:t xml:space="preserve"> </w:t>
+            </w:r>
+            <w:proofErr w:type="spellStart"/>
+            <w:r>
+              <w:t>hộp</w:t>
+            </w:r>
+            <w:proofErr w:type="spellEnd"/>
+            <w:r>
+              <w:t xml:space="preserve"> </w:t>
+            </w:r>
+            <w:proofErr w:type="spellStart"/>
+            <w:r>
+              <w:t>số</w:t>
+            </w:r>
+            <w:proofErr w:type="spellEnd"/>
+            <w:r>
+              <w:t xml:space="preserve">. 3. TC-EDGE-03: </w:t>
+            </w:r>
+            <w:proofErr w:type="spellStart"/>
+            <w:r>
+              <w:t>Chạy</w:t>
+            </w:r>
+            <w:proofErr w:type="spellEnd"/>
+            <w:r>
+              <w:t xml:space="preserve"> </w:t>
+            </w:r>
+            <w:proofErr w:type="spellStart"/>
+            <w:r>
+              <w:t>Số</w:t>
+            </w:r>
+            <w:proofErr w:type="spellEnd"/>
+            <w:r>
+              <w:t xml:space="preserve"> 3 ở 95cm </w:t>
+            </w:r>
+            <w:proofErr w:type="spellStart"/>
+            <w:r>
+              <w:t>gây</w:t>
+            </w:r>
+            <w:proofErr w:type="spellEnd"/>
+            <w:r>
+              <w:t xml:space="preserve"> rung </w:t>
+            </w:r>
+            <w:proofErr w:type="spellStart"/>
+            <w:r>
+              <w:t>lắc</w:t>
+            </w:r>
+            <w:proofErr w:type="spellEnd"/>
+            <w:r>
+              <w:t xml:space="preserve"> </w:t>
+            </w:r>
+            <w:proofErr w:type="spellStart"/>
+            <w:r>
+              <w:t>trôi</w:t>
+            </w:r>
+            <w:proofErr w:type="spellEnd"/>
+            <w:r>
+              <w:t xml:space="preserve"> ren </w:t>
+            </w:r>
+            <w:proofErr w:type="spellStart"/>
+            <w:r>
+              <w:t>siết</w:t>
+            </w:r>
+            <w:proofErr w:type="spellEnd"/>
+            <w:r>
+              <w:t xml:space="preserve"> </w:t>
+            </w:r>
+            <w:proofErr w:type="spellStart"/>
+            <w:r>
+              <w:t>ống</w:t>
+            </w:r>
+            <w:proofErr w:type="spellEnd"/>
+            <w:r>
+              <w:t xml:space="preserve"> </w:t>
+            </w:r>
+            <w:proofErr w:type="spellStart"/>
+            <w:r>
+              <w:t>sắt</w:t>
+            </w:r>
+            <w:proofErr w:type="spellEnd"/>
+            <w:r>
+              <w:t xml:space="preserve">. 4. TC-EDGE-04: </w:t>
+            </w:r>
+            <w:proofErr w:type="spellStart"/>
+            <w:r>
+              <w:t>Nhấn</w:t>
+            </w:r>
+            <w:proofErr w:type="spellEnd"/>
+            <w:r>
+              <w:t xml:space="preserve"> </w:t>
+            </w:r>
+            <w:proofErr w:type="spellStart"/>
+            <w:r>
+              <w:t>hờ</w:t>
+            </w:r>
+            <w:proofErr w:type="spellEnd"/>
+            <w:r>
+              <w:t xml:space="preserve"> </w:t>
+            </w:r>
+            <w:proofErr w:type="spellStart"/>
+            <w:r>
+              <w:t>phím</w:t>
+            </w:r>
+            <w:proofErr w:type="spellEnd"/>
+            <w:r>
+              <w:t xml:space="preserve"> </w:t>
+            </w:r>
+            <w:proofErr w:type="spellStart"/>
+            <w:r>
+              <w:t>tốc</w:t>
+            </w:r>
+            <w:proofErr w:type="spellEnd"/>
+            <w:r>
+              <w:t xml:space="preserve"> </w:t>
+            </w:r>
+            <w:proofErr w:type="spellStart"/>
+            <w:r>
+              <w:t>độ</w:t>
+            </w:r>
+            <w:proofErr w:type="spellEnd"/>
+            <w:r>
+              <w:t xml:space="preserve"> </w:t>
+            </w:r>
+            <w:proofErr w:type="spellStart"/>
+            <w:r>
+              <w:t>kích</w:t>
+            </w:r>
+            <w:proofErr w:type="spellEnd"/>
+            <w:r>
+              <w:t xml:space="preserve"> </w:t>
+            </w:r>
+            <w:proofErr w:type="spellStart"/>
+            <w:r>
+              <w:t>hoạt</w:t>
+            </w:r>
+            <w:proofErr w:type="spellEnd"/>
+            <w:r>
+              <w:t xml:space="preserve"> </w:t>
+            </w:r>
+            <w:proofErr w:type="spellStart"/>
+            <w:r>
+              <w:t>phóng</w:t>
+            </w:r>
+            <w:proofErr w:type="spellEnd"/>
+            <w:r>
+              <w:t xml:space="preserve"> </w:t>
+            </w:r>
+            <w:proofErr w:type="spellStart"/>
+            <w:r>
+              <w:t>hồ</w:t>
+            </w:r>
+            <w:proofErr w:type="spellEnd"/>
+            <w:r>
+              <w:t xml:space="preserve"> </w:t>
+            </w:r>
+            <w:proofErr w:type="spellStart"/>
+            <w:r>
+              <w:t>quang</w:t>
+            </w:r>
+            <w:proofErr w:type="spellEnd"/>
+            <w:r>
+              <w:t xml:space="preserve"> </w:t>
+            </w:r>
+            <w:proofErr w:type="spellStart"/>
+            <w:r>
+              <w:t>điện</w:t>
+            </w:r>
+            <w:proofErr w:type="spellEnd"/>
+            <w:r>
+              <w:t xml:space="preserve"> (Arcing).</w:t>
             </w:r>
           </w:p>
         </w:tc>
@@ -833,22 +3295,343 @@
                 <w:rFonts w:ascii="Arial" w:hAnsi="Arial"/>
                 <w:sz w:val="21"/>
               </w:rPr>
-              <w:lastRenderedPageBreak/>
-              <w:t>Artifact #1</w:t>
-            </w:r>
-            <w:r>
-              <w:rPr>
-                <w:rFonts w:ascii="Arial" w:hAnsi="Arial"/>
-                <w:sz w:val="21"/>
-              </w:rPr>
-              <w:br/>
-            </w:r>
-            <w:r>
-              <w:rPr>
-                <w:rFonts w:ascii="Arial" w:hAnsi="Arial"/>
-                <w:sz w:val="21"/>
-              </w:rPr>
-              <w:br/>
+              <w:t xml:space="preserve">Artifact #3: </w:t>
+            </w:r>
+            <w:proofErr w:type="spellStart"/>
+            <w:r>
+              <w:rPr>
+                <w:rFonts w:ascii="Arial" w:hAnsi="Arial"/>
+                <w:sz w:val="21"/>
+              </w:rPr>
+              <w:t>Nghiên</w:t>
+            </w:r>
+            <w:proofErr w:type="spellEnd"/>
+            <w:r>
+              <w:rPr>
+                <w:rFonts w:ascii="Arial" w:hAnsi="Arial"/>
+                <w:sz w:val="21"/>
+              </w:rPr>
+              <w:t xml:space="preserve"> </w:t>
+            </w:r>
+            <w:proofErr w:type="spellStart"/>
+            <w:r>
+              <w:rPr>
+                <w:rFonts w:ascii="Arial" w:hAnsi="Arial"/>
+                <w:sz w:val="21"/>
+              </w:rPr>
+              <w:t>cứu</w:t>
+            </w:r>
+            <w:proofErr w:type="spellEnd"/>
+            <w:r>
+              <w:rPr>
+                <w:rFonts w:ascii="Arial" w:hAnsi="Arial"/>
+                <w:sz w:val="21"/>
+              </w:rPr>
+              <w:t xml:space="preserve"> 20 </w:t>
+            </w:r>
+            <w:proofErr w:type="spellStart"/>
+            <w:r>
+              <w:rPr>
+                <w:rFonts w:ascii="Arial" w:hAnsi="Arial"/>
+                <w:sz w:val="21"/>
+              </w:rPr>
+              <w:t>Lỗi</w:t>
+            </w:r>
+            <w:proofErr w:type="spellEnd"/>
+            <w:r>
+              <w:rPr>
+                <w:rFonts w:ascii="Arial" w:hAnsi="Arial"/>
+                <w:sz w:val="21"/>
+              </w:rPr>
+              <w:t xml:space="preserve"> </w:t>
+            </w:r>
+            <w:proofErr w:type="spellStart"/>
+            <w:r>
+              <w:rPr>
+                <w:rFonts w:ascii="Arial" w:hAnsi="Arial"/>
+                <w:sz w:val="21"/>
+              </w:rPr>
+              <w:t>phần</w:t>
+            </w:r>
+            <w:proofErr w:type="spellEnd"/>
+            <w:r>
+              <w:rPr>
+                <w:rFonts w:ascii="Arial" w:hAnsi="Arial"/>
+                <w:sz w:val="21"/>
+              </w:rPr>
+              <w:t xml:space="preserve"> </w:t>
+            </w:r>
+            <w:proofErr w:type="spellStart"/>
+            <w:r>
+              <w:rPr>
+                <w:rFonts w:ascii="Arial" w:hAnsi="Arial"/>
+                <w:sz w:val="21"/>
+              </w:rPr>
+              <w:t>mềm</w:t>
+            </w:r>
+            <w:proofErr w:type="spellEnd"/>
+            <w:r>
+              <w:rPr>
+                <w:rFonts w:ascii="Arial" w:hAnsi="Arial"/>
+                <w:sz w:val="21"/>
+              </w:rPr>
+              <w:t xml:space="preserve"> 2022–2026 &amp; </w:t>
+            </w:r>
+            <w:proofErr w:type="spellStart"/>
+            <w:r>
+              <w:rPr>
+                <w:rFonts w:ascii="Arial" w:hAnsi="Arial"/>
+                <w:sz w:val="21"/>
+              </w:rPr>
+              <w:t>Bẫy</w:t>
+            </w:r>
+            <w:proofErr w:type="spellEnd"/>
+            <w:r>
+              <w:rPr>
+                <w:rFonts w:ascii="Arial" w:hAnsi="Arial"/>
+                <w:sz w:val="21"/>
+              </w:rPr>
+              <w:t xml:space="preserve"> </w:t>
+            </w:r>
+            <w:proofErr w:type="spellStart"/>
+            <w:r>
+              <w:rPr>
+                <w:rFonts w:ascii="Arial" w:hAnsi="Arial"/>
+                <w:sz w:val="21"/>
+              </w:rPr>
+              <w:t>Ảo</w:t>
+            </w:r>
+            <w:proofErr w:type="spellEnd"/>
+            <w:r>
+              <w:rPr>
+                <w:rFonts w:ascii="Arial" w:hAnsi="Arial"/>
+                <w:sz w:val="21"/>
+              </w:rPr>
+              <w:t xml:space="preserve"> </w:t>
+            </w:r>
+            <w:proofErr w:type="spellStart"/>
+            <w:r>
+              <w:rPr>
+                <w:rFonts w:ascii="Arial" w:hAnsi="Arial"/>
+                <w:sz w:val="21"/>
+              </w:rPr>
+              <w:t>giác</w:t>
+            </w:r>
+            <w:proofErr w:type="spellEnd"/>
+            <w:r>
+              <w:rPr>
+                <w:rFonts w:ascii="Arial" w:hAnsi="Arial"/>
+                <w:sz w:val="21"/>
+              </w:rPr>
+              <w:t xml:space="preserve"> AI Tool: Antigravity (Gemini 3.8 Flash High) Time: 16:47 – 17:07 24/09/2026 Prompt: </w:t>
+            </w:r>
+            <w:proofErr w:type="spellStart"/>
+            <w:r>
+              <w:rPr>
+                <w:rFonts w:ascii="Arial" w:hAnsi="Arial"/>
+                <w:sz w:val="21"/>
+              </w:rPr>
+              <w:t>Chuỗi</w:t>
+            </w:r>
+            <w:proofErr w:type="spellEnd"/>
+            <w:r>
+              <w:rPr>
+                <w:rFonts w:ascii="Arial" w:hAnsi="Arial"/>
+                <w:sz w:val="21"/>
+              </w:rPr>
+              <w:t xml:space="preserve"> 20 prompt </w:t>
+            </w:r>
+            <w:proofErr w:type="spellStart"/>
+            <w:r>
+              <w:rPr>
+                <w:rFonts w:ascii="Arial" w:hAnsi="Arial"/>
+                <w:sz w:val="21"/>
+              </w:rPr>
+              <w:t>chất</w:t>
+            </w:r>
+            <w:proofErr w:type="spellEnd"/>
+            <w:r>
+              <w:rPr>
+                <w:rFonts w:ascii="Arial" w:hAnsi="Arial"/>
+                <w:sz w:val="21"/>
+              </w:rPr>
+              <w:t xml:space="preserve"> </w:t>
+            </w:r>
+            <w:proofErr w:type="spellStart"/>
+            <w:r>
+              <w:rPr>
+                <w:rFonts w:ascii="Arial" w:hAnsi="Arial"/>
+                <w:sz w:val="21"/>
+              </w:rPr>
+              <w:t>vấn</w:t>
+            </w:r>
+            <w:proofErr w:type="spellEnd"/>
+            <w:r>
+              <w:rPr>
+                <w:rFonts w:ascii="Arial" w:hAnsi="Arial"/>
+                <w:sz w:val="21"/>
+              </w:rPr>
+              <w:t xml:space="preserve"> </w:t>
+            </w:r>
+            <w:proofErr w:type="spellStart"/>
+            <w:r>
+              <w:rPr>
+                <w:rFonts w:ascii="Arial" w:hAnsi="Arial"/>
+                <w:sz w:val="21"/>
+              </w:rPr>
+              <w:t>dẫn</w:t>
+            </w:r>
+            <w:proofErr w:type="spellEnd"/>
+            <w:r>
+              <w:rPr>
+                <w:rFonts w:ascii="Arial" w:hAnsi="Arial"/>
+                <w:sz w:val="21"/>
+              </w:rPr>
+              <w:t xml:space="preserve"> </w:t>
+            </w:r>
+            <w:proofErr w:type="spellStart"/>
+            <w:r>
+              <w:rPr>
+                <w:rFonts w:ascii="Arial" w:hAnsi="Arial"/>
+                <w:sz w:val="21"/>
+              </w:rPr>
+              <w:t>dụ</w:t>
+            </w:r>
+            <w:proofErr w:type="spellEnd"/>
+            <w:r>
+              <w:rPr>
+                <w:rFonts w:ascii="Arial" w:hAnsi="Arial"/>
+                <w:sz w:val="21"/>
+              </w:rPr>
+              <w:t xml:space="preserve"> </w:t>
+            </w:r>
+            <w:proofErr w:type="spellStart"/>
+            <w:r>
+              <w:rPr>
+                <w:rFonts w:ascii="Arial" w:hAnsi="Arial"/>
+                <w:sz w:val="21"/>
+              </w:rPr>
+              <w:t>từ</w:t>
+            </w:r>
+            <w:proofErr w:type="spellEnd"/>
+            <w:r>
+              <w:rPr>
+                <w:rFonts w:ascii="Arial" w:hAnsi="Arial"/>
+                <w:sz w:val="21"/>
+              </w:rPr>
+              <w:t xml:space="preserve"> </w:t>
+            </w:r>
+            <w:proofErr w:type="spellStart"/>
+            <w:r>
+              <w:rPr>
+                <w:rFonts w:ascii="Arial" w:hAnsi="Arial"/>
+                <w:sz w:val="21"/>
+              </w:rPr>
+              <w:t>Lỗi</w:t>
+            </w:r>
+            <w:proofErr w:type="spellEnd"/>
+            <w:r>
+              <w:rPr>
+                <w:rFonts w:ascii="Arial" w:hAnsi="Arial"/>
+                <w:sz w:val="21"/>
+              </w:rPr>
+              <w:t xml:space="preserve"> #01 </w:t>
+            </w:r>
+            <w:proofErr w:type="spellStart"/>
+            <w:r>
+              <w:rPr>
+                <w:rFonts w:ascii="Arial" w:hAnsi="Arial"/>
+                <w:sz w:val="21"/>
+              </w:rPr>
+              <w:t>đến</w:t>
+            </w:r>
+            <w:proofErr w:type="spellEnd"/>
+            <w:r>
+              <w:rPr>
+                <w:rFonts w:ascii="Arial" w:hAnsi="Arial"/>
+                <w:sz w:val="21"/>
+              </w:rPr>
+              <w:t xml:space="preserve"> </w:t>
+            </w:r>
+            <w:proofErr w:type="spellStart"/>
+            <w:r>
+              <w:rPr>
+                <w:rFonts w:ascii="Arial" w:hAnsi="Arial"/>
+                <w:sz w:val="21"/>
+              </w:rPr>
+              <w:t>Lỗi</w:t>
+            </w:r>
+            <w:proofErr w:type="spellEnd"/>
+            <w:r>
+              <w:rPr>
+                <w:rFonts w:ascii="Arial" w:hAnsi="Arial"/>
+                <w:sz w:val="21"/>
+              </w:rPr>
+              <w:t xml:space="preserve"> #20 ([P-14] </w:t>
+            </w:r>
+            <w:proofErr w:type="spellStart"/>
+            <w:r>
+              <w:rPr>
+                <w:rFonts w:ascii="Arial" w:hAnsi="Arial"/>
+                <w:sz w:val="21"/>
+              </w:rPr>
+              <w:t>đến</w:t>
+            </w:r>
+            <w:proofErr w:type="spellEnd"/>
+            <w:r>
+              <w:rPr>
+                <w:rFonts w:ascii="Arial" w:hAnsi="Arial"/>
+                <w:sz w:val="21"/>
+              </w:rPr>
+              <w:t xml:space="preserve"> [P-33] </w:t>
+            </w:r>
+            <w:proofErr w:type="spellStart"/>
+            <w:r>
+              <w:rPr>
+                <w:rFonts w:ascii="Arial" w:hAnsi="Arial"/>
+                <w:sz w:val="21"/>
+              </w:rPr>
+              <w:t>ghi</w:t>
+            </w:r>
+            <w:proofErr w:type="spellEnd"/>
+            <w:r>
+              <w:rPr>
+                <w:rFonts w:ascii="Arial" w:hAnsi="Arial"/>
+                <w:sz w:val="21"/>
+              </w:rPr>
+              <w:t xml:space="preserve"> </w:t>
+            </w:r>
+            <w:proofErr w:type="spellStart"/>
+            <w:r>
+              <w:rPr>
+                <w:rFonts w:ascii="Arial" w:hAnsi="Arial"/>
+                <w:sz w:val="21"/>
+              </w:rPr>
+              <w:t>nhận</w:t>
+            </w:r>
+            <w:proofErr w:type="spellEnd"/>
+            <w:r>
+              <w:rPr>
+                <w:rFonts w:ascii="Arial" w:hAnsi="Arial"/>
+                <w:sz w:val="21"/>
+              </w:rPr>
+              <w:t xml:space="preserve"> </w:t>
+            </w:r>
+            <w:proofErr w:type="spellStart"/>
+            <w:r>
+              <w:rPr>
+                <w:rFonts w:ascii="Arial" w:hAnsi="Arial"/>
+                <w:sz w:val="21"/>
+              </w:rPr>
+              <w:t>tại</w:t>
+            </w:r>
+            <w:proofErr w:type="spellEnd"/>
+            <w:r>
+              <w:rPr>
+                <w:rFonts w:ascii="Arial" w:hAnsi="Arial"/>
+                <w:sz w:val="21"/>
+              </w:rPr>
+              <w:t xml:space="preserve"> Appendix_A_Prompt_Log.md)</w:t>
             </w:r>
           </w:p>
         </w:tc>
@@ -860,6 +3643,417 @@
             <w:pPr>
               <w:cnfStyle w:val="000000100000" w:firstRow="0" w:lastRow="0" w:firstColumn="0" w:lastColumn="0" w:oddVBand="0" w:evenVBand="0" w:oddHBand="1" w:evenHBand="0" w:firstRowFirstColumn="0" w:firstRowLastColumn="0" w:lastRowFirstColumn="0" w:lastRowLastColumn="0"/>
             </w:pPr>
+            <w:r>
+              <w:t xml:space="preserve">20 </w:t>
+            </w:r>
+            <w:proofErr w:type="spellStart"/>
+            <w:r>
+              <w:t>phản</w:t>
+            </w:r>
+            <w:proofErr w:type="spellEnd"/>
+            <w:r>
+              <w:t xml:space="preserve"> </w:t>
+            </w:r>
+            <w:proofErr w:type="spellStart"/>
+            <w:r>
+              <w:t>hồi</w:t>
+            </w:r>
+            <w:proofErr w:type="spellEnd"/>
+            <w:r>
+              <w:t xml:space="preserve"> </w:t>
+            </w:r>
+            <w:proofErr w:type="spellStart"/>
+            <w:r>
+              <w:t>của</w:t>
+            </w:r>
+            <w:proofErr w:type="spellEnd"/>
+            <w:r>
+              <w:t xml:space="preserve"> AI </w:t>
+            </w:r>
+            <w:proofErr w:type="spellStart"/>
+            <w:r>
+              <w:t>liên</w:t>
+            </w:r>
+            <w:proofErr w:type="spellEnd"/>
+            <w:r>
+              <w:t xml:space="preserve"> </w:t>
+            </w:r>
+            <w:proofErr w:type="spellStart"/>
+            <w:r>
+              <w:t>tục</w:t>
+            </w:r>
+            <w:proofErr w:type="spellEnd"/>
+            <w:r>
+              <w:t xml:space="preserve"> </w:t>
+            </w:r>
+            <w:proofErr w:type="spellStart"/>
+            <w:r>
+              <w:t>mắc</w:t>
+            </w:r>
+            <w:proofErr w:type="spellEnd"/>
+            <w:r>
+              <w:t xml:space="preserve"> </w:t>
+            </w:r>
+            <w:proofErr w:type="spellStart"/>
+            <w:r>
+              <w:t>bẫy</w:t>
+            </w:r>
+            <w:proofErr w:type="spellEnd"/>
+            <w:r>
+              <w:t xml:space="preserve"> </w:t>
+            </w:r>
+            <w:proofErr w:type="spellStart"/>
+            <w:r>
+              <w:t>và</w:t>
+            </w:r>
+            <w:proofErr w:type="spellEnd"/>
+            <w:r>
+              <w:t xml:space="preserve"> </w:t>
+            </w:r>
+            <w:proofErr w:type="spellStart"/>
+            <w:r>
+              <w:t>bộc</w:t>
+            </w:r>
+            <w:proofErr w:type="spellEnd"/>
+            <w:r>
+              <w:t xml:space="preserve"> </w:t>
+            </w:r>
+            <w:proofErr w:type="spellStart"/>
+            <w:r>
+              <w:t>lộ</w:t>
+            </w:r>
+            <w:proofErr w:type="spellEnd"/>
+            <w:r>
+              <w:t xml:space="preserve"> </w:t>
+            </w:r>
+            <w:proofErr w:type="spellStart"/>
+            <w:r>
+              <w:t>các</w:t>
+            </w:r>
+            <w:proofErr w:type="spellEnd"/>
+            <w:r>
+              <w:t xml:space="preserve"> </w:t>
+            </w:r>
+            <w:proofErr w:type="spellStart"/>
+            <w:r>
+              <w:t>dạng</w:t>
+            </w:r>
+            <w:proofErr w:type="spellEnd"/>
+            <w:r>
+              <w:t xml:space="preserve"> </w:t>
+            </w:r>
+            <w:proofErr w:type="spellStart"/>
+            <w:r>
+              <w:t>ảo</w:t>
+            </w:r>
+            <w:proofErr w:type="spellEnd"/>
+            <w:r>
+              <w:t xml:space="preserve"> </w:t>
+            </w:r>
+            <w:proofErr w:type="spellStart"/>
+            <w:r>
+              <w:t>giác</w:t>
+            </w:r>
+            <w:proofErr w:type="spellEnd"/>
+            <w:r>
+              <w:t xml:space="preserve"> (Hallucination) </w:t>
+            </w:r>
+            <w:proofErr w:type="spellStart"/>
+            <w:r>
+              <w:t>và</w:t>
+            </w:r>
+            <w:proofErr w:type="spellEnd"/>
+            <w:r>
+              <w:t xml:space="preserve"> </w:t>
+            </w:r>
+            <w:proofErr w:type="spellStart"/>
+            <w:r>
+              <w:t>thiên</w:t>
+            </w:r>
+            <w:proofErr w:type="spellEnd"/>
+            <w:r>
+              <w:t xml:space="preserve"> </w:t>
+            </w:r>
+            <w:proofErr w:type="spellStart"/>
+            <w:r>
+              <w:t>kiến</w:t>
+            </w:r>
+            <w:proofErr w:type="spellEnd"/>
+            <w:r>
+              <w:t xml:space="preserve"> (Bias) </w:t>
+            </w:r>
+            <w:proofErr w:type="spellStart"/>
+            <w:r>
+              <w:t>điển</w:t>
+            </w:r>
+            <w:proofErr w:type="spellEnd"/>
+            <w:r>
+              <w:t xml:space="preserve"> </w:t>
+            </w:r>
+            <w:proofErr w:type="spellStart"/>
+            <w:r>
+              <w:t>hình</w:t>
+            </w:r>
+            <w:proofErr w:type="spellEnd"/>
+            <w:r>
+              <w:t xml:space="preserve">: bao </w:t>
+            </w:r>
+            <w:proofErr w:type="spellStart"/>
+            <w:r>
+              <w:t>biện</w:t>
+            </w:r>
+            <w:proofErr w:type="spellEnd"/>
+            <w:r>
+              <w:t xml:space="preserve"> </w:t>
+            </w:r>
+            <w:proofErr w:type="spellStart"/>
+            <w:r>
+              <w:t>thiên</w:t>
+            </w:r>
+            <w:proofErr w:type="spellEnd"/>
+            <w:r>
+              <w:t xml:space="preserve"> tai </w:t>
+            </w:r>
+            <w:proofErr w:type="spellStart"/>
+            <w:r>
+              <w:t>bất</w:t>
+            </w:r>
+            <w:proofErr w:type="spellEnd"/>
+            <w:r>
+              <w:t xml:space="preserve"> </w:t>
+            </w:r>
+            <w:proofErr w:type="spellStart"/>
+            <w:r>
+              <w:t>khả</w:t>
+            </w:r>
+            <w:proofErr w:type="spellEnd"/>
+            <w:r>
+              <w:t xml:space="preserve"> </w:t>
+            </w:r>
+            <w:proofErr w:type="spellStart"/>
+            <w:r>
+              <w:t>kháng</w:t>
+            </w:r>
+            <w:proofErr w:type="spellEnd"/>
+            <w:r>
+              <w:t xml:space="preserve">, </w:t>
+            </w:r>
+            <w:proofErr w:type="spellStart"/>
+            <w:r>
+              <w:t>đổ</w:t>
+            </w:r>
+            <w:proofErr w:type="spellEnd"/>
+            <w:r>
+              <w:t xml:space="preserve"> </w:t>
+            </w:r>
+            <w:proofErr w:type="spellStart"/>
+            <w:r>
+              <w:t>lỗi</w:t>
+            </w:r>
+            <w:proofErr w:type="spellEnd"/>
+            <w:r>
+              <w:t xml:space="preserve"> </w:t>
+            </w:r>
+            <w:proofErr w:type="spellStart"/>
+            <w:r>
+              <w:t>hạ</w:t>
+            </w:r>
+            <w:proofErr w:type="spellEnd"/>
+            <w:r>
+              <w:t xml:space="preserve"> </w:t>
+            </w:r>
+            <w:proofErr w:type="spellStart"/>
+            <w:r>
+              <w:t>tầng</w:t>
+            </w:r>
+            <w:proofErr w:type="spellEnd"/>
+            <w:r>
+              <w:t xml:space="preserve"> </w:t>
+            </w:r>
+            <w:proofErr w:type="spellStart"/>
+            <w:r>
+              <w:t>vật</w:t>
+            </w:r>
+            <w:proofErr w:type="spellEnd"/>
+            <w:r>
+              <w:t xml:space="preserve"> </w:t>
+            </w:r>
+            <w:proofErr w:type="spellStart"/>
+            <w:r>
+              <w:t>lý</w:t>
+            </w:r>
+            <w:proofErr w:type="spellEnd"/>
+            <w:r>
+              <w:t xml:space="preserve">, </w:t>
+            </w:r>
+            <w:proofErr w:type="spellStart"/>
+            <w:r>
+              <w:t>thêu</w:t>
+            </w:r>
+            <w:proofErr w:type="spellEnd"/>
+            <w:r>
+              <w:t xml:space="preserve"> </w:t>
+            </w:r>
+            <w:proofErr w:type="spellStart"/>
+            <w:r>
+              <w:t>dệt</w:t>
+            </w:r>
+            <w:proofErr w:type="spellEnd"/>
+            <w:r>
+              <w:t xml:space="preserve"> </w:t>
+            </w:r>
+            <w:proofErr w:type="spellStart"/>
+            <w:r>
+              <w:t>mật</w:t>
+            </w:r>
+            <w:proofErr w:type="spellEnd"/>
+            <w:r>
+              <w:t xml:space="preserve"> </w:t>
+            </w:r>
+            <w:proofErr w:type="spellStart"/>
+            <w:r>
+              <w:t>mã</w:t>
+            </w:r>
+            <w:proofErr w:type="spellEnd"/>
+            <w:r>
+              <w:t xml:space="preserve"> </w:t>
+            </w:r>
+            <w:proofErr w:type="spellStart"/>
+            <w:r>
+              <w:t>học</w:t>
+            </w:r>
+            <w:proofErr w:type="spellEnd"/>
+            <w:r>
+              <w:t xml:space="preserve"> </w:t>
+            </w:r>
+            <w:proofErr w:type="spellStart"/>
+            <w:r>
+              <w:t>lượng</w:t>
+            </w:r>
+            <w:proofErr w:type="spellEnd"/>
+            <w:r>
+              <w:t xml:space="preserve"> </w:t>
+            </w:r>
+            <w:proofErr w:type="spellStart"/>
+            <w:r>
+              <w:t>tử</w:t>
+            </w:r>
+            <w:proofErr w:type="spellEnd"/>
+            <w:r>
+              <w:t xml:space="preserve">, </w:t>
+            </w:r>
+            <w:proofErr w:type="spellStart"/>
+            <w:r>
+              <w:t>gán</w:t>
+            </w:r>
+            <w:proofErr w:type="spellEnd"/>
+            <w:r>
+              <w:t xml:space="preserve"> </w:t>
+            </w:r>
+            <w:proofErr w:type="spellStart"/>
+            <w:r>
+              <w:t>sai</w:t>
+            </w:r>
+            <w:proofErr w:type="spellEnd"/>
+            <w:r>
+              <w:t xml:space="preserve"> </w:t>
+            </w:r>
+            <w:proofErr w:type="spellStart"/>
+            <w:r>
+              <w:t>kiến</w:t>
+            </w:r>
+            <w:proofErr w:type="spellEnd"/>
+            <w:r>
+              <w:t xml:space="preserve"> </w:t>
+            </w:r>
+            <w:proofErr w:type="spellStart"/>
+            <w:r>
+              <w:t>trúc</w:t>
+            </w:r>
+            <w:proofErr w:type="spellEnd"/>
+            <w:r>
+              <w:t xml:space="preserve"> </w:t>
+            </w:r>
+            <w:proofErr w:type="spellStart"/>
+            <w:r>
+              <w:t>ngôn</w:t>
+            </w:r>
+            <w:proofErr w:type="spellEnd"/>
+            <w:r>
+              <w:t xml:space="preserve"> </w:t>
+            </w:r>
+            <w:proofErr w:type="spellStart"/>
+            <w:r>
+              <w:t>ngữ</w:t>
+            </w:r>
+            <w:proofErr w:type="spellEnd"/>
+            <w:r>
+              <w:t xml:space="preserve">, </w:t>
+            </w:r>
+            <w:proofErr w:type="spellStart"/>
+            <w:r>
+              <w:t>và</w:t>
+            </w:r>
+            <w:proofErr w:type="spellEnd"/>
+            <w:r>
+              <w:t xml:space="preserve"> </w:t>
+            </w:r>
+            <w:proofErr w:type="spellStart"/>
+            <w:r>
+              <w:t>thuyết</w:t>
+            </w:r>
+            <w:proofErr w:type="spellEnd"/>
+            <w:r>
+              <w:t xml:space="preserve"> </w:t>
+            </w:r>
+            <w:proofErr w:type="spellStart"/>
+            <w:r>
+              <w:t>âm</w:t>
+            </w:r>
+            <w:proofErr w:type="spellEnd"/>
+            <w:r>
+              <w:t xml:space="preserve"> </w:t>
+            </w:r>
+            <w:proofErr w:type="spellStart"/>
+            <w:r>
+              <w:t>mưu</w:t>
+            </w:r>
+            <w:proofErr w:type="spellEnd"/>
+            <w:r>
+              <w:t xml:space="preserve"> </w:t>
+            </w:r>
+            <w:proofErr w:type="spellStart"/>
+            <w:r>
+              <w:t>gián</w:t>
+            </w:r>
+            <w:proofErr w:type="spellEnd"/>
+            <w:r>
+              <w:t xml:space="preserve"> </w:t>
+            </w:r>
+            <w:proofErr w:type="spellStart"/>
+            <w:r>
+              <w:t>điệp</w:t>
+            </w:r>
+            <w:proofErr w:type="spellEnd"/>
+            <w:r>
+              <w:t xml:space="preserve">. (Chi </w:t>
+            </w:r>
+            <w:proofErr w:type="spellStart"/>
+            <w:r>
+              <w:t>tiết</w:t>
+            </w:r>
+            <w:proofErr w:type="spellEnd"/>
+            <w:r>
+              <w:t xml:space="preserve"> </w:t>
+            </w:r>
+            <w:proofErr w:type="spellStart"/>
+            <w:r>
+              <w:t>tại</w:t>
+            </w:r>
+            <w:proofErr w:type="spellEnd"/>
+            <w:r>
+              <w:t xml:space="preserve"> requirements/req2_software_defects/defects_2022_2026.md).</w:t>
+            </w:r>
           </w:p>
         </w:tc>
         <w:tc>
@@ -870,6 +4064,9 @@
             <w:pPr>
               <w:cnfStyle w:val="000000100000" w:firstRow="0" w:lastRow="0" w:firstColumn="0" w:lastColumn="0" w:oddVBand="0" w:evenVBand="0" w:oddHBand="1" w:evenHBand="0" w:firstRowFirstColumn="0" w:firstRowLastColumn="0" w:lastRowFirstColumn="0" w:lastRowLastColumn="0"/>
             </w:pPr>
+            <w:r>
+              <w:t>INVALID</w:t>
+            </w:r>
           </w:p>
         </w:tc>
         <w:tc>
@@ -880,6 +4077,270 @@
             <w:pPr>
               <w:cnfStyle w:val="000000100000" w:firstRow="0" w:lastRow="0" w:firstColumn="0" w:lastColumn="0" w:oddVBand="0" w:evenVBand="0" w:oddHBand="1" w:evenHBand="0" w:firstRowFirstColumn="0" w:firstRowLastColumn="0" w:lastRowFirstColumn="0" w:lastRowLastColumn="0"/>
             </w:pPr>
+            <w:proofErr w:type="spellStart"/>
+            <w:r>
+              <w:t>Đối</w:t>
+            </w:r>
+            <w:proofErr w:type="spellEnd"/>
+            <w:r>
+              <w:t xml:space="preserve"> </w:t>
+            </w:r>
+            <w:proofErr w:type="spellStart"/>
+            <w:r>
+              <w:t>chiếu</w:t>
+            </w:r>
+            <w:proofErr w:type="spellEnd"/>
+            <w:r>
+              <w:t xml:space="preserve"> 100% </w:t>
+            </w:r>
+            <w:proofErr w:type="spellStart"/>
+            <w:r>
+              <w:t>tài</w:t>
+            </w:r>
+            <w:proofErr w:type="spellEnd"/>
+            <w:r>
+              <w:t xml:space="preserve"> </w:t>
+            </w:r>
+            <w:proofErr w:type="spellStart"/>
+            <w:r>
+              <w:t>liệu</w:t>
+            </w:r>
+            <w:proofErr w:type="spellEnd"/>
+            <w:r>
+              <w:t xml:space="preserve"> </w:t>
+            </w:r>
+            <w:proofErr w:type="spellStart"/>
+            <w:r>
+              <w:t>gốc</w:t>
+            </w:r>
+            <w:proofErr w:type="spellEnd"/>
+            <w:r>
+              <w:t xml:space="preserve"> (Official Post-mortems, CISA Emergency Directives, UK FCA, USDOT): AI vi </w:t>
+            </w:r>
+            <w:proofErr w:type="spellStart"/>
+            <w:r>
+              <w:t>phạm</w:t>
+            </w:r>
+            <w:proofErr w:type="spellEnd"/>
+            <w:r>
+              <w:t xml:space="preserve"> </w:t>
+            </w:r>
+            <w:proofErr w:type="spellStart"/>
+            <w:r>
+              <w:t>nguyên</w:t>
+            </w:r>
+            <w:proofErr w:type="spellEnd"/>
+            <w:r>
+              <w:t xml:space="preserve"> </w:t>
+            </w:r>
+            <w:proofErr w:type="spellStart"/>
+            <w:r>
+              <w:t>tắc</w:t>
+            </w:r>
+            <w:proofErr w:type="spellEnd"/>
+            <w:r>
+              <w:t xml:space="preserve"> </w:t>
+            </w:r>
+            <w:proofErr w:type="spellStart"/>
+            <w:r>
+              <w:t>kiểm</w:t>
+            </w:r>
+            <w:proofErr w:type="spellEnd"/>
+            <w:r>
+              <w:t xml:space="preserve"> </w:t>
+            </w:r>
+            <w:proofErr w:type="spellStart"/>
+            <w:r>
+              <w:t>định</w:t>
+            </w:r>
+            <w:proofErr w:type="spellEnd"/>
+            <w:r>
+              <w:t xml:space="preserve"> </w:t>
+            </w:r>
+            <w:proofErr w:type="spellStart"/>
+            <w:r>
+              <w:t>xác</w:t>
+            </w:r>
+            <w:proofErr w:type="spellEnd"/>
+            <w:r>
+              <w:t xml:space="preserve"> </w:t>
+            </w:r>
+            <w:proofErr w:type="spellStart"/>
+            <w:r>
+              <w:t>thực</w:t>
+            </w:r>
+            <w:proofErr w:type="spellEnd"/>
+            <w:r>
+              <w:t xml:space="preserve"> </w:t>
+            </w:r>
+            <w:proofErr w:type="spellStart"/>
+            <w:r>
+              <w:t>dữ</w:t>
+            </w:r>
+            <w:proofErr w:type="spellEnd"/>
+            <w:r>
+              <w:t xml:space="preserve"> </w:t>
+            </w:r>
+            <w:proofErr w:type="spellStart"/>
+            <w:r>
+              <w:t>liệu</w:t>
+            </w:r>
+            <w:proofErr w:type="spellEnd"/>
+            <w:r>
+              <w:t xml:space="preserve"> </w:t>
+            </w:r>
+            <w:proofErr w:type="spellStart"/>
+            <w:r>
+              <w:t>kỹ</w:t>
+            </w:r>
+            <w:proofErr w:type="spellEnd"/>
+            <w:r>
+              <w:t xml:space="preserve"> </w:t>
+            </w:r>
+            <w:proofErr w:type="spellStart"/>
+            <w:r>
+              <w:t>thuật</w:t>
+            </w:r>
+            <w:proofErr w:type="spellEnd"/>
+            <w:r>
+              <w:t xml:space="preserve"> </w:t>
+            </w:r>
+            <w:proofErr w:type="spellStart"/>
+            <w:r>
+              <w:t>theo</w:t>
+            </w:r>
+            <w:proofErr w:type="spellEnd"/>
+            <w:r>
+              <w:t xml:space="preserve"> ISTQB CTFL v4.0 </w:t>
+            </w:r>
+            <w:proofErr w:type="spellStart"/>
+            <w:r>
+              <w:t>Mục</w:t>
+            </w:r>
+            <w:proofErr w:type="spellEnd"/>
+            <w:r>
+              <w:t xml:space="preserve"> 1.1 &amp; 1.2 (</w:t>
+            </w:r>
+            <w:proofErr w:type="spellStart"/>
+            <w:r>
+              <w:t>nhầm</w:t>
+            </w:r>
+            <w:proofErr w:type="spellEnd"/>
+            <w:r>
+              <w:t xml:space="preserve"> </w:t>
+            </w:r>
+            <w:proofErr w:type="spellStart"/>
+            <w:r>
+              <w:t>lẫn</w:t>
+            </w:r>
+            <w:proofErr w:type="spellEnd"/>
+            <w:r>
+              <w:t xml:space="preserve"> Error/Defect/Failure, né </w:t>
+            </w:r>
+            <w:proofErr w:type="spellStart"/>
+            <w:r>
+              <w:t>tránh</w:t>
+            </w:r>
+            <w:proofErr w:type="spellEnd"/>
+            <w:r>
+              <w:t xml:space="preserve"> </w:t>
+            </w:r>
+            <w:proofErr w:type="spellStart"/>
+            <w:r>
+              <w:t>lỗi</w:t>
+            </w:r>
+            <w:proofErr w:type="spellEnd"/>
+            <w:r>
+              <w:t xml:space="preserve"> </w:t>
+            </w:r>
+            <w:proofErr w:type="spellStart"/>
+            <w:r>
+              <w:t>kiểm</w:t>
+            </w:r>
+            <w:proofErr w:type="spellEnd"/>
+            <w:r>
+              <w:t xml:space="preserve"> </w:t>
+            </w:r>
+            <w:proofErr w:type="spellStart"/>
+            <w:r>
+              <w:t>thử</w:t>
+            </w:r>
+            <w:proofErr w:type="spellEnd"/>
+            <w:r>
+              <w:t xml:space="preserve"> logic </w:t>
+            </w:r>
+            <w:proofErr w:type="spellStart"/>
+            <w:r>
+              <w:t>và</w:t>
+            </w:r>
+            <w:proofErr w:type="spellEnd"/>
+            <w:r>
+              <w:t xml:space="preserve"> </w:t>
+            </w:r>
+            <w:proofErr w:type="spellStart"/>
+            <w:r>
+              <w:t>biên</w:t>
+            </w:r>
+            <w:proofErr w:type="spellEnd"/>
+            <w:r>
+              <w:t xml:space="preserve"> </w:t>
+            </w:r>
+            <w:proofErr w:type="spellStart"/>
+            <w:r>
+              <w:t>để</w:t>
+            </w:r>
+            <w:proofErr w:type="spellEnd"/>
+            <w:r>
+              <w:t xml:space="preserve"> </w:t>
+            </w:r>
+            <w:proofErr w:type="spellStart"/>
+            <w:r>
+              <w:t>quy</w:t>
+            </w:r>
+            <w:proofErr w:type="spellEnd"/>
+            <w:r>
+              <w:t xml:space="preserve"> </w:t>
+            </w:r>
+            <w:proofErr w:type="spellStart"/>
+            <w:r>
+              <w:t>chụp</w:t>
+            </w:r>
+            <w:proofErr w:type="spellEnd"/>
+            <w:r>
+              <w:t xml:space="preserve"> </w:t>
+            </w:r>
+            <w:proofErr w:type="spellStart"/>
+            <w:r>
+              <w:t>yếu</w:t>
+            </w:r>
+            <w:proofErr w:type="spellEnd"/>
+            <w:r>
+              <w:t xml:space="preserve"> </w:t>
+            </w:r>
+            <w:proofErr w:type="spellStart"/>
+            <w:r>
+              <w:t>tố</w:t>
+            </w:r>
+            <w:proofErr w:type="spellEnd"/>
+            <w:r>
+              <w:t xml:space="preserve"> </w:t>
+            </w:r>
+            <w:proofErr w:type="spellStart"/>
+            <w:r>
+              <w:t>bên</w:t>
+            </w:r>
+            <w:proofErr w:type="spellEnd"/>
+            <w:r>
+              <w:t xml:space="preserve"> </w:t>
+            </w:r>
+            <w:proofErr w:type="spellStart"/>
+            <w:r>
+              <w:t>ngoài</w:t>
+            </w:r>
+            <w:proofErr w:type="spellEnd"/>
+            <w:r>
+              <w:t>).</w:t>
+            </w:r>
           </w:p>
         </w:tc>
         <w:tc>
@@ -890,672 +4351,398 @@
             <w:pPr>
               <w:cnfStyle w:val="000000100000" w:firstRow="0" w:lastRow="0" w:firstColumn="0" w:lastColumn="0" w:oddVBand="0" w:evenVBand="0" w:oddHBand="1" w:evenHBand="0" w:firstRowFirstColumn="0" w:firstRowLastColumn="0" w:lastRowFirstColumn="0" w:lastRowLastColumn="0"/>
             </w:pPr>
-          </w:p>
-        </w:tc>
-      </w:tr>
-      <w:tr>
-        <w:trPr>
-          <w:cnfStyle w:val="000000010000" w:firstRow="0" w:lastRow="0" w:firstColumn="0" w:lastColumn="0" w:oddVBand="0" w:evenVBand="0" w:oddHBand="0" w:evenHBand="1" w:firstRowFirstColumn="0" w:firstRowLastColumn="0" w:lastRowFirstColumn="0" w:lastRowLastColumn="0"/>
-        </w:trPr>
-        <w:tc>
-          <w:tcPr>
-            <w:cnfStyle w:val="001000000000" w:firstRow="0" w:lastRow="0" w:firstColumn="1" w:lastColumn="0" w:oddVBand="0" w:evenVBand="0" w:oddHBand="0" w:evenHBand="0" w:firstRowFirstColumn="0" w:firstRowLastColumn="0" w:lastRowFirstColumn="0" w:lastRowLastColumn="0"/>
-            <w:tcW w:w="2154" w:type="dxa"/>
-          </w:tcPr>
-          <w:p>
-            <w:r>
-              <w:rPr>
-                <w:rFonts w:ascii="Arial" w:hAnsi="Arial"/>
-                <w:sz w:val="21"/>
-              </w:rPr>
-              <w:t>Artifact #2</w:t>
-            </w:r>
-            <w:r>
-              <w:rPr>
-                <w:rFonts w:ascii="Arial" w:hAnsi="Arial"/>
-                <w:sz w:val="21"/>
-              </w:rPr>
-              <w:br/>
-            </w:r>
-            <w:r>
-              <w:rPr>
-                <w:rFonts w:ascii="Arial" w:hAnsi="Arial"/>
-                <w:sz w:val="21"/>
-              </w:rPr>
-              <w:br/>
-            </w:r>
-          </w:p>
-        </w:tc>
-        <w:tc>
-          <w:tcPr>
-            <w:tcW w:w="2041" w:type="dxa"/>
-          </w:tcPr>
-          <w:p>
-            <w:pPr>
-              <w:cnfStyle w:val="000000010000" w:firstRow="0" w:lastRow="0" w:firstColumn="0" w:lastColumn="0" w:oddVBand="0" w:evenVBand="0" w:oddHBand="0" w:evenHBand="1" w:firstRowFirstColumn="0" w:firstRowLastColumn="0" w:lastRowFirstColumn="0" w:lastRowLastColumn="0"/>
-            </w:pPr>
-          </w:p>
-        </w:tc>
-        <w:tc>
-          <w:tcPr>
-            <w:tcW w:w="1020" w:type="dxa"/>
-          </w:tcPr>
-          <w:p>
-            <w:pPr>
-              <w:cnfStyle w:val="000000010000" w:firstRow="0" w:lastRow="0" w:firstColumn="0" w:lastColumn="0" w:oddVBand="0" w:evenVBand="0" w:oddHBand="0" w:evenHBand="1" w:firstRowFirstColumn="0" w:firstRowLastColumn="0" w:lastRowFirstColumn="0" w:lastRowLastColumn="0"/>
-            </w:pPr>
-          </w:p>
-        </w:tc>
-        <w:tc>
-          <w:tcPr>
-            <w:tcW w:w="2268" w:type="dxa"/>
-          </w:tcPr>
-          <w:p>
-            <w:pPr>
-              <w:cnfStyle w:val="000000010000" w:firstRow="0" w:lastRow="0" w:firstColumn="0" w:lastColumn="0" w:oddVBand="0" w:evenVBand="0" w:oddHBand="0" w:evenHBand="1" w:firstRowFirstColumn="0" w:firstRowLastColumn="0" w:lastRowFirstColumn="0" w:lastRowLastColumn="0"/>
-            </w:pPr>
-          </w:p>
-        </w:tc>
-        <w:tc>
-          <w:tcPr>
-            <w:tcW w:w="2154" w:type="dxa"/>
-          </w:tcPr>
-          <w:p>
-            <w:pPr>
-              <w:cnfStyle w:val="000000010000" w:firstRow="0" w:lastRow="0" w:firstColumn="0" w:lastColumn="0" w:oddVBand="0" w:evenVBand="0" w:oddHBand="0" w:evenHBand="1" w:firstRowFirstColumn="0" w:firstRowLastColumn="0" w:lastRowFirstColumn="0" w:lastRowLastColumn="0"/>
-            </w:pPr>
-          </w:p>
-        </w:tc>
-      </w:tr>
-      <w:tr>
-        <w:trPr>
-          <w:cnfStyle w:val="000000100000" w:firstRow="0" w:lastRow="0" w:firstColumn="0" w:lastColumn="0" w:oddVBand="0" w:evenVBand="0" w:oddHBand="1" w:evenHBand="0" w:firstRowFirstColumn="0" w:firstRowLastColumn="0" w:lastRowFirstColumn="0" w:lastRowLastColumn="0"/>
-        </w:trPr>
-        <w:tc>
-          <w:tcPr>
-            <w:cnfStyle w:val="001000000000" w:firstRow="0" w:lastRow="0" w:firstColumn="1" w:lastColumn="0" w:oddVBand="0" w:evenVBand="0" w:oddHBand="0" w:evenHBand="0" w:firstRowFirstColumn="0" w:firstRowLastColumn="0" w:lastRowFirstColumn="0" w:lastRowLastColumn="0"/>
-            <w:tcW w:w="2154" w:type="dxa"/>
-          </w:tcPr>
-          <w:p>
-            <w:r>
-              <w:rPr>
-                <w:rFonts w:ascii="Arial" w:hAnsi="Arial"/>
-                <w:sz w:val="21"/>
-              </w:rPr>
-              <w:t>Artifact #3</w:t>
-            </w:r>
-            <w:r>
-              <w:rPr>
-                <w:rFonts w:ascii="Arial" w:hAnsi="Arial"/>
-                <w:sz w:val="21"/>
-              </w:rPr>
-              <w:br/>
-            </w:r>
-            <w:r>
-              <w:rPr>
-                <w:rFonts w:ascii="Arial" w:hAnsi="Arial"/>
-                <w:sz w:val="21"/>
-              </w:rPr>
-              <w:br/>
-            </w:r>
-          </w:p>
-        </w:tc>
-        <w:tc>
-          <w:tcPr>
-            <w:tcW w:w="2041" w:type="dxa"/>
-          </w:tcPr>
-          <w:p>
-            <w:pPr>
-              <w:cnfStyle w:val="000000100000" w:firstRow="0" w:lastRow="0" w:firstColumn="0" w:lastColumn="0" w:oddVBand="0" w:evenVBand="0" w:oddHBand="1" w:evenHBand="0" w:firstRowFirstColumn="0" w:firstRowLastColumn="0" w:lastRowFirstColumn="0" w:lastRowLastColumn="0"/>
-            </w:pPr>
-          </w:p>
-        </w:tc>
-        <w:tc>
-          <w:tcPr>
-            <w:tcW w:w="1020" w:type="dxa"/>
-          </w:tcPr>
-          <w:p>
-            <w:pPr>
-              <w:cnfStyle w:val="000000100000" w:firstRow="0" w:lastRow="0" w:firstColumn="0" w:lastColumn="0" w:oddVBand="0" w:evenVBand="0" w:oddHBand="1" w:evenHBand="0" w:firstRowFirstColumn="0" w:firstRowLastColumn="0" w:lastRowFirstColumn="0" w:lastRowLastColumn="0"/>
-            </w:pPr>
-          </w:p>
-        </w:tc>
-        <w:tc>
-          <w:tcPr>
-            <w:tcW w:w="2268" w:type="dxa"/>
-          </w:tcPr>
-          <w:p>
-            <w:pPr>
-              <w:cnfStyle w:val="000000100000" w:firstRow="0" w:lastRow="0" w:firstColumn="0" w:lastColumn="0" w:oddVBand="0" w:evenVBand="0" w:oddHBand="1" w:evenHBand="0" w:firstRowFirstColumn="0" w:firstRowLastColumn="0" w:lastRowFirstColumn="0" w:lastRowLastColumn="0"/>
-            </w:pPr>
-          </w:p>
-        </w:tc>
-        <w:tc>
-          <w:tcPr>
-            <w:tcW w:w="2154" w:type="dxa"/>
-          </w:tcPr>
-          <w:p>
-            <w:pPr>
-              <w:cnfStyle w:val="000000100000" w:firstRow="0" w:lastRow="0" w:firstColumn="0" w:lastColumn="0" w:oddVBand="0" w:evenVBand="0" w:oddHBand="1" w:evenHBand="0" w:firstRowFirstColumn="0" w:firstRowLastColumn="0" w:lastRowFirstColumn="0" w:lastRowLastColumn="0"/>
-            </w:pPr>
-          </w:p>
-        </w:tc>
-      </w:tr>
-      <w:tr>
-        <w:trPr>
-          <w:cnfStyle w:val="000000010000" w:firstRow="0" w:lastRow="0" w:firstColumn="0" w:lastColumn="0" w:oddVBand="0" w:evenVBand="0" w:oddHBand="0" w:evenHBand="1" w:firstRowFirstColumn="0" w:firstRowLastColumn="0" w:lastRowFirstColumn="0" w:lastRowLastColumn="0"/>
-        </w:trPr>
-        <w:tc>
-          <w:tcPr>
-            <w:cnfStyle w:val="001000000000" w:firstRow="0" w:lastRow="0" w:firstColumn="1" w:lastColumn="0" w:oddVBand="0" w:evenVBand="0" w:oddHBand="0" w:evenHBand="0" w:firstRowFirstColumn="0" w:firstRowLastColumn="0" w:lastRowFirstColumn="0" w:lastRowLastColumn="0"/>
-            <w:tcW w:w="2154" w:type="dxa"/>
-          </w:tcPr>
-          <w:p>
-            <w:r>
-              <w:rPr>
-                <w:rFonts w:ascii="Arial" w:hAnsi="Arial"/>
-                <w:sz w:val="21"/>
-              </w:rPr>
-              <w:t>Artifact #4</w:t>
-            </w:r>
-            <w:r>
-              <w:rPr>
-                <w:rFonts w:ascii="Arial" w:hAnsi="Arial"/>
-                <w:sz w:val="21"/>
-              </w:rPr>
-              <w:br/>
-            </w:r>
-            <w:r>
-              <w:rPr>
-                <w:rFonts w:ascii="Arial" w:hAnsi="Arial"/>
-                <w:sz w:val="21"/>
-              </w:rPr>
-              <w:br/>
-            </w:r>
-          </w:p>
-        </w:tc>
-        <w:tc>
-          <w:tcPr>
-            <w:tcW w:w="2041" w:type="dxa"/>
-          </w:tcPr>
-          <w:p>
-            <w:pPr>
-              <w:cnfStyle w:val="000000010000" w:firstRow="0" w:lastRow="0" w:firstColumn="0" w:lastColumn="0" w:oddVBand="0" w:evenVBand="0" w:oddHBand="0" w:evenHBand="1" w:firstRowFirstColumn="0" w:firstRowLastColumn="0" w:lastRowFirstColumn="0" w:lastRowLastColumn="0"/>
-            </w:pPr>
-          </w:p>
-        </w:tc>
-        <w:tc>
-          <w:tcPr>
-            <w:tcW w:w="1020" w:type="dxa"/>
-          </w:tcPr>
-          <w:p>
-            <w:pPr>
-              <w:cnfStyle w:val="000000010000" w:firstRow="0" w:lastRow="0" w:firstColumn="0" w:lastColumn="0" w:oddVBand="0" w:evenVBand="0" w:oddHBand="0" w:evenHBand="1" w:firstRowFirstColumn="0" w:firstRowLastColumn="0" w:lastRowFirstColumn="0" w:lastRowLastColumn="0"/>
-            </w:pPr>
-          </w:p>
-        </w:tc>
-        <w:tc>
-          <w:tcPr>
-            <w:tcW w:w="2268" w:type="dxa"/>
-          </w:tcPr>
-          <w:p>
-            <w:pPr>
-              <w:cnfStyle w:val="000000010000" w:firstRow="0" w:lastRow="0" w:firstColumn="0" w:lastColumn="0" w:oddVBand="0" w:evenVBand="0" w:oddHBand="0" w:evenHBand="1" w:firstRowFirstColumn="0" w:firstRowLastColumn="0" w:lastRowFirstColumn="0" w:lastRowLastColumn="0"/>
-            </w:pPr>
-          </w:p>
-        </w:tc>
-        <w:tc>
-          <w:tcPr>
-            <w:tcW w:w="2154" w:type="dxa"/>
-          </w:tcPr>
-          <w:p>
-            <w:pPr>
-              <w:cnfStyle w:val="000000010000" w:firstRow="0" w:lastRow="0" w:firstColumn="0" w:lastColumn="0" w:oddVBand="0" w:evenVBand="0" w:oddHBand="0" w:evenHBand="1" w:firstRowFirstColumn="0" w:firstRowLastColumn="0" w:lastRowFirstColumn="0" w:lastRowLastColumn="0"/>
-            </w:pPr>
-          </w:p>
-        </w:tc>
-      </w:tr>
-      <w:tr>
-        <w:trPr>
-          <w:cnfStyle w:val="000000100000" w:firstRow="0" w:lastRow="0" w:firstColumn="0" w:lastColumn="0" w:oddVBand="0" w:evenVBand="0" w:oddHBand="1" w:evenHBand="0" w:firstRowFirstColumn="0" w:firstRowLastColumn="0" w:lastRowFirstColumn="0" w:lastRowLastColumn="0"/>
-        </w:trPr>
-        <w:tc>
-          <w:tcPr>
-            <w:cnfStyle w:val="001000000000" w:firstRow="0" w:lastRow="0" w:firstColumn="1" w:lastColumn="0" w:oddVBand="0" w:evenVBand="0" w:oddHBand="0" w:evenHBand="0" w:firstRowFirstColumn="0" w:firstRowLastColumn="0" w:lastRowFirstColumn="0" w:lastRowLastColumn="0"/>
-            <w:tcW w:w="2154" w:type="dxa"/>
-          </w:tcPr>
-          <w:p>
-            <w:r>
-              <w:rPr>
-                <w:rFonts w:ascii="Arial" w:hAnsi="Arial"/>
-                <w:sz w:val="21"/>
-              </w:rPr>
-              <w:t>Artifact #5</w:t>
-            </w:r>
-            <w:r>
-              <w:rPr>
-                <w:rFonts w:ascii="Arial" w:hAnsi="Arial"/>
-                <w:sz w:val="21"/>
-              </w:rPr>
-              <w:br/>
-            </w:r>
-            <w:r>
-              <w:rPr>
-                <w:rFonts w:ascii="Arial" w:hAnsi="Arial"/>
-                <w:sz w:val="21"/>
-              </w:rPr>
-              <w:br/>
-            </w:r>
-          </w:p>
-        </w:tc>
-        <w:tc>
-          <w:tcPr>
-            <w:tcW w:w="2041" w:type="dxa"/>
-          </w:tcPr>
-          <w:p>
-            <w:pPr>
-              <w:cnfStyle w:val="000000100000" w:firstRow="0" w:lastRow="0" w:firstColumn="0" w:lastColumn="0" w:oddVBand="0" w:evenVBand="0" w:oddHBand="1" w:evenHBand="0" w:firstRowFirstColumn="0" w:firstRowLastColumn="0" w:lastRowFirstColumn="0" w:lastRowLastColumn="0"/>
-            </w:pPr>
-          </w:p>
-        </w:tc>
-        <w:tc>
-          <w:tcPr>
-            <w:tcW w:w="1020" w:type="dxa"/>
-          </w:tcPr>
-          <w:p>
-            <w:pPr>
-              <w:cnfStyle w:val="000000100000" w:firstRow="0" w:lastRow="0" w:firstColumn="0" w:lastColumn="0" w:oddVBand="0" w:evenVBand="0" w:oddHBand="1" w:evenHBand="0" w:firstRowFirstColumn="0" w:firstRowLastColumn="0" w:lastRowFirstColumn="0" w:lastRowLastColumn="0"/>
-            </w:pPr>
-          </w:p>
-        </w:tc>
-        <w:tc>
-          <w:tcPr>
-            <w:tcW w:w="2268" w:type="dxa"/>
-          </w:tcPr>
-          <w:p>
-            <w:pPr>
-              <w:cnfStyle w:val="000000100000" w:firstRow="0" w:lastRow="0" w:firstColumn="0" w:lastColumn="0" w:oddVBand="0" w:evenVBand="0" w:oddHBand="1" w:evenHBand="0" w:firstRowFirstColumn="0" w:firstRowLastColumn="0" w:lastRowFirstColumn="0" w:lastRowLastColumn="0"/>
-            </w:pPr>
-          </w:p>
-        </w:tc>
-        <w:tc>
-          <w:tcPr>
-            <w:tcW w:w="2154" w:type="dxa"/>
-          </w:tcPr>
-          <w:p>
-            <w:pPr>
-              <w:cnfStyle w:val="000000100000" w:firstRow="0" w:lastRow="0" w:firstColumn="0" w:lastColumn="0" w:oddVBand="0" w:evenVBand="0" w:oddHBand="1" w:evenHBand="0" w:firstRowFirstColumn="0" w:firstRowLastColumn="0" w:lastRowFirstColumn="0" w:lastRowLastColumn="0"/>
-            </w:pPr>
-          </w:p>
-        </w:tc>
-      </w:tr>
-      <w:tr>
-        <w:trPr>
-          <w:cnfStyle w:val="000000010000" w:firstRow="0" w:lastRow="0" w:firstColumn="0" w:lastColumn="0" w:oddVBand="0" w:evenVBand="0" w:oddHBand="0" w:evenHBand="1" w:firstRowFirstColumn="0" w:firstRowLastColumn="0" w:lastRowFirstColumn="0" w:lastRowLastColumn="0"/>
-        </w:trPr>
-        <w:tc>
-          <w:tcPr>
-            <w:cnfStyle w:val="001000000000" w:firstRow="0" w:lastRow="0" w:firstColumn="1" w:lastColumn="0" w:oddVBand="0" w:evenVBand="0" w:oddHBand="0" w:evenHBand="0" w:firstRowFirstColumn="0" w:firstRowLastColumn="0" w:lastRowFirstColumn="0" w:lastRowLastColumn="0"/>
-            <w:tcW w:w="2154" w:type="dxa"/>
-          </w:tcPr>
-          <w:p>
-            <w:r>
-              <w:rPr>
-                <w:rFonts w:ascii="Arial" w:hAnsi="Arial"/>
-                <w:sz w:val="21"/>
-              </w:rPr>
-              <w:t>Artifact #6</w:t>
-            </w:r>
-            <w:r>
-              <w:rPr>
-                <w:rFonts w:ascii="Arial" w:hAnsi="Arial"/>
-                <w:sz w:val="21"/>
-              </w:rPr>
-              <w:br/>
-            </w:r>
-            <w:r>
-              <w:rPr>
-                <w:rFonts w:ascii="Arial" w:hAnsi="Arial"/>
-                <w:sz w:val="21"/>
-              </w:rPr>
-              <w:br/>
-            </w:r>
-          </w:p>
-        </w:tc>
-        <w:tc>
-          <w:tcPr>
-            <w:tcW w:w="2041" w:type="dxa"/>
-          </w:tcPr>
-          <w:p>
-            <w:pPr>
-              <w:cnfStyle w:val="000000010000" w:firstRow="0" w:lastRow="0" w:firstColumn="0" w:lastColumn="0" w:oddVBand="0" w:evenVBand="0" w:oddHBand="0" w:evenHBand="1" w:firstRowFirstColumn="0" w:firstRowLastColumn="0" w:lastRowFirstColumn="0" w:lastRowLastColumn="0"/>
-            </w:pPr>
-          </w:p>
-        </w:tc>
-        <w:tc>
-          <w:tcPr>
-            <w:tcW w:w="1020" w:type="dxa"/>
-          </w:tcPr>
-          <w:p>
-            <w:pPr>
-              <w:cnfStyle w:val="000000010000" w:firstRow="0" w:lastRow="0" w:firstColumn="0" w:lastColumn="0" w:oddVBand="0" w:evenVBand="0" w:oddHBand="0" w:evenHBand="1" w:firstRowFirstColumn="0" w:firstRowLastColumn="0" w:lastRowFirstColumn="0" w:lastRowLastColumn="0"/>
-            </w:pPr>
-          </w:p>
-        </w:tc>
-        <w:tc>
-          <w:tcPr>
-            <w:tcW w:w="2268" w:type="dxa"/>
-          </w:tcPr>
-          <w:p>
-            <w:pPr>
-              <w:cnfStyle w:val="000000010000" w:firstRow="0" w:lastRow="0" w:firstColumn="0" w:lastColumn="0" w:oddVBand="0" w:evenVBand="0" w:oddHBand="0" w:evenHBand="1" w:firstRowFirstColumn="0" w:firstRowLastColumn="0" w:lastRowFirstColumn="0" w:lastRowLastColumn="0"/>
-            </w:pPr>
-          </w:p>
-        </w:tc>
-        <w:tc>
-          <w:tcPr>
-            <w:tcW w:w="2154" w:type="dxa"/>
-          </w:tcPr>
-          <w:p>
-            <w:pPr>
-              <w:cnfStyle w:val="000000010000" w:firstRow="0" w:lastRow="0" w:firstColumn="0" w:lastColumn="0" w:oddVBand="0" w:evenVBand="0" w:oddHBand="0" w:evenHBand="1" w:firstRowFirstColumn="0" w:firstRowLastColumn="0" w:lastRowFirstColumn="0" w:lastRowLastColumn="0"/>
-            </w:pPr>
-          </w:p>
-        </w:tc>
-      </w:tr>
-      <w:tr>
-        <w:trPr>
-          <w:cnfStyle w:val="000000100000" w:firstRow="0" w:lastRow="0" w:firstColumn="0" w:lastColumn="0" w:oddVBand="0" w:evenVBand="0" w:oddHBand="1" w:evenHBand="0" w:firstRowFirstColumn="0" w:firstRowLastColumn="0" w:lastRowFirstColumn="0" w:lastRowLastColumn="0"/>
-        </w:trPr>
-        <w:tc>
-          <w:tcPr>
-            <w:cnfStyle w:val="001000000000" w:firstRow="0" w:lastRow="0" w:firstColumn="1" w:lastColumn="0" w:oddVBand="0" w:evenVBand="0" w:oddHBand="0" w:evenHBand="0" w:firstRowFirstColumn="0" w:firstRowLastColumn="0" w:lastRowFirstColumn="0" w:lastRowLastColumn="0"/>
-            <w:tcW w:w="2154" w:type="dxa"/>
-          </w:tcPr>
-          <w:p>
-            <w:r>
-              <w:rPr>
-                <w:rFonts w:ascii="Arial" w:hAnsi="Arial"/>
-                <w:sz w:val="21"/>
-              </w:rPr>
-              <w:t>Artifact #7</w:t>
-            </w:r>
-            <w:r>
-              <w:rPr>
-                <w:rFonts w:ascii="Arial" w:hAnsi="Arial"/>
-                <w:sz w:val="21"/>
-              </w:rPr>
-              <w:br/>
-            </w:r>
-            <w:r>
-              <w:rPr>
-                <w:rFonts w:ascii="Arial" w:hAnsi="Arial"/>
-                <w:sz w:val="21"/>
-              </w:rPr>
-              <w:br/>
-            </w:r>
-          </w:p>
-        </w:tc>
-        <w:tc>
-          <w:tcPr>
-            <w:tcW w:w="2041" w:type="dxa"/>
-          </w:tcPr>
-          <w:p>
-            <w:pPr>
-              <w:cnfStyle w:val="000000100000" w:firstRow="0" w:lastRow="0" w:firstColumn="0" w:lastColumn="0" w:oddVBand="0" w:evenVBand="0" w:oddHBand="1" w:evenHBand="0" w:firstRowFirstColumn="0" w:firstRowLastColumn="0" w:lastRowFirstColumn="0" w:lastRowLastColumn="0"/>
-            </w:pPr>
-          </w:p>
-        </w:tc>
-        <w:tc>
-          <w:tcPr>
-            <w:tcW w:w="1020" w:type="dxa"/>
-          </w:tcPr>
-          <w:p>
-            <w:pPr>
-              <w:cnfStyle w:val="000000100000" w:firstRow="0" w:lastRow="0" w:firstColumn="0" w:lastColumn="0" w:oddVBand="0" w:evenVBand="0" w:oddHBand="1" w:evenHBand="0" w:firstRowFirstColumn="0" w:firstRowLastColumn="0" w:lastRowFirstColumn="0" w:lastRowLastColumn="0"/>
-            </w:pPr>
-          </w:p>
-        </w:tc>
-        <w:tc>
-          <w:tcPr>
-            <w:tcW w:w="2268" w:type="dxa"/>
-          </w:tcPr>
-          <w:p>
-            <w:pPr>
-              <w:cnfStyle w:val="000000100000" w:firstRow="0" w:lastRow="0" w:firstColumn="0" w:lastColumn="0" w:oddVBand="0" w:evenVBand="0" w:oddHBand="1" w:evenHBand="0" w:firstRowFirstColumn="0" w:firstRowLastColumn="0" w:lastRowFirstColumn="0" w:lastRowLastColumn="0"/>
-            </w:pPr>
-          </w:p>
-        </w:tc>
-        <w:tc>
-          <w:tcPr>
-            <w:tcW w:w="2154" w:type="dxa"/>
-          </w:tcPr>
-          <w:p>
-            <w:pPr>
-              <w:cnfStyle w:val="000000100000" w:firstRow="0" w:lastRow="0" w:firstColumn="0" w:lastColumn="0" w:oddVBand="0" w:evenVBand="0" w:oddHBand="1" w:evenHBand="0" w:firstRowFirstColumn="0" w:firstRowLastColumn="0" w:lastRowFirstColumn="0" w:lastRowLastColumn="0"/>
-            </w:pPr>
-          </w:p>
-        </w:tc>
-      </w:tr>
-      <w:tr>
-        <w:trPr>
-          <w:cnfStyle w:val="000000010000" w:firstRow="0" w:lastRow="0" w:firstColumn="0" w:lastColumn="0" w:oddVBand="0" w:evenVBand="0" w:oddHBand="0" w:evenHBand="1" w:firstRowFirstColumn="0" w:firstRowLastColumn="0" w:lastRowFirstColumn="0" w:lastRowLastColumn="0"/>
-        </w:trPr>
-        <w:tc>
-          <w:tcPr>
-            <w:cnfStyle w:val="001000000000" w:firstRow="0" w:lastRow="0" w:firstColumn="1" w:lastColumn="0" w:oddVBand="0" w:evenVBand="0" w:oddHBand="0" w:evenHBand="0" w:firstRowFirstColumn="0" w:firstRowLastColumn="0" w:lastRowFirstColumn="0" w:lastRowLastColumn="0"/>
-            <w:tcW w:w="2154" w:type="dxa"/>
-          </w:tcPr>
-          <w:p>
-            <w:r>
-              <w:rPr>
-                <w:rFonts w:ascii="Arial" w:hAnsi="Arial"/>
-                <w:sz w:val="21"/>
-              </w:rPr>
-              <w:t>Artifact #8</w:t>
-            </w:r>
-            <w:r>
-              <w:rPr>
-                <w:rFonts w:ascii="Arial" w:hAnsi="Arial"/>
-                <w:sz w:val="21"/>
-              </w:rPr>
-              <w:br/>
-            </w:r>
-            <w:r>
-              <w:rPr>
-                <w:rFonts w:ascii="Arial" w:hAnsi="Arial"/>
-                <w:sz w:val="21"/>
-              </w:rPr>
-              <w:br/>
-            </w:r>
-          </w:p>
-        </w:tc>
-        <w:tc>
-          <w:tcPr>
-            <w:tcW w:w="2041" w:type="dxa"/>
-          </w:tcPr>
-          <w:p>
-            <w:pPr>
-              <w:cnfStyle w:val="000000010000" w:firstRow="0" w:lastRow="0" w:firstColumn="0" w:lastColumn="0" w:oddVBand="0" w:evenVBand="0" w:oddHBand="0" w:evenHBand="1" w:firstRowFirstColumn="0" w:firstRowLastColumn="0" w:lastRowFirstColumn="0" w:lastRowLastColumn="0"/>
-            </w:pPr>
-          </w:p>
-        </w:tc>
-        <w:tc>
-          <w:tcPr>
-            <w:tcW w:w="1020" w:type="dxa"/>
-          </w:tcPr>
-          <w:p>
-            <w:pPr>
-              <w:cnfStyle w:val="000000010000" w:firstRow="0" w:lastRow="0" w:firstColumn="0" w:lastColumn="0" w:oddVBand="0" w:evenVBand="0" w:oddHBand="0" w:evenHBand="1" w:firstRowFirstColumn="0" w:firstRowLastColumn="0" w:lastRowFirstColumn="0" w:lastRowLastColumn="0"/>
-            </w:pPr>
-          </w:p>
-        </w:tc>
-        <w:tc>
-          <w:tcPr>
-            <w:tcW w:w="2268" w:type="dxa"/>
-          </w:tcPr>
-          <w:p>
-            <w:pPr>
-              <w:cnfStyle w:val="000000010000" w:firstRow="0" w:lastRow="0" w:firstColumn="0" w:lastColumn="0" w:oddVBand="0" w:evenVBand="0" w:oddHBand="0" w:evenHBand="1" w:firstRowFirstColumn="0" w:firstRowLastColumn="0" w:lastRowFirstColumn="0" w:lastRowLastColumn="0"/>
-            </w:pPr>
-          </w:p>
-        </w:tc>
-        <w:tc>
-          <w:tcPr>
-            <w:tcW w:w="2154" w:type="dxa"/>
-          </w:tcPr>
-          <w:p>
-            <w:pPr>
-              <w:cnfStyle w:val="000000010000" w:firstRow="0" w:lastRow="0" w:firstColumn="0" w:lastColumn="0" w:oddVBand="0" w:evenVBand="0" w:oddHBand="0" w:evenHBand="1" w:firstRowFirstColumn="0" w:firstRowLastColumn="0" w:lastRowFirstColumn="0" w:lastRowLastColumn="0"/>
-            </w:pPr>
-          </w:p>
-        </w:tc>
-      </w:tr>
-      <w:tr>
-        <w:trPr>
-          <w:cnfStyle w:val="000000100000" w:firstRow="0" w:lastRow="0" w:firstColumn="0" w:lastColumn="0" w:oddVBand="0" w:evenVBand="0" w:oddHBand="1" w:evenHBand="0" w:firstRowFirstColumn="0" w:firstRowLastColumn="0" w:lastRowFirstColumn="0" w:lastRowLastColumn="0"/>
-        </w:trPr>
-        <w:tc>
-          <w:tcPr>
-            <w:cnfStyle w:val="001000000000" w:firstRow="0" w:lastRow="0" w:firstColumn="1" w:lastColumn="0" w:oddVBand="0" w:evenVBand="0" w:oddHBand="0" w:evenHBand="0" w:firstRowFirstColumn="0" w:firstRowLastColumn="0" w:lastRowFirstColumn="0" w:lastRowLastColumn="0"/>
-            <w:tcW w:w="2154" w:type="dxa"/>
-          </w:tcPr>
-          <w:p>
-            <w:r>
-              <w:rPr>
-                <w:rFonts w:ascii="Arial" w:hAnsi="Arial"/>
-                <w:sz w:val="21"/>
-              </w:rPr>
-              <w:t>Artifact #9</w:t>
-            </w:r>
-            <w:r>
-              <w:rPr>
-                <w:rFonts w:ascii="Arial" w:hAnsi="Arial"/>
-                <w:sz w:val="21"/>
-              </w:rPr>
-              <w:br/>
-            </w:r>
-            <w:r>
-              <w:rPr>
-                <w:rFonts w:ascii="Arial" w:hAnsi="Arial"/>
-                <w:sz w:val="21"/>
-              </w:rPr>
-              <w:br/>
-            </w:r>
-          </w:p>
-        </w:tc>
-        <w:tc>
-          <w:tcPr>
-            <w:tcW w:w="2041" w:type="dxa"/>
-          </w:tcPr>
-          <w:p>
-            <w:pPr>
-              <w:cnfStyle w:val="000000100000" w:firstRow="0" w:lastRow="0" w:firstColumn="0" w:lastColumn="0" w:oddVBand="0" w:evenVBand="0" w:oddHBand="1" w:evenHBand="0" w:firstRowFirstColumn="0" w:firstRowLastColumn="0" w:lastRowFirstColumn="0" w:lastRowLastColumn="0"/>
-            </w:pPr>
-          </w:p>
-        </w:tc>
-        <w:tc>
-          <w:tcPr>
-            <w:tcW w:w="1020" w:type="dxa"/>
-          </w:tcPr>
-          <w:p>
-            <w:pPr>
-              <w:cnfStyle w:val="000000100000" w:firstRow="0" w:lastRow="0" w:firstColumn="0" w:lastColumn="0" w:oddVBand="0" w:evenVBand="0" w:oddHBand="1" w:evenHBand="0" w:firstRowFirstColumn="0" w:firstRowLastColumn="0" w:lastRowFirstColumn="0" w:lastRowLastColumn="0"/>
-            </w:pPr>
-          </w:p>
-        </w:tc>
-        <w:tc>
-          <w:tcPr>
-            <w:tcW w:w="2268" w:type="dxa"/>
-          </w:tcPr>
-          <w:p>
-            <w:pPr>
-              <w:cnfStyle w:val="000000100000" w:firstRow="0" w:lastRow="0" w:firstColumn="0" w:lastColumn="0" w:oddVBand="0" w:evenVBand="0" w:oddHBand="1" w:evenHBand="0" w:firstRowFirstColumn="0" w:firstRowLastColumn="0" w:lastRowFirstColumn="0" w:lastRowLastColumn="0"/>
-            </w:pPr>
-          </w:p>
-        </w:tc>
-        <w:tc>
-          <w:tcPr>
-            <w:tcW w:w="2154" w:type="dxa"/>
-          </w:tcPr>
-          <w:p>
-            <w:pPr>
-              <w:cnfStyle w:val="000000100000" w:firstRow="0" w:lastRow="0" w:firstColumn="0" w:lastColumn="0" w:oddVBand="0" w:evenVBand="0" w:oddHBand="1" w:evenHBand="0" w:firstRowFirstColumn="0" w:firstRowLastColumn="0" w:lastRowFirstColumn="0" w:lastRowLastColumn="0"/>
-            </w:pPr>
-          </w:p>
-        </w:tc>
-      </w:tr>
-      <w:tr>
-        <w:trPr>
-          <w:cnfStyle w:val="000000010000" w:firstRow="0" w:lastRow="0" w:firstColumn="0" w:lastColumn="0" w:oddVBand="0" w:evenVBand="0" w:oddHBand="0" w:evenHBand="1" w:firstRowFirstColumn="0" w:firstRowLastColumn="0" w:lastRowFirstColumn="0" w:lastRowLastColumn="0"/>
-        </w:trPr>
-        <w:tc>
-          <w:tcPr>
-            <w:cnfStyle w:val="001000000000" w:firstRow="0" w:lastRow="0" w:firstColumn="1" w:lastColumn="0" w:oddVBand="0" w:evenVBand="0" w:oddHBand="0" w:evenHBand="0" w:firstRowFirstColumn="0" w:firstRowLastColumn="0" w:lastRowFirstColumn="0" w:lastRowLastColumn="0"/>
-            <w:tcW w:w="2154" w:type="dxa"/>
-          </w:tcPr>
-          <w:p>
-            <w:r>
-              <w:rPr>
-                <w:rFonts w:ascii="Arial" w:hAnsi="Arial"/>
-                <w:sz w:val="21"/>
-              </w:rPr>
-              <w:t>Artifact #10</w:t>
-            </w:r>
-            <w:r>
-              <w:rPr>
-                <w:rFonts w:ascii="Arial" w:hAnsi="Arial"/>
-                <w:sz w:val="21"/>
-              </w:rPr>
-              <w:br/>
-            </w:r>
-            <w:r>
-              <w:rPr>
-                <w:rFonts w:ascii="Arial" w:hAnsi="Arial"/>
-                <w:sz w:val="21"/>
-              </w:rPr>
-              <w:br/>
-            </w:r>
-          </w:p>
-        </w:tc>
-        <w:tc>
-          <w:tcPr>
-            <w:tcW w:w="2041" w:type="dxa"/>
-          </w:tcPr>
-          <w:p>
-            <w:pPr>
-              <w:cnfStyle w:val="000000010000" w:firstRow="0" w:lastRow="0" w:firstColumn="0" w:lastColumn="0" w:oddVBand="0" w:evenVBand="0" w:oddHBand="0" w:evenHBand="1" w:firstRowFirstColumn="0" w:firstRowLastColumn="0" w:lastRowFirstColumn="0" w:lastRowLastColumn="0"/>
-            </w:pPr>
-          </w:p>
-        </w:tc>
-        <w:tc>
-          <w:tcPr>
-            <w:tcW w:w="1020" w:type="dxa"/>
-          </w:tcPr>
-          <w:p>
-            <w:pPr>
-              <w:cnfStyle w:val="000000010000" w:firstRow="0" w:lastRow="0" w:firstColumn="0" w:lastColumn="0" w:oddVBand="0" w:evenVBand="0" w:oddHBand="0" w:evenHBand="1" w:firstRowFirstColumn="0" w:firstRowLastColumn="0" w:lastRowFirstColumn="0" w:lastRowLastColumn="0"/>
-            </w:pPr>
-          </w:p>
-        </w:tc>
-        <w:tc>
-          <w:tcPr>
-            <w:tcW w:w="2268" w:type="dxa"/>
-          </w:tcPr>
-          <w:p>
-            <w:pPr>
-              <w:cnfStyle w:val="000000010000" w:firstRow="0" w:lastRow="0" w:firstColumn="0" w:lastColumn="0" w:oddVBand="0" w:evenVBand="0" w:oddHBand="0" w:evenHBand="1" w:firstRowFirstColumn="0" w:firstRowLastColumn="0" w:lastRowFirstColumn="0" w:lastRowLastColumn="0"/>
-            </w:pPr>
-          </w:p>
-        </w:tc>
-        <w:tc>
-          <w:tcPr>
-            <w:tcW w:w="2154" w:type="dxa"/>
-          </w:tcPr>
-          <w:p>
-            <w:pPr>
-              <w:cnfStyle w:val="000000010000" w:firstRow="0" w:lastRow="0" w:firstColumn="0" w:lastColumn="0" w:oddVBand="0" w:evenVBand="0" w:oddHBand="0" w:evenHBand="1" w:firstRowFirstColumn="0" w:firstRowLastColumn="0" w:lastRowFirstColumn="0" w:lastRowLastColumn="0"/>
-            </w:pPr>
+            <w:proofErr w:type="spellStart"/>
+            <w:r>
+              <w:t>Đã</w:t>
+            </w:r>
+            <w:proofErr w:type="spellEnd"/>
+            <w:r>
+              <w:t xml:space="preserve"> </w:t>
+            </w:r>
+            <w:proofErr w:type="spellStart"/>
+            <w:r>
+              <w:t>vạch</w:t>
+            </w:r>
+            <w:proofErr w:type="spellEnd"/>
+            <w:r>
+              <w:t xml:space="preserve"> </w:t>
+            </w:r>
+            <w:proofErr w:type="spellStart"/>
+            <w:r>
+              <w:t>trần</w:t>
+            </w:r>
+            <w:proofErr w:type="spellEnd"/>
+            <w:r>
+              <w:t xml:space="preserve"> </w:t>
+            </w:r>
+            <w:proofErr w:type="spellStart"/>
+            <w:r>
+              <w:t>và</w:t>
+            </w:r>
+            <w:proofErr w:type="spellEnd"/>
+            <w:r>
+              <w:t xml:space="preserve"> </w:t>
+            </w:r>
+            <w:proofErr w:type="spellStart"/>
+            <w:r>
+              <w:t>hiệu</w:t>
+            </w:r>
+            <w:proofErr w:type="spellEnd"/>
+            <w:r>
+              <w:t xml:space="preserve"> </w:t>
+            </w:r>
+            <w:proofErr w:type="spellStart"/>
+            <w:r>
+              <w:t>chỉnh</w:t>
+            </w:r>
+            <w:proofErr w:type="spellEnd"/>
+            <w:r>
+              <w:t xml:space="preserve"> </w:t>
+            </w:r>
+            <w:proofErr w:type="spellStart"/>
+            <w:r>
+              <w:t>toàn</w:t>
+            </w:r>
+            <w:proofErr w:type="spellEnd"/>
+            <w:r>
+              <w:t xml:space="preserve"> </w:t>
+            </w:r>
+            <w:proofErr w:type="spellStart"/>
+            <w:r>
+              <w:t>diện</w:t>
+            </w:r>
+            <w:proofErr w:type="spellEnd"/>
+            <w:r>
+              <w:t xml:space="preserve"> 20/20 </w:t>
+            </w:r>
+            <w:proofErr w:type="spellStart"/>
+            <w:r>
+              <w:t>sự</w:t>
+            </w:r>
+            <w:proofErr w:type="spellEnd"/>
+            <w:r>
+              <w:t xml:space="preserve"> </w:t>
+            </w:r>
+            <w:proofErr w:type="spellStart"/>
+            <w:r>
+              <w:t>cố</w:t>
+            </w:r>
+            <w:proofErr w:type="spellEnd"/>
+            <w:r>
+              <w:t xml:space="preserve">: 1. </w:t>
+            </w:r>
+            <w:proofErr w:type="spellStart"/>
+            <w:r>
+              <w:t>Chỉ</w:t>
+            </w:r>
+            <w:proofErr w:type="spellEnd"/>
+            <w:r>
+              <w:t xml:space="preserve"> </w:t>
+            </w:r>
+            <w:proofErr w:type="spellStart"/>
+            <w:r>
+              <w:t>ra</w:t>
+            </w:r>
+            <w:proofErr w:type="spellEnd"/>
+            <w:r>
+              <w:t xml:space="preserve"> </w:t>
+            </w:r>
+            <w:proofErr w:type="spellStart"/>
+            <w:r>
+              <w:t>chính</w:t>
+            </w:r>
+            <w:proofErr w:type="spellEnd"/>
+            <w:r>
+              <w:t xml:space="preserve"> </w:t>
+            </w:r>
+            <w:proofErr w:type="spellStart"/>
+            <w:r>
+              <w:t>xác</w:t>
+            </w:r>
+            <w:proofErr w:type="spellEnd"/>
+            <w:r>
+              <w:t xml:space="preserve"> 20 </w:t>
+            </w:r>
+            <w:proofErr w:type="spellStart"/>
+            <w:r>
+              <w:t>điểm</w:t>
+            </w:r>
+            <w:proofErr w:type="spellEnd"/>
+            <w:r>
+              <w:t xml:space="preserve"> </w:t>
+            </w:r>
+            <w:proofErr w:type="spellStart"/>
+            <w:r>
+              <w:t>ảo</w:t>
+            </w:r>
+            <w:proofErr w:type="spellEnd"/>
+            <w:r>
+              <w:t xml:space="preserve"> </w:t>
+            </w:r>
+            <w:proofErr w:type="spellStart"/>
+            <w:r>
+              <w:t>giác</w:t>
+            </w:r>
+            <w:proofErr w:type="spellEnd"/>
+            <w:r>
+              <w:t xml:space="preserve"> </w:t>
+            </w:r>
+            <w:proofErr w:type="spellStart"/>
+            <w:r>
+              <w:t>kỹ</w:t>
+            </w:r>
+            <w:proofErr w:type="spellEnd"/>
+            <w:r>
+              <w:t xml:space="preserve"> </w:t>
+            </w:r>
+            <w:proofErr w:type="spellStart"/>
+            <w:r>
+              <w:t>thuật</w:t>
+            </w:r>
+            <w:proofErr w:type="spellEnd"/>
+            <w:r>
+              <w:t xml:space="preserve"> </w:t>
+            </w:r>
+            <w:proofErr w:type="spellStart"/>
+            <w:r>
+              <w:t>của</w:t>
+            </w:r>
+            <w:proofErr w:type="spellEnd"/>
+            <w:r>
+              <w:t xml:space="preserve"> AI. 2. </w:t>
+            </w:r>
+            <w:proofErr w:type="spellStart"/>
+            <w:r>
+              <w:t>Khôi</w:t>
+            </w:r>
+            <w:proofErr w:type="spellEnd"/>
+            <w:r>
+              <w:t xml:space="preserve"> </w:t>
+            </w:r>
+            <w:proofErr w:type="spellStart"/>
+            <w:r>
+              <w:t>phục</w:t>
+            </w:r>
+            <w:proofErr w:type="spellEnd"/>
+            <w:r>
+              <w:t xml:space="preserve"> </w:t>
+            </w:r>
+            <w:proofErr w:type="spellStart"/>
+            <w:r>
+              <w:t>nguyên</w:t>
+            </w:r>
+            <w:proofErr w:type="spellEnd"/>
+            <w:r>
+              <w:t xml:space="preserve"> </w:t>
+            </w:r>
+            <w:proofErr w:type="spellStart"/>
+            <w:r>
+              <w:t>nhân</w:t>
+            </w:r>
+            <w:proofErr w:type="spellEnd"/>
+            <w:r>
+              <w:t xml:space="preserve"> </w:t>
+            </w:r>
+            <w:proofErr w:type="spellStart"/>
+            <w:r>
+              <w:t>gốc</w:t>
+            </w:r>
+            <w:proofErr w:type="spellEnd"/>
+            <w:r>
+              <w:t xml:space="preserve"> </w:t>
+            </w:r>
+            <w:proofErr w:type="spellStart"/>
+            <w:r>
+              <w:t>rễ</w:t>
+            </w:r>
+            <w:proofErr w:type="spellEnd"/>
+            <w:r>
+              <w:t xml:space="preserve"> (RCA) </w:t>
+            </w:r>
+            <w:proofErr w:type="spellStart"/>
+            <w:r>
+              <w:t>từ</w:t>
+            </w:r>
+            <w:proofErr w:type="spellEnd"/>
+            <w:r>
+              <w:t xml:space="preserve"> </w:t>
+            </w:r>
+            <w:proofErr w:type="spellStart"/>
+            <w:r>
+              <w:t>tài</w:t>
+            </w:r>
+            <w:proofErr w:type="spellEnd"/>
+            <w:r>
+              <w:t xml:space="preserve"> </w:t>
+            </w:r>
+            <w:proofErr w:type="spellStart"/>
+            <w:r>
+              <w:t>liệu</w:t>
+            </w:r>
+            <w:proofErr w:type="spellEnd"/>
+            <w:r>
+              <w:t xml:space="preserve"> </w:t>
+            </w:r>
+            <w:proofErr w:type="spellStart"/>
+            <w:r>
+              <w:t>chính</w:t>
+            </w:r>
+            <w:proofErr w:type="spellEnd"/>
+            <w:r>
+              <w:t xml:space="preserve"> </w:t>
+            </w:r>
+            <w:proofErr w:type="spellStart"/>
+            <w:r>
+              <w:t>thức</w:t>
+            </w:r>
+            <w:proofErr w:type="spellEnd"/>
+            <w:r>
+              <w:t xml:space="preserve">. 3. Rút </w:t>
+            </w:r>
+            <w:proofErr w:type="spellStart"/>
+            <w:r>
+              <w:t>ra</w:t>
+            </w:r>
+            <w:proofErr w:type="spellEnd"/>
+            <w:r>
+              <w:t xml:space="preserve"> </w:t>
+            </w:r>
+            <w:proofErr w:type="spellStart"/>
+            <w:r>
+              <w:t>bài</w:t>
+            </w:r>
+            <w:proofErr w:type="spellEnd"/>
+            <w:r>
+              <w:t xml:space="preserve"> </w:t>
+            </w:r>
+            <w:proofErr w:type="spellStart"/>
+            <w:r>
+              <w:t>học</w:t>
+            </w:r>
+            <w:proofErr w:type="spellEnd"/>
+            <w:r>
+              <w:t xml:space="preserve"> </w:t>
+            </w:r>
+            <w:proofErr w:type="spellStart"/>
+            <w:r>
+              <w:t>kiểm</w:t>
+            </w:r>
+            <w:proofErr w:type="spellEnd"/>
+            <w:r>
+              <w:t xml:space="preserve"> </w:t>
+            </w:r>
+            <w:proofErr w:type="spellStart"/>
+            <w:r>
+              <w:t>thử</w:t>
+            </w:r>
+            <w:proofErr w:type="spellEnd"/>
+            <w:r>
+              <w:t xml:space="preserve"> </w:t>
+            </w:r>
+            <w:proofErr w:type="spellStart"/>
+            <w:r>
+              <w:t>giá</w:t>
+            </w:r>
+            <w:proofErr w:type="spellEnd"/>
+            <w:r>
+              <w:t xml:space="preserve"> </w:t>
+            </w:r>
+            <w:proofErr w:type="spellStart"/>
+            <w:r>
+              <w:t>trị</w:t>
+            </w:r>
+            <w:proofErr w:type="spellEnd"/>
+            <w:r>
+              <w:t xml:space="preserve"> </w:t>
+            </w:r>
+            <w:proofErr w:type="spellStart"/>
+            <w:r>
+              <w:t>biên</w:t>
+            </w:r>
+            <w:proofErr w:type="spellEnd"/>
+            <w:r>
+              <w:t xml:space="preserve">, </w:t>
+            </w:r>
+            <w:proofErr w:type="spellStart"/>
+            <w:r>
+              <w:t>máy</w:t>
+            </w:r>
+            <w:proofErr w:type="spellEnd"/>
+            <w:r>
+              <w:t xml:space="preserve"> </w:t>
+            </w:r>
+            <w:proofErr w:type="spellStart"/>
+            <w:r>
+              <w:t>trạng</w:t>
+            </w:r>
+            <w:proofErr w:type="spellEnd"/>
+            <w:r>
+              <w:t xml:space="preserve"> </w:t>
+            </w:r>
+            <w:proofErr w:type="spellStart"/>
+            <w:r>
+              <w:t>thái</w:t>
+            </w:r>
+            <w:proofErr w:type="spellEnd"/>
+            <w:r>
+              <w:t xml:space="preserve">, chaos testing </w:t>
+            </w:r>
+            <w:proofErr w:type="spellStart"/>
+            <w:r>
+              <w:t>và</w:t>
+            </w:r>
+            <w:proofErr w:type="spellEnd"/>
+            <w:r>
+              <w:t xml:space="preserve"> </w:t>
+            </w:r>
+            <w:proofErr w:type="spellStart"/>
+            <w:r>
+              <w:t>bảo</w:t>
+            </w:r>
+            <w:proofErr w:type="spellEnd"/>
+            <w:r>
+              <w:t xml:space="preserve"> </w:t>
+            </w:r>
+            <w:proofErr w:type="spellStart"/>
+            <w:r>
+              <w:t>vệ</w:t>
+            </w:r>
+            <w:proofErr w:type="spellEnd"/>
+            <w:r>
+              <w:t xml:space="preserve"> </w:t>
+            </w:r>
+            <w:proofErr w:type="spellStart"/>
+            <w:r>
+              <w:t>dữ</w:t>
+            </w:r>
+            <w:proofErr w:type="spellEnd"/>
+            <w:r>
+              <w:t xml:space="preserve"> </w:t>
+            </w:r>
+            <w:proofErr w:type="spellStart"/>
+            <w:r>
+              <w:t>liệu</w:t>
+            </w:r>
+            <w:proofErr w:type="spellEnd"/>
+            <w:r>
+              <w:t xml:space="preserve"> </w:t>
+            </w:r>
+            <w:proofErr w:type="spellStart"/>
+            <w:r>
+              <w:t>nhạy</w:t>
+            </w:r>
+            <w:proofErr w:type="spellEnd"/>
+            <w:r>
+              <w:t xml:space="preserve"> </w:t>
+            </w:r>
+            <w:proofErr w:type="spellStart"/>
+            <w:r>
+              <w:t>cảm</w:t>
+            </w:r>
+            <w:proofErr w:type="spellEnd"/>
+            <w:r>
+              <w:t>.</w:t>
+            </w:r>
           </w:p>
         </w:tc>
       </w:tr>
@@ -1678,6 +4865,9 @@
             <w:pPr>
               <w:cnfStyle w:val="000000100000" w:firstRow="0" w:lastRow="0" w:firstColumn="0" w:lastColumn="0" w:oddVBand="0" w:evenVBand="0" w:oddHBand="1" w:evenHBand="0" w:firstRowFirstColumn="0" w:firstRowLastColumn="0" w:lastRowFirstColumn="0" w:lastRowLastColumn="0"/>
             </w:pPr>
+            <w:r>
+              <w:t>22</w:t>
+            </w:r>
           </w:p>
         </w:tc>
         <w:tc>
@@ -1688,6 +4878,9 @@
             <w:pPr>
               <w:cnfStyle w:val="000000100000" w:firstRow="0" w:lastRow="0" w:firstColumn="0" w:lastColumn="0" w:oddVBand="0" w:evenVBand="0" w:oddHBand="1" w:evenHBand="0" w:firstRowFirstColumn="0" w:firstRowLastColumn="0" w:lastRowFirstColumn="0" w:lastRowLastColumn="0"/>
             </w:pPr>
+            <w:r>
+              <w:t>100.0%</w:t>
+            </w:r>
           </w:p>
         </w:tc>
       </w:tr>
@@ -1706,6 +4899,7 @@
                 <w:rFonts w:ascii="Arial" w:hAnsi="Arial"/>
                 <w:sz w:val="21"/>
               </w:rPr>
+              <w:lastRenderedPageBreak/>
               <w:t>VALID (correct, accepted as-is)</w:t>
             </w:r>
           </w:p>
@@ -1718,6 +4912,9 @@
             <w:pPr>
               <w:cnfStyle w:val="000000010000" w:firstRow="0" w:lastRow="0" w:firstColumn="0" w:lastColumn="0" w:oddVBand="0" w:evenVBand="0" w:oddHBand="0" w:evenHBand="1" w:firstRowFirstColumn="0" w:firstRowLastColumn="0" w:lastRowFirstColumn="0" w:lastRowLastColumn="0"/>
             </w:pPr>
+            <w:r>
+              <w:t>0</w:t>
+            </w:r>
           </w:p>
         </w:tc>
         <w:tc>
@@ -1733,7 +4930,7 @@
                 <w:rFonts w:ascii="Arial" w:hAnsi="Arial"/>
                 <w:sz w:val="21"/>
               </w:rPr>
-              <w:t>%</w:t>
+              <w:t>0.0%</w:t>
             </w:r>
           </w:p>
         </w:tc>
@@ -1765,6 +4962,9 @@
             <w:pPr>
               <w:cnfStyle w:val="000000100000" w:firstRow="0" w:lastRow="0" w:firstColumn="0" w:lastColumn="0" w:oddVBand="0" w:evenVBand="0" w:oddHBand="1" w:evenHBand="0" w:firstRowFirstColumn="0" w:firstRowLastColumn="0" w:lastRowFirstColumn="0" w:lastRowLastColumn="0"/>
             </w:pPr>
+            <w:r>
+              <w:t>20</w:t>
+            </w:r>
           </w:p>
         </w:tc>
         <w:tc>
@@ -1780,7 +4980,7 @@
                 <w:rFonts w:ascii="Arial" w:hAnsi="Arial"/>
                 <w:sz w:val="21"/>
               </w:rPr>
-              <w:t>%</w:t>
+              <w:t>90.9%</w:t>
             </w:r>
           </w:p>
         </w:tc>
@@ -1812,6 +5012,9 @@
             <w:pPr>
               <w:cnfStyle w:val="000000010000" w:firstRow="0" w:lastRow="0" w:firstColumn="0" w:lastColumn="0" w:oddVBand="0" w:evenVBand="0" w:oddHBand="0" w:evenHBand="1" w:firstRowFirstColumn="0" w:firstRowLastColumn="0" w:lastRowFirstColumn="0" w:lastRowLastColumn="0"/>
             </w:pPr>
+            <w:r>
+              <w:t>2</w:t>
+            </w:r>
           </w:p>
         </w:tc>
         <w:tc>
@@ -1827,7 +5030,7 @@
                 <w:rFonts w:ascii="Arial" w:hAnsi="Arial"/>
                 <w:sz w:val="21"/>
               </w:rPr>
-              <w:t>%</w:t>
+              <w:t>9.1%</w:t>
             </w:r>
           </w:p>
         </w:tc>
@@ -1857,48 +5060,21 @@
         <w:rPr>
           <w:rFonts w:ascii="Arial" w:hAnsi="Arial"/>
         </w:rPr>
-        <w:t>__________________________________________________________________________________________</w:t>
+        <w:t xml:space="preserve">Through rigorous empirical auditing across three core testing domains, a consistent operational pattern emerges regarding Large Language Models (LLMs) in Quality Assurance: • When AI should be used: AI excels as an accelerator for structural scaffolding, syntactic boilerplate generation (Mermaid </w:t>
       </w:r>
-    </w:p>
-    <w:p>
+      <w:proofErr w:type="spellStart"/>
       <w:r>
         <w:rPr>
           <w:rFonts w:ascii="Arial" w:hAnsi="Arial"/>
         </w:rPr>
-        <w:lastRenderedPageBreak/>
-        <w:t>__________________________________________________________________________________________</w:t>
+        <w:t>mindmaps</w:t>
       </w:r>
-    </w:p>
-    <w:p>
+      <w:proofErr w:type="spellEnd"/>
       <w:r>
         <w:rPr>
           <w:rFonts w:ascii="Arial" w:hAnsi="Arial"/>
         </w:rPr>
-        <w:t>__________________________________________________________________________________________</w:t>
-      </w:r>
-    </w:p>
-    <w:p>
-      <w:r>
-        <w:rPr>
-          <w:rFonts w:ascii="Arial" w:hAnsi="Arial"/>
-        </w:rPr>
-        <w:t>__________________________________________________________________________________________</w:t>
-      </w:r>
-    </w:p>
-    <w:p>
-      <w:r>
-        <w:rPr>
-          <w:rFonts w:ascii="Arial" w:hAnsi="Arial"/>
-        </w:rPr>
-        <w:t>__________________________________________________________________________________________</w:t>
-      </w:r>
-    </w:p>
-    <w:p>
-      <w:r>
-        <w:rPr>
-          <w:rFonts w:ascii="Arial" w:hAnsi="Arial"/>
-        </w:rPr>
-        <w:t>__________________________________________________________________________________________</w:t>
+        <w:t>, Markdown tables, standard regex/test templates), and aggregating initial high-level domain information. It significantly reduces cognitive friction during the preliminary drafting phase. • When AI must NOT be used (or strictly gated): AI completely fails in physical embodiment reasoning, hardware fault modes (e.g., mechanical friction wear, resonance vibrations, electrical arcing), and safety-critical root cause analysis. When prompted with leading or biased queries, LLMs consistently exhibit confirmation bias, sycophancy, and severe technical hallucinations rather than questioning flawed premises. • Guideline for QA Engineers: AI should only be treated as a junior brainstorming assistant under a mandatory 'Zero-Trust' policy. Final test case approval and defect verification must always remain guarded by human engineers equipped with ISTQB principles, formal standards (IEC/ISO), and hands-on empirical validation.</w:t>
       </w:r>
     </w:p>
     <w:p>
@@ -1921,7 +5097,39 @@
           <w:rFonts w:ascii="Arial" w:hAnsi="Arial"/>
           <w:i/>
         </w:rPr>
-        <w:t>"[Test cases / script / dataset / report] was initially generated by [AI tool name]; I reviewed and modified [section X], added [edge cases Y, Z]; [section W] was written entirely by me. The detailed AI Audit Report is attached as Appendix A. I confirm I did not use AI to generate any artifact listed in the prohibited category."</w:t>
+        <w:t xml:space="preserve">"The QA/QC </w:t>
+      </w:r>
+      <w:proofErr w:type="spellStart"/>
+      <w:r>
+        <w:rPr>
+          <w:rFonts w:ascii="Arial" w:hAnsi="Arial"/>
+          <w:i/>
+        </w:rPr>
+        <w:t>Mindmap</w:t>
+      </w:r>
+      <w:proofErr w:type="spellEnd"/>
+      <w:r>
+        <w:rPr>
+          <w:rFonts w:ascii="Arial" w:hAnsi="Arial"/>
+          <w:i/>
+        </w:rPr>
+        <w:t xml:space="preserve"> and initial physical test cases were initially generated by Antigravity Assistant (Model: Gemini 3.8 Flash High); I reviewed and modified the entire hierarchy and static testing responsibilities in the </w:t>
+      </w:r>
+      <w:proofErr w:type="spellStart"/>
+      <w:r>
+        <w:rPr>
+          <w:rFonts w:ascii="Arial" w:hAnsi="Arial"/>
+          <w:i/>
+        </w:rPr>
+        <w:t>Mindmap</w:t>
+      </w:r>
+      <w:proofErr w:type="spellEnd"/>
+      <w:r>
+        <w:rPr>
+          <w:rFonts w:ascii="Arial" w:hAnsi="Arial"/>
+          <w:i/>
+        </w:rPr>
+        <w:t>, added 4 physical edge cases (deadlock, gear slippage, resonance, arcing); the 10 job market analyses, 20 defect verification audits, 15 formal test executions, and 5 video demonstrations were conducted and written entirely by me. The detailed AI Audit Report is attached as Appendix A. I confirm I did not use AI to generate any artifact listed in the prohibited category."</w:t>
       </w:r>
     </w:p>
     <w:p>
@@ -1974,6 +5182,9 @@
             <w:pPr>
               <w:cnfStyle w:val="100000000000" w:firstRow="1" w:lastRow="0" w:firstColumn="0" w:lastColumn="0" w:oddVBand="0" w:evenVBand="0" w:oddHBand="0" w:evenHBand="0" w:firstRowFirstColumn="0" w:firstRowLastColumn="0" w:lastRowFirstColumn="0" w:lastRowLastColumn="0"/>
             </w:pPr>
+            <w:r>
+              <w:t>NGUYỄN BẢO AN</w:t>
+            </w:r>
           </w:p>
         </w:tc>
       </w:tr>
@@ -2005,6 +5216,9 @@
             <w:pPr>
               <w:cnfStyle w:val="000000100000" w:firstRow="0" w:lastRow="0" w:firstColumn="0" w:lastColumn="0" w:oddVBand="0" w:evenVBand="0" w:oddHBand="1" w:evenHBand="0" w:firstRowFirstColumn="0" w:firstRowLastColumn="0" w:lastRowFirstColumn="0" w:lastRowLastColumn="0"/>
             </w:pPr>
+            <w:r>
+              <w:t>23120207</w:t>
+            </w:r>
           </w:p>
         </w:tc>
       </w:tr>
@@ -2036,6 +5250,9 @@
             <w:pPr>
               <w:cnfStyle w:val="000000010000" w:firstRow="0" w:lastRow="0" w:firstColumn="0" w:lastColumn="0" w:oddVBand="0" w:evenVBand="0" w:oddHBand="0" w:evenHBand="1" w:firstRowFirstColumn="0" w:firstRowLastColumn="0" w:lastRowFirstColumn="0" w:lastRowLastColumn="0"/>
             </w:pPr>
+            <w:r>
+              <w:t>23CLC01</w:t>
+            </w:r>
           </w:p>
         </w:tc>
       </w:tr>
@@ -2072,21 +5289,7 @@
                 <w:rFonts w:ascii="Arial" w:hAnsi="Arial"/>
                 <w:sz w:val="21"/>
               </w:rPr>
-              <w:t>CS423 / CSC1</w:t>
-            </w:r>
-            <w:r>
-              <w:rPr>
-                <w:rFonts w:ascii="Arial" w:hAnsi="Arial"/>
-                <w:sz w:val="21"/>
-              </w:rPr>
-              <w:t>3</w:t>
-            </w:r>
-            <w:r>
-              <w:rPr>
-                <w:rFonts w:ascii="Arial" w:hAnsi="Arial"/>
-                <w:sz w:val="21"/>
-              </w:rPr>
-              <w:t>003 – Software Testing</w:t>
+              <w:t>CS423 / CSC13003 – Software Testing</w:t>
             </w:r>
           </w:p>
         </w:tc>
@@ -2119,6 +5322,9 @@
             <w:pPr>
               <w:cnfStyle w:val="000000010000" w:firstRow="0" w:lastRow="0" w:firstColumn="0" w:lastColumn="0" w:oddVBand="0" w:evenVBand="0" w:oddHBand="0" w:evenHBand="1" w:firstRowFirstColumn="0" w:firstRowLastColumn="0" w:lastRowFirstColumn="0" w:lastRowLastColumn="0"/>
             </w:pPr>
+            <w:r>
+              <w:t>Dr. Lam Quang Vu / Dr. Tran Duy Hoang</w:t>
+            </w:r>
           </w:p>
         </w:tc>
       </w:tr>
@@ -2150,6 +5356,9 @@
             <w:pPr>
               <w:cnfStyle w:val="000000100000" w:firstRow="0" w:lastRow="0" w:firstColumn="0" w:lastColumn="0" w:oddVBand="0" w:evenVBand="0" w:oddHBand="1" w:evenHBand="0" w:firstRowFirstColumn="0" w:firstRowLastColumn="0" w:lastRowFirstColumn="0" w:lastRowLastColumn="0"/>
             </w:pPr>
+            <w:r>
+              <w:t>26/09/2026</w:t>
+            </w:r>
           </w:p>
         </w:tc>
       </w:tr>
@@ -2181,6 +5390,33 @@
             <w:pPr>
               <w:cnfStyle w:val="000000010000" w:firstRow="0" w:lastRow="0" w:firstColumn="0" w:lastColumn="0" w:oddVBand="0" w:evenVBand="0" w:oddHBand="0" w:evenHBand="1" w:firstRowFirstColumn="0" w:firstRowLastColumn="0" w:lastRowFirstColumn="0" w:lastRowLastColumn="0"/>
             </w:pPr>
+            <w:r>
+              <w:t xml:space="preserve">Nguyễn Bảo </w:t>
+            </w:r>
+            <w:proofErr w:type="gramStart"/>
+            <w:r>
+              <w:t>An</w:t>
+            </w:r>
+            <w:proofErr w:type="gramEnd"/>
+            <w:r>
+              <w:t xml:space="preserve"> (</w:t>
+            </w:r>
+            <w:proofErr w:type="spellStart"/>
+            <w:r>
+              <w:t>Đã</w:t>
+            </w:r>
+            <w:proofErr w:type="spellEnd"/>
+            <w:r>
+              <w:t xml:space="preserve"> </w:t>
+            </w:r>
+            <w:proofErr w:type="spellStart"/>
+            <w:r>
+              <w:t>ký</w:t>
+            </w:r>
+            <w:proofErr w:type="spellEnd"/>
+            <w:r>
+              <w:t>)</w:t>
+            </w:r>
           </w:p>
         </w:tc>
       </w:tr>
@@ -2193,6 +5429,7 @@
         <w:rPr>
           <w:rFonts w:ascii="Arial" w:hAnsi="Arial"/>
         </w:rPr>
+        <w:lastRenderedPageBreak/>
         <w:t>References</w:t>
       </w:r>
     </w:p>
@@ -2200,11 +5437,19 @@
       <w:pPr>
         <w:pStyle w:val="ListBullet"/>
       </w:pPr>
+      <w:proofErr w:type="spellStart"/>
       <w:r>
         <w:rPr>
           <w:rFonts w:ascii="Arial" w:hAnsi="Arial"/>
         </w:rPr>
-        <w:t>Kharbach, M. (2026). AI Use Policy Templates for Higher Education. CC BY-NC-SA 4.0.</w:t>
+        <w:t>Kharbach</w:t>
+      </w:r>
+      <w:proofErr w:type="spellEnd"/>
+      <w:r>
+        <w:rPr>
+          <w:rFonts w:ascii="Arial" w:hAnsi="Arial"/>
+        </w:rPr>
+        <w:t>, M. (2026). AI Use Policy Templates for Higher Education. CC BY-NC-SA 4.0.</w:t>
       </w:r>
     </w:p>
     <w:p>
@@ -2266,11 +5511,33 @@
       <w:pPr>
         <w:pStyle w:val="ListBullet"/>
       </w:pPr>
+      <w:proofErr w:type="spellStart"/>
       <w:r>
         <w:rPr>
           <w:rFonts w:ascii="Arial" w:hAnsi="Arial"/>
         </w:rPr>
-        <w:t>DeepEval &amp; Promptfoo documentation — testing frameworks for LLM systems.</w:t>
+        <w:t>DeepEval</w:t>
+      </w:r>
+      <w:proofErr w:type="spellEnd"/>
+      <w:r>
+        <w:rPr>
+          <w:rFonts w:ascii="Arial" w:hAnsi="Arial"/>
+        </w:rPr>
+        <w:t xml:space="preserve"> &amp; </w:t>
+      </w:r>
+      <w:proofErr w:type="spellStart"/>
+      <w:r>
+        <w:rPr>
+          <w:rFonts w:ascii="Arial" w:hAnsi="Arial"/>
+        </w:rPr>
+        <w:t>Promptfoo</w:t>
+      </w:r>
+      <w:proofErr w:type="spellEnd"/>
+      <w:r>
+        <w:rPr>
+          <w:rFonts w:ascii="Arial" w:hAnsi="Arial"/>
+        </w:rPr>
+        <w:t xml:space="preserve"> documentation — testing frameworks for LLM systems.</w:t>
       </w:r>
     </w:p>
     <w:sectPr>
@@ -2284,7 +5551,7 @@
 </file>
 
 <file path=word/numbering.xml><?xml version="1.0" encoding="utf-8"?>
-<w:numbering xmlns:wpc="http://schemas.microsoft.com/office/word/2010/wordprocessingCanvas" xmlns:cx="http://schemas.microsoft.com/office/drawing/2014/chartex" xmlns:cx1="http://schemas.microsoft.com/office/drawing/2015/9/8/chartex" xmlns:cx2="http://schemas.microsoft.com/office/drawing/2015/10/21/chartex" xmlns:cx3="http://schemas.microsoft.com/office/drawing/2016/5/9/chartex" xmlns:cx4="http://schemas.microsoft.com/office/drawing/2016/5/10/chartex" xmlns:cx5="http://schemas.microsoft.com/office/drawing/2016/5/11/chartex" xmlns:cx6="http://schemas.microsoft.com/office/drawing/2016/5/12/chartex" xmlns:cx7="http://schemas.microsoft.com/office/drawing/2016/5/13/chartex" xmlns:cx8="http://schemas.microsoft.com/office/drawing/2016/5/14/chartex" xmlns:mc="http://schemas.openxmlformats.org/markup-compatibility/2006" xmlns:aink="http://schemas.microsoft.com/office/drawing/2016/ink" xmlns:am3d="http://schemas.microsoft.com/office/drawing/2017/model3d" xmlns:o="urn:schemas-microsoft-com:office:office" xmlns:oel="http://schemas.microsoft.com/office/2019/extlst" xmlns:r="http://schemas.openxmlformats.org/officeDocument/2006/relationships" xmlns:m="http://schemas.openxmlformats.org/officeDocument/2006/math" xmlns:v="urn:schemas-microsoft-com:vml" xmlns:wp14="http://schemas.microsoft.com/office/word/2010/wordprocessingDrawing" xmlns:wp="http://schemas.openxmlformats.org/drawingml/2006/wordprocessingDrawing" xmlns:w10="urn:schemas-microsoft-com:office:word" xmlns:w="http://schemas.openxmlformats.org/wordprocessingml/2006/main" xmlns:w14="http://schemas.microsoft.com/office/word/2010/wordml" xmlns:w15="http://schemas.microsoft.com/office/word/2012/wordml" xmlns:w16cex="http://schemas.microsoft.com/office/word/2018/wordml/cex" xmlns:w16cid="http://schemas.microsoft.com/office/word/2016/wordml/cid" xmlns:w16="http://schemas.microsoft.com/office/word/2018/wordml" xmlns:w16du="http://schemas.microsoft.com/office/word/2023/wordml/word16du" xmlns:w16sdtdh="http://schemas.microsoft.com/office/word/2020/wordml/sdtdatahash" xmlns:w16sdtfl="http://schemas.microsoft.com/office/word/2024/wordml/sdtformatlock" xmlns:w16se="http://schemas.microsoft.com/office/word/2015/wordml/symex" xmlns:wpg="http://schemas.microsoft.com/office/word/2010/wordprocessingGroup" xmlns:wpi="http://schemas.microsoft.com/office/word/2010/wordprocessingInk" xmlns:wne="http://schemas.microsoft.com/office/word/2006/wordml" xmlns:wps="http://schemas.microsoft.com/office/word/2010/wordprocessingShape" mc:Ignorable="w14 w15 w16se w16cid w16 w16cex w16sdtdh w16sdtfl w16du wp14">
+<w:numbering xmlns:wpc="http://schemas.microsoft.com/office/word/2010/wordprocessingCanvas" xmlns:cx="http://schemas.microsoft.com/office/drawing/2014/chartex" xmlns:cx1="http://schemas.microsoft.com/office/drawing/2015/9/8/chartex" xmlns:cx2="http://schemas.microsoft.com/office/drawing/2015/10/21/chartex" xmlns:cx3="http://schemas.microsoft.com/office/drawing/2016/5/9/chartex" xmlns:cx4="http://schemas.microsoft.com/office/drawing/2016/5/10/chartex" xmlns:cx5="http://schemas.microsoft.com/office/drawing/2016/5/11/chartex" xmlns:cx6="http://schemas.microsoft.com/office/drawing/2016/5/12/chartex" xmlns:cx7="http://schemas.microsoft.com/office/drawing/2016/5/13/chartex" xmlns:cx8="http://schemas.microsoft.com/office/drawing/2016/5/14/chartex" xmlns:mc="http://schemas.openxmlformats.org/markup-compatibility/2006" xmlns:m="http://schemas.openxmlformats.org/officeDocument/2006/math" xmlns:aink="http://schemas.microsoft.com/office/drawing/2016/ink" xmlns:am3d="http://schemas.microsoft.com/office/drawing/2017/model3d" xmlns:oel="http://schemas.microsoft.com/office/2019/extlst" xmlns:r="http://schemas.openxmlformats.org/officeDocument/2006/relationships" xmlns:wp14="http://schemas.microsoft.com/office/word/2010/wordprocessingDrawing" xmlns:wp="http://schemas.openxmlformats.org/drawingml/2006/wordprocessingDrawing" xmlns:wpg="http://schemas.microsoft.com/office/word/2010/wordprocessingGroup" xmlns:wpi="http://schemas.microsoft.com/office/word/2010/wordprocessingInk" xmlns:wps="http://schemas.microsoft.com/office/word/2010/wordprocessingShape" xmlns:o="urn:schemas-microsoft-com:office:office" xmlns:v="urn:schemas-microsoft-com:vml" xmlns:w10="urn:schemas-microsoft-com:office:word" xmlns:w="http://schemas.openxmlformats.org/wordprocessingml/2006/main" xmlns:w14="http://schemas.microsoft.com/office/word/2010/wordml" xmlns:w15="http://schemas.microsoft.com/office/word/2012/wordml" xmlns:w16cex="http://schemas.microsoft.com/office/word/2018/wordml/cex" xmlns:w16cid="http://schemas.microsoft.com/office/word/2016/wordml/cid" xmlns:w16="http://schemas.microsoft.com/office/word/2018/wordml" xmlns:w16sdtdh="http://schemas.microsoft.com/office/word/2020/wordml/sdtdatahash" xmlns:w16sdtfl="http://schemas.microsoft.com/office/word/2024/wordml/sdtformatlock" xmlns:w16se="http://schemas.microsoft.com/office/word/2015/wordml/symex" xmlns:w16du="http://schemas.microsoft.com/office/word/2023/wordml/word16du" xmlns:wne="http://schemas.microsoft.com/office/word/2006/wordml" mc:Ignorable="w14 w15 w16se w16cid w16 w16cex w16sdtdh w16sdtfl w16du wp14">
   <w:abstractNum w:abstractNumId="0" w15:restartNumberingAfterBreak="0">
     <w:nsid w:val="FFFFFF7C"/>
     <w:multiLevelType w:val="singleLevel"/>
@@ -2487,7 +5754,7 @@
 </file>
 
 <file path=word/styles.xml><?xml version="1.0" encoding="utf-8"?>
-<w:styles xmlns:mc="http://schemas.openxmlformats.org/markup-compatibility/2006" xmlns:r="http://schemas.openxmlformats.org/officeDocument/2006/relationships" xmlns:w="http://schemas.openxmlformats.org/wordprocessingml/2006/main" xmlns:w14="http://schemas.microsoft.com/office/word/2010/wordml" xmlns:w15="http://schemas.microsoft.com/office/word/2012/wordml" xmlns:w16cex="http://schemas.microsoft.com/office/word/2018/wordml/cex" xmlns:w16cid="http://schemas.microsoft.com/office/word/2016/wordml/cid" xmlns:w16="http://schemas.microsoft.com/office/word/2018/wordml" xmlns:w16du="http://schemas.microsoft.com/office/word/2023/wordml/word16du" xmlns:w16sdtdh="http://schemas.microsoft.com/office/word/2020/wordml/sdtdatahash" xmlns:w16sdtfl="http://schemas.microsoft.com/office/word/2024/wordml/sdtformatlock" xmlns:w16se="http://schemas.microsoft.com/office/word/2015/wordml/symex" mc:Ignorable="w14 w15 w16se w16cid w16 w16cex w16sdtdh w16sdtfl w16du">
+<w:styles xmlns:mc="http://schemas.openxmlformats.org/markup-compatibility/2006" xmlns:r="http://schemas.openxmlformats.org/officeDocument/2006/relationships" xmlns:w="http://schemas.openxmlformats.org/wordprocessingml/2006/main" xmlns:w14="http://schemas.microsoft.com/office/word/2010/wordml" xmlns:w15="http://schemas.microsoft.com/office/word/2012/wordml" xmlns:w16cex="http://schemas.microsoft.com/office/word/2018/wordml/cex" xmlns:w16cid="http://schemas.microsoft.com/office/word/2016/wordml/cid" xmlns:w16="http://schemas.microsoft.com/office/word/2018/wordml" xmlns:w16sdtdh="http://schemas.microsoft.com/office/word/2020/wordml/sdtdatahash" xmlns:w16sdtfl="http://schemas.microsoft.com/office/word/2024/wordml/sdtformatlock" xmlns:w16se="http://schemas.microsoft.com/office/word/2015/wordml/symex" xmlns:w16du="http://schemas.microsoft.com/office/word/2023/wordml/word16du" mc:Ignorable="w14 w15 w16se w16cid w16 w16cex w16sdtdh w16sdtfl w16du">
   <w:docDefaults>
     <w:rPrDefault>
       <w:rPr>
